--- a/probenplanung/02_Probentage/Orchesterprobe_2026-10-09.docx
+++ b/probenplanung/02_Probentage/Orchesterprobe_2026-10-09.docx
@@ -55,7 +55,7 @@
           <w:sz w:val="23"/>
           <w:szCs w:val="23"/>
         </w:rPr>
-        <w:t xml:space="preserve">Die schweren Stellen — und was an ihnen zu hören ist.</w:t>
+        <w:t xml:space="preserve">Sechs Stücke in zwei Stunden. Pro Stück ein Durchlauf und zwei Stellen.</w:t>
       </w:r>
     </w:p>
     <w:p>
@@ -74,7 +74,7 @@
           <w:sz w:val="17"/>
           <w:szCs w:val="17"/>
         </w:rPr>
-        <w:t xml:space="preserve">Fr 09.10.2026 · 19:30–21:30 · NAK München-Laim · Orchester allein · 2 Stunden</w:t>
+        <w:t xml:space="preserve">Fr 09.10.2026 · 19:30–21:30 · NAK München-Laim · Nr. 1 · 2 · 4 · 7 · 10 · 11</w:t>
       </w:r>
     </w:p>
     <w:p>
@@ -116,7 +116,7 @@
           <w:sz w:val="15"/>
           <w:szCs w:val="15"/>
         </w:rPr>
-        <w:t xml:space="preserve">Die Lage</w:t>
+        <w:t xml:space="preserve">Die Rechnung</w:t>
       </w:r>
     </w:p>
     <w:p>
@@ -133,7 +133,7 @@
           <w:sz w:val="30"/>
           <w:szCs w:val="30"/>
         </w:rPr>
-        <w:t xml:space="preserve">Warum heute mehr entschieden wird als geprobt</w:t>
+        <w:t xml:space="preserve">Was in 15 Minuten pro Stück geht — und was nicht</w:t>
       </w:r>
     </w:p>
     <w:p>
@@ -160,21 +160,21 @@
           <w:sz w:val="19"/>
           <w:szCs w:val="19"/>
         </w:rPr>
-        <w:t xml:space="preserve">Nach heute sieht das Orchester sieben Wochen lang keine Probe. </w:t>
-      </w:r>
-      <w:r>
-        <w:rPr>
-          <w:rFonts w:ascii="Calibri" w:cs="Calibri" w:eastAsia="Calibri" w:hAnsi="Calibri"/>
-          <w:b w:val="false"/>
-          <w:bCs w:val="false"/>
-          <w:i w:val="false"/>
-          <w:iCs w:val="false"/>
-          <w:caps w:val="false"/>
-          <w:color w:val="1A1D23"/>
-          <w:sz w:val="19"/>
-          <w:szCs w:val="19"/>
-        </w:rPr>
-        <w:t xml:space="preserve">Der nächste Orchestertermin ist der 27.11., und der ist nach deiner Planung zweigeteilt — eine Stunde Bläser, eine Stunde Streicher. Danach kommt am 11.12. sofort der Chor dazu.</w:t>
+        <w:t xml:space="preserve">Sechs Stücke, rund 92 Minuten Spielzeit: das sind 15 Minuten pro Stück. </w:t>
+      </w:r>
+      <w:r>
+        <w:rPr>
+          <w:rFonts w:ascii="Calibri" w:cs="Calibri" w:eastAsia="Calibri" w:hAnsi="Calibri"/>
+          <w:b w:val="false"/>
+          <w:bCs w:val="false"/>
+          <w:i w:val="false"/>
+          <w:iCs w:val="false"/>
+          <w:caps w:val="false"/>
+          <w:color w:val="1A1D23"/>
+          <w:sz w:val="19"/>
+          <w:szCs w:val="19"/>
+        </w:rPr>
+        <w:t xml:space="preserve">Darin steckt genau eines — ein Durchlauf und zwei Stellen. Mehr nicht, und das ist keine Einschränkung, sondern der Plan: Das Orchester soll nach heute Abend sechs Stücke kennen, nicht eines können.</w:t>
       </w:r>
     </w:p>
     <w:p>
@@ -201,21 +201,21 @@
           <w:sz w:val="19"/>
           <w:szCs w:val="19"/>
         </w:rPr>
-        <w:t xml:space="preserve">Das heißt: Heute ist der einzige Abend vor Dezember, an dem das ganze Orchester zusammen an sich selbst arbeiten kann. </w:t>
-      </w:r>
-      <w:r>
-        <w:rPr>
-          <w:rFonts w:ascii="Calibri" w:cs="Calibri" w:eastAsia="Calibri" w:hAnsi="Calibri"/>
-          <w:b w:val="false"/>
-          <w:bCs w:val="false"/>
-          <w:i w:val="false"/>
-          <w:iCs w:val="false"/>
-          <w:caps w:val="false"/>
-          <w:color w:val="1A1D23"/>
-          <w:sz w:val="19"/>
-          <w:szCs w:val="19"/>
-        </w:rPr>
-        <w:t xml:space="preserve">Was heute nicht angelegt ist, wird im Dezember zum Chorproblem — und dann kostet es die vierfache Zeit, weil 250 Menschen danebensitzen. Die Registerproben im November und Februar sind je 60 Minuten; dort wird repariert, nicht eingeführt.</w:t>
+        <w:t xml:space="preserve">Damit es hängen bleibt, muss jede der zwölf Stellen in die Stimmen. </w:t>
+      </w:r>
+      <w:r>
+        <w:rPr>
+          <w:rFonts w:ascii="Calibri" w:cs="Calibri" w:eastAsia="Calibri" w:hAnsi="Calibri"/>
+          <w:b w:val="false"/>
+          <w:bCs w:val="false"/>
+          <w:i w:val="false"/>
+          <w:iCs w:val="false"/>
+          <w:caps w:val="false"/>
+          <w:color w:val="1A1D23"/>
+          <w:sz w:val="19"/>
+          <w:szCs w:val="19"/>
+        </w:rPr>
+        <w:t xml:space="preserve">Bleistift raus, Takt anstreichen, weiter. Was heute nur gespielt und nicht markiert wird, ist am 27.11. weg — sieben Wochen hält kein Laienensemble im Kopf. Jedes Stück hat unten genau zwei markierte Stellen und einen Satz dazu; der Rest der Partitur wird heute nicht angefasst.</w:t>
       </w:r>
     </w:p>
     <w:p>
@@ -242,21 +242,21 @@
           <w:sz w:val="19"/>
           <w:szCs w:val="19"/>
         </w:rPr>
-        <w:t xml:space="preserve">Zwei Dinge aus den Noten, die vorher geklärt gehören. </w:t>
-      </w:r>
-      <w:r>
-        <w:rPr>
-          <w:rFonts w:ascii="Calibri" w:cs="Calibri" w:eastAsia="Calibri" w:hAnsi="Calibri"/>
-          <w:b w:val="false"/>
-          <w:bCs w:val="false"/>
-          <w:i w:val="false"/>
-          <w:iCs w:val="false"/>
-          <w:caps w:val="false"/>
-          <w:color w:val="1A1D23"/>
-          <w:sz w:val="19"/>
-          <w:szCs w:val="19"/>
-        </w:rPr>
-        <w:t xml:space="preserve">Nr. 9 steht in G-Dur, nicht in Es-Dur — das Es-Dur ist der Mittelteil, bei Buchstabe D kehrt das Stück nach G-Dur zurück; in der alten Stückliste stand Es-Dur als Grundtonart, das ist korrigiert. Und: Der 26.02. steht im Flyer als Chorprobe, in meiner Kalenderdatei als Orchesterprobe. Du sprichst von einer Registerprobe im Februar — sag mir bei Gelegenheit, was gilt.</w:t>
+        <w:t xml:space="preserve">Drei Dinge aus den Partituren, die den Ablauf bestimmen. </w:t>
+      </w:r>
+      <w:r>
+        <w:rPr>
+          <w:rFonts w:ascii="Calibri" w:cs="Calibri" w:eastAsia="Calibri" w:hAnsi="Calibri"/>
+          <w:b w:val="false"/>
+          <w:bCs w:val="false"/>
+          <w:i w:val="false"/>
+          <w:iCs w:val="false"/>
+          <w:caps w:val="false"/>
+          <w:color w:val="1A1D23"/>
+          <w:sz w:val="19"/>
+          <w:szCs w:val="19"/>
+        </w:rPr>
+        <w:t xml:space="preserve">Nr. 11: Die Takte 1–8 sind Pfeifenorgel allein — das ganze Orchester schweigt; die Fassung hat außerdem nur ein Violinsystem. Nr. 2: Im Grave (T. 1–7) schweigen die Streicher, der Chor singt a cappella; die Streicher setzen erst im Allegro ab T. 8 ein, Bläser werden gar nicht gebraucht. Nr. 4: Das Stück beginnt mit der Harfe allein — bei uns also mit dem Klavier, ab Takt 1.</w:t>
       </w:r>
     </w:p>
     <w:p>
@@ -320,20 +320,39 @@
     </w:p>
     <w:p>
       <w:pPr>
-        <w:spacing w:after="20" w:before="0" w:line="255"/>
-      </w:pPr>
-      <w:r>
-        <w:rPr>
-          <w:rFonts w:ascii="Consolas" w:cs="Consolas" w:eastAsia="Consolas" w:hAnsi="Consolas"/>
-          <w:b/>
-          <w:bCs/>
-          <w:i w:val="false"/>
-          <w:iCs w:val="false"/>
-          <w:caps w:val="false"/>
-          <w:color w:val="1A1D23"/>
+        <w:spacing w:after="90" w:before="0" w:line="255"/>
+      </w:pPr>
+      <w:r>
+        <w:rPr>
+          <w:rFonts w:ascii="Calibri" w:cs="Calibri" w:eastAsia="Calibri" w:hAnsi="Calibri"/>
+          <w:b w:val="false"/>
+          <w:bCs w:val="false"/>
+          <w:i w:val="false"/>
+          <w:iCs w:val="false"/>
+          <w:caps w:val="false"/>
+          <w:color w:val="5E6472"/>
           <w:sz w:val="18"/>
           <w:szCs w:val="18"/>
         </w:rPr>
+        <w:t xml:space="preserve">Nr. 2 liegt direkt vor der Pause, weil dort nur Streicher spielen. Die Bläser gehen 15 Minuten früher in die Pause und sind um 20:52 zurück — so sitzt niemand herum.</w:t>
+      </w:r>
+    </w:p>
+    <w:p>
+      <w:pPr>
+        <w:spacing w:after="20" w:before="0" w:line="255"/>
+      </w:pPr>
+      <w:r>
+        <w:rPr>
+          <w:rFonts w:ascii="Consolas" w:cs="Consolas" w:eastAsia="Consolas" w:hAnsi="Consolas"/>
+          <w:b/>
+          <w:bCs/>
+          <w:i w:val="false"/>
+          <w:iCs w:val="false"/>
+          <w:caps w:val="false"/>
+          <w:color w:val="1A1D23"/>
+          <w:sz w:val="18"/>
+          <w:szCs w:val="18"/>
+        </w:rPr>
         <w:t xml:space="preserve">19:30   </w:t>
       </w:r>
       <w:r>
@@ -348,21 +367,21 @@
           <w:sz w:val="16"/>
           <w:szCs w:val="16"/>
         </w:rPr>
-        <w:t xml:space="preserve">10′   </w:t>
-      </w:r>
-      <w:r>
-        <w:rPr>
-          <w:rFonts w:ascii="Calibri" w:cs="Calibri" w:eastAsia="Calibri" w:hAnsi="Calibri"/>
-          <w:b/>
-          <w:bCs/>
-          <w:i w:val="false"/>
-          <w:iCs w:val="false"/>
-          <w:caps w:val="false"/>
-          <w:color w:val="1A1D23"/>
-          <w:sz w:val="19"/>
-          <w:szCs w:val="19"/>
-        </w:rPr>
-        <w:t xml:space="preserve">Ankommen, stimmen, ein Satz zum Abend</w:t>
+        <w:t xml:space="preserve">8′   </w:t>
+      </w:r>
+      <w:r>
+        <w:rPr>
+          <w:rFonts w:ascii="Calibri" w:cs="Calibri" w:eastAsia="Calibri" w:hAnsi="Calibri"/>
+          <w:b/>
+          <w:bCs/>
+          <w:i w:val="false"/>
+          <w:iCs w:val="false"/>
+          <w:caps w:val="false"/>
+          <w:color w:val="1A1D23"/>
+          <w:sz w:val="19"/>
+          <w:szCs w:val="19"/>
+        </w:rPr>
+        <w:t xml:space="preserve">Ankommen, stimmen</w:t>
       </w:r>
     </w:p>
     <w:p>
@@ -382,7 +401,7 @@
           <w:sz w:val="17"/>
           <w:szCs w:val="17"/>
         </w:rPr>
-        <w:t xml:space="preserve">Nicht das Programm erklären — das kennen sie vom 12.09.</w:t>
+        <w:t xml:space="preserve">Ein Satz: sechs Stücke, je ein Durchlauf und zwei Stellen, Bleistift bereithalten.</w:t>
       </w:r>
     </w:p>
     <w:p>
@@ -401,7 +420,7 @@
           <w:sz w:val="18"/>
           <w:szCs w:val="18"/>
         </w:rPr>
-        <w:t xml:space="preserve">19:40   </w:t>
+        <w:t xml:space="preserve">19:38   </w:t>
       </w:r>
       <w:r>
         <w:rPr>
@@ -415,21 +434,21 @@
           <w:sz w:val="16"/>
           <w:szCs w:val="16"/>
         </w:rPr>
-        <w:t xml:space="preserve">35′   </w:t>
-      </w:r>
-      <w:r>
-        <w:rPr>
-          <w:rFonts w:ascii="Calibri" w:cs="Calibri" w:eastAsia="Calibri" w:hAnsi="Calibri"/>
-          <w:b/>
-          <w:bCs/>
-          <w:i w:val="false"/>
-          <w:iCs w:val="false"/>
-          <w:caps w:val="false"/>
-          <w:color w:val="1A1D23"/>
-          <w:sz w:val="19"/>
-          <w:szCs w:val="19"/>
-        </w:rPr>
-        <w:t xml:space="preserve">Nr. 9 — Auf ewig bei dem Herrn</w:t>
+        <w:t xml:space="preserve">17′   </w:t>
+      </w:r>
+      <w:r>
+        <w:rPr>
+          <w:rFonts w:ascii="Calibri" w:cs="Calibri" w:eastAsia="Calibri" w:hAnsi="Calibri"/>
+          <w:b/>
+          <w:bCs/>
+          <w:i w:val="false"/>
+          <w:iCs w:val="false"/>
+          <w:caps w:val="false"/>
+          <w:color w:val="1A1D23"/>
+          <w:sz w:val="19"/>
+          <w:szCs w:val="19"/>
+        </w:rPr>
+        <w:t xml:space="preserve">Nr. 11 — When I Survey the Wondrous Cross</w:t>
       </w:r>
     </w:p>
     <w:p>
@@ -449,7 +468,7 @@
           <w:sz w:val="17"/>
           <w:szCs w:val="17"/>
         </w:rPr>
-        <w:t xml:space="preserve">Einleitung · Buchstabe A · die Solokette · Buchstabe D · Schluss</w:t>
+        <w:t xml:space="preserve">Neu orchestriert, erster Kontakt. Orchester ab T. 9</w:t>
       </w:r>
     </w:p>
     <w:p>
@@ -468,7 +487,7 @@
           <w:sz w:val="18"/>
           <w:szCs w:val="18"/>
         </w:rPr>
-        <w:t xml:space="preserve">20:15   </w:t>
+        <w:t xml:space="preserve">19:55   </w:t>
       </w:r>
       <w:r>
         <w:rPr>
@@ -482,7 +501,7 @@
           <w:sz w:val="16"/>
           <w:szCs w:val="16"/>
         </w:rPr>
-        <w:t xml:space="preserve">22′   </w:t>
+        <w:t xml:space="preserve">17′   </w:t>
       </w:r>
       <w:r>
         <w:rPr>
@@ -516,7 +535,7 @@
           <w:sz w:val="17"/>
           <w:szCs w:val="17"/>
         </w:rPr>
-        <w:t xml:space="preserve">Tonartwechsel T. 39, Marcato-Block, Schlagwerk-Logistik</w:t>
+        <w:t xml:space="preserve">Tonartwechsel T. 39, Marcato ab T. 63</w:t>
       </w:r>
     </w:p>
     <w:p>
@@ -535,7 +554,7 @@
           <w:sz w:val="18"/>
           <w:szCs w:val="18"/>
         </w:rPr>
-        <w:t xml:space="preserve">20:37   </w:t>
+        <w:t xml:space="preserve">20:12   </w:t>
       </w:r>
       <w:r>
         <w:rPr>
@@ -549,21 +568,21 @@
           <w:sz w:val="16"/>
           <w:szCs w:val="16"/>
         </w:rPr>
-        <w:t xml:space="preserve">10′   </w:t>
-      </w:r>
-      <w:r>
-        <w:rPr>
-          <w:rFonts w:ascii="Calibri" w:cs="Calibri" w:eastAsia="Calibri" w:hAnsi="Calibri"/>
-          <w:b/>
-          <w:bCs/>
-          <w:i w:val="false"/>
-          <w:iCs w:val="false"/>
-          <w:caps w:val="false"/>
-          <w:color w:val="1A1D23"/>
-          <w:sz w:val="19"/>
-          <w:szCs w:val="19"/>
-        </w:rPr>
-        <w:t xml:space="preserve">Pause</w:t>
+        <w:t xml:space="preserve">15′   </w:t>
+      </w:r>
+      <w:r>
+        <w:rPr>
+          <w:rFonts w:ascii="Calibri" w:cs="Calibri" w:eastAsia="Calibri" w:hAnsi="Calibri"/>
+          <w:b/>
+          <w:bCs/>
+          <w:i w:val="false"/>
+          <w:iCs w:val="false"/>
+          <w:caps w:val="false"/>
+          <w:color w:val="1A1D23"/>
+          <w:sz w:val="19"/>
+          <w:szCs w:val="19"/>
+        </w:rPr>
+        <w:t xml:space="preserve">Nr. 4 — Einen anderen Grund</w:t>
       </w:r>
     </w:p>
     <w:p>
@@ -583,7 +602,7 @@
           <w:sz w:val="17"/>
           <w:szCs w:val="17"/>
         </w:rPr>
-        <w:t xml:space="preserve">Instrumente liegen lassen. Danach keine Stimmrunde mehr.</w:t>
+        <w:t xml:space="preserve">Anfang mit Klavier und Fagott-Solo, Schluss mit Fermate</w:t>
       </w:r>
     </w:p>
     <w:p>
@@ -602,7 +621,7 @@
           <w:sz w:val="18"/>
           <w:szCs w:val="18"/>
         </w:rPr>
-        <w:t xml:space="preserve">20:47   </w:t>
+        <w:t xml:space="preserve">20:27   </w:t>
       </w:r>
       <w:r>
         <w:rPr>
@@ -616,21 +635,21 @@
           <w:sz w:val="16"/>
           <w:szCs w:val="16"/>
         </w:rPr>
-        <w:t xml:space="preserve">20′   </w:t>
-      </w:r>
-      <w:r>
-        <w:rPr>
-          <w:rFonts w:ascii="Calibri" w:cs="Calibri" w:eastAsia="Calibri" w:hAnsi="Calibri"/>
-          <w:b/>
-          <w:bCs/>
-          <w:i w:val="false"/>
-          <w:iCs w:val="false"/>
-          <w:caps w:val="false"/>
-          <w:color w:val="1A1D23"/>
-          <w:sz w:val="19"/>
-          <w:szCs w:val="19"/>
-        </w:rPr>
-        <w:t xml:space="preserve">Nr. 6 — By Our Love</w:t>
+        <w:t xml:space="preserve">15′   </w:t>
+      </w:r>
+      <w:r>
+        <w:rPr>
+          <w:rFonts w:ascii="Calibri" w:cs="Calibri" w:eastAsia="Calibri" w:hAnsi="Calibri"/>
+          <w:b/>
+          <w:bCs/>
+          <w:i w:val="false"/>
+          <w:iCs w:val="false"/>
+          <w:caps w:val="false"/>
+          <w:color w:val="1A1D23"/>
+          <w:sz w:val="19"/>
+          <w:szCs w:val="19"/>
+        </w:rPr>
+        <w:t xml:space="preserve">Nr. 2 — Since by man came death · nur Streicher</w:t>
       </w:r>
     </w:p>
     <w:p>
@@ -650,7 +669,7 @@
           <w:sz w:val="17"/>
           <w:szCs w:val="17"/>
         </w:rPr>
-        <w:t xml:space="preserve">Rhythmusgruppe gegen Orchester, Modulation am Schluss</w:t>
+        <w:t xml:space="preserve">BLÄSER PAUSE ab 20:27 bis 20:52</w:t>
       </w:r>
     </w:p>
     <w:p>
@@ -669,7 +688,7 @@
           <w:sz w:val="18"/>
           <w:szCs w:val="18"/>
         </w:rPr>
-        <w:t xml:space="preserve">21:07   </w:t>
+        <w:t xml:space="preserve">20:42   </w:t>
       </w:r>
       <w:r>
         <w:rPr>
@@ -683,21 +702,21 @@
           <w:sz w:val="16"/>
           <w:szCs w:val="16"/>
         </w:rPr>
-        <w:t xml:space="preserve">12′   </w:t>
-      </w:r>
-      <w:r>
-        <w:rPr>
-          <w:rFonts w:ascii="Calibri" w:cs="Calibri" w:eastAsia="Calibri" w:hAnsi="Calibri"/>
-          <w:b/>
-          <w:bCs/>
-          <w:i w:val="false"/>
-          <w:iCs w:val="false"/>
-          <w:caps w:val="false"/>
-          <w:color w:val="1A1D23"/>
-          <w:sz w:val="19"/>
-          <w:szCs w:val="19"/>
-        </w:rPr>
-        <w:t xml:space="preserve">Nr. 1 — Ave verum corpus</w:t>
+        <w:t xml:space="preserve">10′   </w:t>
+      </w:r>
+      <w:r>
+        <w:rPr>
+          <w:rFonts w:ascii="Calibri" w:cs="Calibri" w:eastAsia="Calibri" w:hAnsi="Calibri"/>
+          <w:b/>
+          <w:bCs/>
+          <w:i w:val="false"/>
+          <w:iCs w:val="false"/>
+          <w:caps w:val="false"/>
+          <w:color w:val="1A1D23"/>
+          <w:sz w:val="19"/>
+          <w:szCs w:val="19"/>
+        </w:rPr>
+        <w:t xml:space="preserve">Pause — Streicher</w:t>
       </w:r>
     </w:p>
     <w:p>
@@ -717,7 +736,7 @@
           <w:sz w:val="17"/>
           <w:szCs w:val="17"/>
         </w:rPr>
-        <w:t xml:space="preserve">Nur die Balancefrage: Trompeten in D und Pauken</w:t>
+        <w:t xml:space="preserve">Instrumente liegen lassen, keine zweite Stimmrunde.</w:t>
       </w:r>
     </w:p>
     <w:p>
@@ -736,7 +755,7 @@
           <w:sz w:val="18"/>
           <w:szCs w:val="18"/>
         </w:rPr>
-        <w:t xml:space="preserve">21:19   </w:t>
+        <w:t xml:space="preserve">20:52   </w:t>
       </w:r>
       <w:r>
         <w:rPr>
@@ -750,21 +769,21 @@
           <w:sz w:val="16"/>
           <w:szCs w:val="16"/>
         </w:rPr>
-        <w:t xml:space="preserve">11′   </w:t>
-      </w:r>
-      <w:r>
-        <w:rPr>
-          <w:rFonts w:ascii="Calibri" w:cs="Calibri" w:eastAsia="Calibri" w:hAnsi="Calibri"/>
-          <w:b/>
-          <w:bCs/>
-          <w:i w:val="false"/>
-          <w:iCs w:val="false"/>
-          <w:caps w:val="false"/>
-          <w:color w:val="1A1D23"/>
-          <w:sz w:val="19"/>
-          <w:szCs w:val="19"/>
-        </w:rPr>
-        <w:t xml:space="preserve">Nr. 7 — Victoria · und Ausblick</w:t>
+        <w:t xml:space="preserve">15′   </w:t>
+      </w:r>
+      <w:r>
+        <w:rPr>
+          <w:rFonts w:ascii="Calibri" w:cs="Calibri" w:eastAsia="Calibri" w:hAnsi="Calibri"/>
+          <w:b/>
+          <w:bCs/>
+          <w:i w:val="false"/>
+          <w:iCs w:val="false"/>
+          <w:caps w:val="false"/>
+          <w:color w:val="1A1D23"/>
+          <w:sz w:val="19"/>
+          <w:szCs w:val="19"/>
+        </w:rPr>
+        <w:t xml:space="preserve">Nr. 7 — Victoria, my Jesus lives</w:t>
       </w:r>
     </w:p>
     <w:p>
@@ -784,7 +803,141 @@
           <w:sz w:val="17"/>
           <w:szCs w:val="17"/>
         </w:rPr>
-        <w:t xml:space="preserve">pizz./arco T. 17–21, dann zwei Sätze zum 27.11.</w:t>
+        <w:t xml:space="preserve">pizz./arco T. 17–21, Glissandi T. 38–41</w:t>
+      </w:r>
+    </w:p>
+    <w:p>
+      <w:pPr>
+        <w:spacing w:after="20" w:before="0" w:line="255"/>
+      </w:pPr>
+      <w:r>
+        <w:rPr>
+          <w:rFonts w:ascii="Consolas" w:cs="Consolas" w:eastAsia="Consolas" w:hAnsi="Consolas"/>
+          <w:b/>
+          <w:bCs/>
+          <w:i w:val="false"/>
+          <w:iCs w:val="false"/>
+          <w:caps w:val="false"/>
+          <w:color w:val="1A1D23"/>
+          <w:sz w:val="18"/>
+          <w:szCs w:val="18"/>
+        </w:rPr>
+        <w:t xml:space="preserve">21:07   </w:t>
+      </w:r>
+      <w:r>
+        <w:rPr>
+          <w:rFonts w:ascii="Consolas" w:cs="Consolas" w:eastAsia="Consolas" w:hAnsi="Consolas"/>
+          <w:b w:val="false"/>
+          <w:bCs w:val="false"/>
+          <w:i w:val="false"/>
+          <w:iCs w:val="false"/>
+          <w:caps w:val="false"/>
+          <w:color w:val="5E6472"/>
+          <w:sz w:val="16"/>
+          <w:szCs w:val="16"/>
+        </w:rPr>
+        <w:t xml:space="preserve">13′   </w:t>
+      </w:r>
+      <w:r>
+        <w:rPr>
+          <w:rFonts w:ascii="Calibri" w:cs="Calibri" w:eastAsia="Calibri" w:hAnsi="Calibri"/>
+          <w:b/>
+          <w:bCs/>
+          <w:i w:val="false"/>
+          <w:iCs w:val="false"/>
+          <w:caps w:val="false"/>
+          <w:color w:val="1A1D23"/>
+          <w:sz w:val="19"/>
+          <w:szCs w:val="19"/>
+        </w:rPr>
+        <w:t xml:space="preserve">Nr. 1 — Ave verum corpus</w:t>
+      </w:r>
+    </w:p>
+    <w:p>
+      <w:pPr>
+        <w:spacing w:after="90" w:before="0" w:line="255"/>
+        <w:ind w:left="900"/>
+      </w:pPr>
+      <w:r>
+        <w:rPr>
+          <w:rFonts w:ascii="Calibri" w:cs="Calibri" w:eastAsia="Calibri" w:hAnsi="Calibri"/>
+          <w:b w:val="false"/>
+          <w:bCs w:val="false"/>
+          <w:i w:val="false"/>
+          <w:iCs w:val="false"/>
+          <w:caps w:val="false"/>
+          <w:color w:val="5E6472"/>
+          <w:sz w:val="17"/>
+          <w:szCs w:val="17"/>
+        </w:rPr>
+        <w:t xml:space="preserve">Nur die Balancefrage: Trompeten in D und Pauken</w:t>
+      </w:r>
+    </w:p>
+    <w:p>
+      <w:pPr>
+        <w:spacing w:after="20" w:before="0" w:line="255"/>
+      </w:pPr>
+      <w:r>
+        <w:rPr>
+          <w:rFonts w:ascii="Consolas" w:cs="Consolas" w:eastAsia="Consolas" w:hAnsi="Consolas"/>
+          <w:b/>
+          <w:bCs/>
+          <w:i w:val="false"/>
+          <w:iCs w:val="false"/>
+          <w:caps w:val="false"/>
+          <w:color w:val="1A1D23"/>
+          <w:sz w:val="18"/>
+          <w:szCs w:val="18"/>
+        </w:rPr>
+        <w:t xml:space="preserve">21:20   </w:t>
+      </w:r>
+      <w:r>
+        <w:rPr>
+          <w:rFonts w:ascii="Consolas" w:cs="Consolas" w:eastAsia="Consolas" w:hAnsi="Consolas"/>
+          <w:b w:val="false"/>
+          <w:bCs w:val="false"/>
+          <w:i w:val="false"/>
+          <w:iCs w:val="false"/>
+          <w:caps w:val="false"/>
+          <w:color w:val="5E6472"/>
+          <w:sz w:val="16"/>
+          <w:szCs w:val="16"/>
+        </w:rPr>
+        <w:t xml:space="preserve">10′   </w:t>
+      </w:r>
+      <w:r>
+        <w:rPr>
+          <w:rFonts w:ascii="Calibri" w:cs="Calibri" w:eastAsia="Calibri" w:hAnsi="Calibri"/>
+          <w:b/>
+          <w:bCs/>
+          <w:i w:val="false"/>
+          <w:iCs w:val="false"/>
+          <w:caps w:val="false"/>
+          <w:color w:val="1A1D23"/>
+          <w:sz w:val="19"/>
+          <w:szCs w:val="19"/>
+        </w:rPr>
+        <w:t xml:space="preserve">Reserve</w:t>
+      </w:r>
+    </w:p>
+    <w:p>
+      <w:pPr>
+        <w:spacing w:after="90" w:before="0" w:line="255"/>
+        <w:ind w:left="900"/>
+      </w:pPr>
+      <w:r>
+        <w:rPr>
+          <w:rFonts w:ascii="Calibri" w:cs="Calibri" w:eastAsia="Calibri" w:hAnsi="Calibri"/>
+          <w:b w:val="false"/>
+          <w:bCs w:val="false"/>
+          <w:i w:val="false"/>
+          <w:iCs w:val="false"/>
+          <w:caps w:val="false"/>
+          <w:color w:val="5E6472"/>
+          <w:sz w:val="17"/>
+          <w:szCs w:val="17"/>
+        </w:rPr>
+        <w:t xml:space="preserve">Die zwei Stellen, die nicht gegangen sind. Dann zwei Sätze zum 27.11.</w:t>
       </w:r>
     </w:p>
     <w:p>
@@ -873,7 +1026,7 @@
           <w:sz w:val="15"/>
           <w:szCs w:val="15"/>
         </w:rPr>
-        <w:t xml:space="preserve">35 Minuten</w:t>
+        <w:t xml:space="preserve">19:38 · 17 Minuten</w:t>
       </w:r>
     </w:p>
     <w:p>
@@ -890,7 +1043,7 @@
           <w:sz w:val="30"/>
           <w:szCs w:val="30"/>
         </w:rPr>
-        <w:t xml:space="preserve">Nr. 9 — Auf ewig bei dem Herrn</w:t>
+        <w:t xml:space="preserve">Nr. 11 — When I Survey the Wondrous Cross</w:t>
       </w:r>
     </w:p>
     <w:p>
@@ -909,7 +1062,7 @@
           <w:sz w:val="18"/>
           <w:szCs w:val="18"/>
         </w:rPr>
-        <w:t xml:space="preserve">Reinhard Obers Orchesterbearbeitung über die Melodie von I. B. Woodbury (GB 252). Reines Orchesterwerk, kein Chorsystem. G-Dur, 4/4, rund 100 Takte. Das Stück besteht aus einer Kette von Solo-Einsätzen — und genau daran entscheidet es sich.</w:t>
+        <w:t xml:space="preserve">Gilbert M. Martin nach Lowell Mason, Orchestrierung M. Eifrig. D-Dur, 4/4, ♩ = 76, 76 Takte. Flöte · Oboe · Klarinette in B · Fagott · Horn in F · Trompete in B · Posaune · Tuba · Pauken · Pfeifenorgel · Violine (ein System) · Viola · Violoncello · Kontrabass.</w:t>
       </w:r>
     </w:p>
     <w:p>
@@ -929,7 +1082,7 @@
           <w:sz w:val="15"/>
           <w:szCs w:val="15"/>
         </w:rPr>
-        <w:t xml:space="preserve">Einleitung   </w:t>
+        <w:t xml:space="preserve">Durchlauf   </w:t>
       </w:r>
       <w:r>
         <w:rPr>
@@ -943,7 +1096,7 @@
           <w:sz w:val="21"/>
           <w:szCs w:val="21"/>
         </w:rPr>
-        <w:t xml:space="preserve">Takt 1–8</w:t>
+        <w:t xml:space="preserve">T. 1–76</w:t>
       </w:r>
       <w:r>
         <w:rPr>
@@ -957,7 +1110,7 @@
           <w:sz w:val="16"/>
           <w:szCs w:val="16"/>
         </w:rPr>
-        <w:t xml:space="preserve">     8 Min.</w:t>
+        <w:t xml:space="preserve">     10 Min.</w:t>
       </w:r>
     </w:p>
     <w:p>
@@ -976,7 +1129,7 @@
           <w:sz w:val="16"/>
           <w:szCs w:val="16"/>
         </w:rPr>
-        <w:t xml:space="preserve">Flöte 1+2 und Violine 1 divisi führen · solo Klar. 1 · solo Horn 1 · Viola (Violine 3) divisi con sordino · Pauke ad libitum</w:t>
+        <w:t xml:space="preserve">Beginn mit der Orgel allein · Orchester ab T. 9 · „Half Chorus“ ab T. 35 · „Full Chorus“ ab T. 52 · „Broadening“ T. 60–67</w:t>
       </w:r>
     </w:p>
     <w:p>
@@ -995,7 +1148,7 @@
           <w:sz w:val="17"/>
           <w:szCs w:val="17"/>
         </w:rPr>
-        <w:t xml:space="preserve">T. 1   </w:t>
+        <w:t xml:space="preserve">T. 1–9   </w:t>
       </w:r>
       <w:r>
         <w:rPr>
@@ -1010,21 +1163,21 @@
           <w:sz w:val="15"/>
           <w:szCs w:val="15"/>
         </w:rPr>
-        <w:t xml:space="preserve">Vla / Vl 1   </w:t>
-      </w:r>
-      <w:r>
-        <w:rPr>
-          <w:rFonts w:ascii="Calibri" w:cs="Calibri" w:eastAsia="Calibri" w:hAnsi="Calibri"/>
-          <w:b w:val="false"/>
-          <w:bCs w:val="false"/>
-          <w:i w:val="false"/>
-          <w:iCs w:val="false"/>
-          <w:caps w:val="false"/>
-          <w:color w:val="1A1D23"/>
-          <w:sz w:val="19"/>
-          <w:szCs w:val="19"/>
-        </w:rPr>
-        <w:t xml:space="preserve">„divisi con sordino“ steht ab dem ersten Takt. Die Dämpfer müssen vor dem Einzählen drauf sein — nicht beim ersten Durchlauf improvisiert werden.</w:t>
+        <w:t xml:space="preserve">Orgel / alle   </w:t>
+      </w:r>
+      <w:r>
+        <w:rPr>
+          <w:rFonts w:ascii="Calibri" w:cs="Calibri" w:eastAsia="Calibri" w:hAnsi="Calibri"/>
+          <w:b w:val="false"/>
+          <w:bCs w:val="false"/>
+          <w:i w:val="false"/>
+          <w:iCs w:val="false"/>
+          <w:caps w:val="false"/>
+          <w:color w:val="1A1D23"/>
+          <w:sz w:val="19"/>
+          <w:szCs w:val="19"/>
+        </w:rPr>
+        <w:t xml:space="preserve">Die ersten acht Takte spielt die Orgel allein — mp marcato, dann mf, rit., bei T. 7 a tempo und pp, bei T. 8 „Manual“. Erst danach kommt das Orchester. Der Chor beginnt bei T. 7, Tenor und Bass unisono.</w:t>
       </w:r>
     </w:p>
     <w:p>
@@ -1058,7 +1211,7 @@
           <w:sz w:val="17"/>
           <w:szCs w:val="17"/>
         </w:rPr>
-        <w:t xml:space="preserve">Zuerst fragen, wer überhaupt einen Dämpfer hat. Das ist bei einem Laienorchester die eigentliche Frage, nicht die Tongebung. Fehlende Dämpfer heute notieren, bis 27.11. besorgen.</w:t>
+        <w:t xml:space="preserve">Trotzdem bei T. 1 anfangen und das Orchester mitzählen lassen. Wer seinen Einsatz nach acht Takten Pause nicht findet, findet ihn auch im Mai nicht. Zweimal: einmal zählen, einmal spielen.</w:t>
       </w:r>
     </w:p>
     <w:p>
@@ -1077,7 +1230,7 @@
           <w:sz w:val="17"/>
           <w:szCs w:val="17"/>
         </w:rPr>
-        <w:t xml:space="preserve">T. 1–5   </w:t>
+        <w:t xml:space="preserve">T. 60–67   </w:t>
       </w:r>
       <w:r>
         <w:rPr>
@@ -1092,21 +1245,21 @@
           <w:sz w:val="15"/>
           <w:szCs w:val="15"/>
         </w:rPr>
-        <w:t xml:space="preserve">Klar 1 / Hrn 1   </w:t>
-      </w:r>
-      <w:r>
-        <w:rPr>
-          <w:rFonts w:ascii="Calibri" w:cs="Calibri" w:eastAsia="Calibri" w:hAnsi="Calibri"/>
-          <w:b w:val="false"/>
-          <w:bCs w:val="false"/>
-          <w:i w:val="false"/>
-          <w:iCs w:val="false"/>
-          <w:caps w:val="false"/>
-          <w:color w:val="1A1D23"/>
-          <w:sz w:val="19"/>
-          <w:szCs w:val="19"/>
-        </w:rPr>
-        <w:t xml:space="preserve">Zwei Solisten gleich im ersten Takt, mf bzw. p, über gehaltenen Tönen. Das Stück beginnt ungeschützt.</w:t>
+        <w:t xml:space="preserve">Tutti   </w:t>
+      </w:r>
+      <w:r>
+        <w:rPr>
+          <w:rFonts w:ascii="Calibri" w:cs="Calibri" w:eastAsia="Calibri" w:hAnsi="Calibri"/>
+          <w:b w:val="false"/>
+          <w:bCs w:val="false"/>
+          <w:i w:val="false"/>
+          <w:iCs w:val="false"/>
+          <w:caps w:val="false"/>
+          <w:color w:val="1A1D23"/>
+          <w:sz w:val="19"/>
+          <w:szCs w:val="19"/>
+        </w:rPr>
+        <w:t xml:space="preserve">In der Partitur steht „Broadening“ — breiter werden. Gleichzeitig teilen sich die Chorstimmen. Hier geht ein Orchester entweder mit oder bleibt stehen und lässt den Chor allein dehnen.</w:t>
       </w:r>
     </w:p>
     <w:p>
@@ -1140,320 +1293,7 @@
           <w:sz w:val="17"/>
           <w:szCs w:val="17"/>
         </w:rPr>
-        <w:t xml:space="preserve">Beide einzeln spielen lassen, dann zusammen, dann erst mit Streichern. Dynamik mf → mp → p ist ein durchgehendes Zurücknehmen — die Einleitung geht ins Leise hinein, nicht ins Laute.</w:t>
-      </w:r>
-    </w:p>
-    <w:p>
-      <w:pPr>
-        <w:spacing w:after="30" w:before="0" w:line="255"/>
-      </w:pPr>
-      <w:r>
-        <w:rPr>
-          <w:rFonts w:ascii="Consolas" w:cs="Consolas" w:eastAsia="Consolas" w:hAnsi="Consolas"/>
-          <w:b/>
-          <w:bCs/>
-          <w:i w:val="false"/>
-          <w:iCs w:val="false"/>
-          <w:caps w:val="false"/>
-          <w:color w:val="8C2F39"/>
-          <w:sz w:val="17"/>
-          <w:szCs w:val="17"/>
-        </w:rPr>
-        <w:t xml:space="preserve">T. 8   </w:t>
-      </w:r>
-      <w:r>
-        <w:rPr>
-          <w:rFonts w:ascii="Consolas" w:cs="Consolas" w:eastAsia="Consolas" w:hAnsi="Consolas"/>
-          <w:b w:val="false"/>
-          <w:bCs w:val="false"/>
-          <w:i w:val="false"/>
-          <w:iCs w:val="false"/>
-          <w:caps/>
-          <w:color w:val="5E6472"/>
-          <w:spacing w:val="20"/>
-          <w:sz w:val="15"/>
-          <w:szCs w:val="15"/>
-        </w:rPr>
-        <w:t xml:space="preserve">Tutti   </w:t>
-      </w:r>
-      <w:r>
-        <w:rPr>
-          <w:rFonts w:ascii="Calibri" w:cs="Calibri" w:eastAsia="Calibri" w:hAnsi="Calibri"/>
-          <w:b w:val="false"/>
-          <w:bCs w:val="false"/>
-          <w:i w:val="false"/>
-          <w:iCs w:val="false"/>
-          <w:caps w:val="false"/>
-          <w:color w:val="1A1D23"/>
-          <w:sz w:val="19"/>
-          <w:szCs w:val="19"/>
-        </w:rPr>
-        <w:t xml:space="preserve">Fermate vor Buchstabe A. Danach beginnt das Thema. Dieser Übergang ist die erste echte Dirigierstelle des Abends.</w:t>
-      </w:r>
-    </w:p>
-    <w:p>
-      <w:pPr>
-        <w:spacing w:after="100" w:before="0" w:line="255"/>
-        <w:ind w:left="300"/>
-      </w:pPr>
-      <w:r>
-        <w:rPr>
-          <w:rFonts w:ascii="Calibri" w:cs="Calibri" w:eastAsia="Calibri" w:hAnsi="Calibri"/>
-          <w:b/>
-          <w:bCs/>
-          <w:i w:val="false"/>
-          <w:iCs w:val="false"/>
-          <w:caps w:val="false"/>
-          <w:color w:val="5E6472"/>
-          <w:sz w:val="17"/>
-          <w:szCs w:val="17"/>
-        </w:rPr>
-        <w:t xml:space="preserve">Probenmittel:  </w:t>
-      </w:r>
-      <w:r>
-        <w:rPr>
-          <w:rFonts w:ascii="Calibri" w:cs="Calibri" w:eastAsia="Calibri" w:hAnsi="Calibri"/>
-          <w:b w:val="false"/>
-          <w:bCs w:val="false"/>
-          <w:i w:val="false"/>
-          <w:iCs w:val="false"/>
-          <w:caps w:val="false"/>
-          <w:color w:val="5E6472"/>
-          <w:sz w:val="17"/>
-          <w:szCs w:val="17"/>
-        </w:rPr>
-        <w:t xml:space="preserve">Fermatenlänge festlegen und ansagen — nicht jedes Mal neu entscheiden. Abschlag und Neueinsatz in einer Geste.</w:t>
-      </w:r>
-    </w:p>
-    <w:p>
-      <w:pPr>
-        <w:spacing w:after="40" w:before="170" w:line="255"/>
-      </w:pPr>
-      <w:r>
-        <w:rPr>
-          <w:rFonts w:ascii="Consolas" w:cs="Consolas" w:eastAsia="Consolas" w:hAnsi="Consolas"/>
-          <w:b/>
-          <w:bCs/>
-          <w:i w:val="false"/>
-          <w:iCs w:val="false"/>
-          <w:caps/>
-          <w:color w:val="8A6A1F"/>
-          <w:spacing w:val="20"/>
-          <w:sz w:val="15"/>
-          <w:szCs w:val="15"/>
-        </w:rPr>
-        <w:t xml:space="preserve">Buchstabe A   </w:t>
-      </w:r>
-      <w:r>
-        <w:rPr>
-          <w:rFonts w:ascii="Cambria" w:cs="Cambria" w:eastAsia="Cambria" w:hAnsi="Cambria"/>
-          <w:b/>
-          <w:bCs/>
-          <w:i w:val="false"/>
-          <w:iCs w:val="false"/>
-          <w:caps w:val="false"/>
-          <w:color w:val="1A1D23"/>
-          <w:sz w:val="21"/>
-          <w:szCs w:val="21"/>
-        </w:rPr>
-        <w:t xml:space="preserve">Das Thema, Takt 9</w:t>
-      </w:r>
-      <w:r>
-        <w:rPr>
-          <w:rFonts w:ascii="Consolas" w:cs="Consolas" w:eastAsia="Consolas" w:hAnsi="Consolas"/>
-          <w:b w:val="false"/>
-          <w:bCs w:val="false"/>
-          <w:i w:val="false"/>
-          <w:iCs w:val="false"/>
-          <w:caps w:val="false"/>
-          <w:color w:val="5E6472"/>
-          <w:sz w:val="16"/>
-          <w:szCs w:val="16"/>
-        </w:rPr>
-        <w:t xml:space="preserve">     10 Min.</w:t>
-      </w:r>
-    </w:p>
-    <w:p>
-      <w:pPr>
-        <w:spacing w:after="80" w:before="0" w:line="255"/>
-      </w:pPr>
-      <w:r>
-        <w:rPr>
-          <w:rFonts w:ascii="Consolas" w:cs="Consolas" w:eastAsia="Consolas" w:hAnsi="Consolas"/>
-          <w:b w:val="false"/>
-          <w:bCs w:val="false"/>
-          <w:i w:val="false"/>
-          <w:iCs w:val="false"/>
-          <w:caps w:val="false"/>
-          <w:color w:val="5E6472"/>
-          <w:sz w:val="16"/>
-          <w:szCs w:val="16"/>
-        </w:rPr>
-        <w:t xml:space="preserve">Oboe solo pp · Streicher con sordino pp · „nur Celli“ · Kontrabässe schweigen · Violen „unisono“ nach vorherigem divisi</w:t>
-      </w:r>
-    </w:p>
-    <w:p>
-      <w:pPr>
-        <w:spacing w:after="30" w:before="0" w:line="255"/>
-      </w:pPr>
-      <w:r>
-        <w:rPr>
-          <w:rFonts w:ascii="Consolas" w:cs="Consolas" w:eastAsia="Consolas" w:hAnsi="Consolas"/>
-          <w:b/>
-          <w:bCs/>
-          <w:i w:val="false"/>
-          <w:iCs w:val="false"/>
-          <w:caps w:val="false"/>
-          <w:color w:val="8C2F39"/>
-          <w:sz w:val="17"/>
-          <w:szCs w:val="17"/>
-        </w:rPr>
-        <w:t xml:space="preserve">T. 9 ff.   </w:t>
-      </w:r>
-      <w:r>
-        <w:rPr>
-          <w:rFonts w:ascii="Consolas" w:cs="Consolas" w:eastAsia="Consolas" w:hAnsi="Consolas"/>
-          <w:b w:val="false"/>
-          <w:bCs w:val="false"/>
-          <w:i w:val="false"/>
-          <w:iCs w:val="false"/>
-          <w:caps/>
-          <w:color w:val="5E6472"/>
-          <w:spacing w:val="20"/>
-          <w:sz w:val="15"/>
-          <w:szCs w:val="15"/>
-        </w:rPr>
-        <w:t xml:space="preserve">Oboe solo   </w:t>
-      </w:r>
-      <w:r>
-        <w:rPr>
-          <w:rFonts w:ascii="Calibri" w:cs="Calibri" w:eastAsia="Calibri" w:hAnsi="Calibri"/>
-          <w:b w:val="false"/>
-          <w:bCs w:val="false"/>
-          <w:i w:val="false"/>
-          <w:iCs w:val="false"/>
-          <w:caps w:val="false"/>
-          <w:color w:val="1A1D23"/>
-          <w:sz w:val="19"/>
-          <w:szCs w:val="19"/>
-        </w:rPr>
-        <w:t xml:space="preserve">Die Melodie, die jeder im Saal kennt, liegt bei einer einzigen Oboe im pp. Alles andere ist gedämpft oder schweigt. Das ist die exponierteste Stelle des ganzen Programms für einen einzelnen Bläser.</w:t>
-      </w:r>
-    </w:p>
-    <w:p>
-      <w:pPr>
-        <w:spacing w:after="100" w:before="0" w:line="255"/>
-        <w:ind w:left="300"/>
-      </w:pPr>
-      <w:r>
-        <w:rPr>
-          <w:rFonts w:ascii="Calibri" w:cs="Calibri" w:eastAsia="Calibri" w:hAnsi="Calibri"/>
-          <w:b/>
-          <w:bCs/>
-          <w:i w:val="false"/>
-          <w:iCs w:val="false"/>
-          <w:caps w:val="false"/>
-          <w:color w:val="5E6472"/>
-          <w:sz w:val="17"/>
-          <w:szCs w:val="17"/>
-        </w:rPr>
-        <w:t xml:space="preserve">Probenmittel:  </w:t>
-      </w:r>
-      <w:r>
-        <w:rPr>
-          <w:rFonts w:ascii="Calibri" w:cs="Calibri" w:eastAsia="Calibri" w:hAnsi="Calibri"/>
-          <w:b w:val="false"/>
-          <w:bCs w:val="false"/>
-          <w:i w:val="false"/>
-          <w:iCs w:val="false"/>
-          <w:caps w:val="false"/>
-          <w:color w:val="5E6472"/>
-          <w:sz w:val="17"/>
-          <w:szCs w:val="17"/>
-        </w:rPr>
-        <w:t xml:space="preserve">Dem Oboisten die Stelle vorher sagen, nicht in der Probe überfallen. Tempo so wählen, dass die Phrase in einem Atem geht. Bei 42 Streichern ist pp eine Verabredung, kein Gefühl.</w:t>
-      </w:r>
-    </w:p>
-    <w:p>
-      <w:pPr>
-        <w:spacing w:after="30" w:before="0" w:line="255"/>
-      </w:pPr>
-      <w:r>
-        <w:rPr>
-          <w:rFonts w:ascii="Consolas" w:cs="Consolas" w:eastAsia="Consolas" w:hAnsi="Consolas"/>
-          <w:b/>
-          <w:bCs/>
-          <w:i w:val="false"/>
-          <w:iCs w:val="false"/>
-          <w:caps w:val="false"/>
-          <w:color w:val="8C2F39"/>
-          <w:sz w:val="17"/>
-          <w:szCs w:val="17"/>
-        </w:rPr>
-        <w:t xml:space="preserve">T. 9 / 16 / 21   </w:t>
-      </w:r>
-      <w:r>
-        <w:rPr>
-          <w:rFonts w:ascii="Consolas" w:cs="Consolas" w:eastAsia="Consolas" w:hAnsi="Consolas"/>
-          <w:b w:val="false"/>
-          <w:bCs w:val="false"/>
-          <w:i w:val="false"/>
-          <w:iCs w:val="false"/>
-          <w:caps/>
-          <w:color w:val="5E6472"/>
-          <w:spacing w:val="20"/>
-          <w:sz w:val="15"/>
-          <w:szCs w:val="15"/>
-        </w:rPr>
-        <w:t xml:space="preserve">Vlc / Kb   </w:t>
-      </w:r>
-      <w:r>
-        <w:rPr>
-          <w:rFonts w:ascii="Calibri" w:cs="Calibri" w:eastAsia="Calibri" w:hAnsi="Calibri"/>
-          <w:b w:val="false"/>
-          <w:bCs w:val="false"/>
-          <w:i w:val="false"/>
-          <w:iCs w:val="false"/>
-          <w:caps w:val="false"/>
-          <w:color w:val="1A1D23"/>
-          <w:sz w:val="19"/>
-          <w:szCs w:val="19"/>
-        </w:rPr>
-        <w:t xml:space="preserve">„nur Celli“ — die Kontrabässe schweigen bei A. Ab T. 16 steht „+ Kb pizz.“, ab T. 21 wieder „senza Kb“.</w:t>
-      </w:r>
-    </w:p>
-    <w:p>
-      <w:pPr>
-        <w:spacing w:after="100" w:before="0" w:line="255"/>
-        <w:ind w:left="300"/>
-      </w:pPr>
-      <w:r>
-        <w:rPr>
-          <w:rFonts w:ascii="Calibri" w:cs="Calibri" w:eastAsia="Calibri" w:hAnsi="Calibri"/>
-          <w:b/>
-          <w:bCs/>
-          <w:i w:val="false"/>
-          <w:iCs w:val="false"/>
-          <w:caps w:val="false"/>
-          <w:color w:val="5E6472"/>
-          <w:sz w:val="17"/>
-          <w:szCs w:val="17"/>
-        </w:rPr>
-        <w:t xml:space="preserve">Probenmittel:  </w:t>
-      </w:r>
-      <w:r>
-        <w:rPr>
-          <w:rFonts w:ascii="Calibri" w:cs="Calibri" w:eastAsia="Calibri" w:hAnsi="Calibri"/>
-          <w:b w:val="false"/>
-          <w:bCs w:val="false"/>
-          <w:i w:val="false"/>
-          <w:iCs w:val="false"/>
-          <w:caps w:val="false"/>
-          <w:color w:val="5E6472"/>
-          <w:sz w:val="17"/>
-          <w:szCs w:val="17"/>
-        </w:rPr>
-        <w:t xml:space="preserve">Diese drei Stellen mit den Bässen einmal durchgehen und in die Stimmen eintragen lassen. Sonst spielen sie durchgehend mit, und das Thema verliert seinen Boden-Effekt.</w:t>
+        <w:t xml:space="preserve">Die Verbreiterung jetzt festlegen — wie viel langsamer, ab welchem Takt. Dreimal gleich schlagen, in die Partitur schreiben. Im Dezember mit Chor gibt es dafür keine Zeit mehr.</w:t>
       </w:r>
     </w:p>
     <w:p>
@@ -1480,7 +1320,7 @@
           <w:sz w:val="15"/>
           <w:szCs w:val="15"/>
         </w:rPr>
-        <w:t xml:space="preserve">ANALOGIE · DAS LIED BEKOMMT EINE STIMME  </w:t>
+        <w:t xml:space="preserve">ANALOGIE · DIE MUSIK WIRD WEITER, WEIL DER TEXT GRÖSSER WIRD  </w:t>
       </w:r>
       <w:r>
         <w:rPr>
@@ -1494,7 +1334,27 @@
           <w:sz w:val="18"/>
           <w:szCs w:val="18"/>
         </w:rPr>
-        <w:t xml:space="preserve">Bei Buchstabe A liegt das Lied, das die ganze Gemeinde auswendig kann, bei einem Instrument. Der Rest ist gedämpft, die Bässe schweigen. Im Mai sitzen 250 Sängerinnen und Sänger im Rücken des Orchesters und dürfen an dieser Stelle nichts tun als zuhören, wie ihr Lied gespielt wird.</w:t>
+        <w:t xml:space="preserve">„Broadening“ steht genau über den Worten „Love so amazing, so divine“. Martin macht die Musik nicht lauter und nicht höher — er macht sie weiter, weil sich der Text nicht mehr in das normale Maß fügt.</w:t>
+      </w:r>
+    </w:p>
+    <w:p>
+      <w:pPr>
+        <w:spacing w:after="30" w:before="0" w:line="255"/>
+        <w:ind w:left="420"/>
+      </w:pPr>
+      <w:r>
+        <w:rPr>
+          <w:rFonts w:ascii="Cambria" w:cs="Cambria" w:eastAsia="Cambria" w:hAnsi="Cambria"/>
+          <w:b w:val="false"/>
+          <w:bCs w:val="false"/>
+          <w:i/>
+          <w:iCs/>
+          <w:caps w:val="false"/>
+          <w:color w:val="1A1D23"/>
+          <w:sz w:val="20"/>
+          <w:szCs w:val="20"/>
+        </w:rPr>
+        <w:t xml:space="preserve">„Ab Takt 60 wird nicht mehr gesteigert, sondern Platz gemacht. Die Stelle handelt von etwas, das zu groß ist — also wird der Takt größer.“</w:t>
       </w:r>
     </w:p>
     <w:p>
@@ -1504,17 +1364,95 @@
       </w:pPr>
       <w:r>
         <w:rPr>
+          <w:rFonts w:ascii="Calibri" w:cs="Calibri" w:eastAsia="Calibri" w:hAnsi="Calibri"/>
+          <w:b w:val="false"/>
+          <w:bCs w:val="false"/>
+          <w:i w:val="false"/>
+          <w:iCs w:val="false"/>
+          <w:caps w:val="false"/>
+          <w:color w:val="5E6472"/>
+          <w:sz w:val="16"/>
+          <w:szCs w:val="16"/>
+        </w:rPr>
+        <w:t xml:space="preserve">Mir liegt nur die Chor-und-Orgel-Ausgabe vor (Presser 312-40785); die Besetzungsangaben stammen von deiner Partiturseite 1. Schick mir die fertige Orchesterfassung, dann bereite ich die Bläserstellen für den 27.11. genauso auf.</w:t>
+      </w:r>
+    </w:p>
+    <w:p>
+      <w:pPr>
+        <w:pBdr>
+          <w:bottom w:val="single" w:color="1A1D23" w:sz="12"/>
+        </w:pBdr>
+        <w:spacing w:after="140" w:before="90"/>
+      </w:pPr>
+      <w:r>
+        <w:rPr>
+          <w:rFonts w:ascii="Calibri" w:cs="Calibri" w:eastAsia="Calibri" w:hAnsi="Calibri"/>
+          <w:b w:val="false"/>
+          <w:bCs w:val="false"/>
+          <w:i w:val="false"/>
+          <w:iCs w:val="false"/>
+          <w:caps w:val="false"/>
+          <w:color w:val="1A1D23"/>
+          <w:sz w:val="2"/>
+          <w:szCs w:val="2"/>
+        </w:rPr>
+        <w:t xml:space="preserve"/>
+      </w:r>
+    </w:p>
+    <w:p>
+      <w:pPr>
+        <w:spacing w:after="50" w:before="0" w:line="255"/>
+      </w:pPr>
+      <w:r>
+        <w:rPr>
+          <w:rFonts w:ascii="Consolas" w:cs="Consolas" w:eastAsia="Consolas" w:hAnsi="Consolas"/>
+          <w:b/>
+          <w:bCs/>
+          <w:i w:val="false"/>
+          <w:iCs w:val="false"/>
+          <w:caps/>
+          <w:color w:val="7A8090"/>
+          <w:spacing w:val="20"/>
+          <w:sz w:val="15"/>
+          <w:szCs w:val="15"/>
+        </w:rPr>
+        <w:t xml:space="preserve">19:55 · 17 Minuten</w:t>
+      </w:r>
+    </w:p>
+    <w:p>
+      <w:pPr>
+        <w:pStyle w:val="Heading2"/>
+        <w:spacing w:after="60" w:before="240"/>
+      </w:pPr>
+      <w:r>
+        <w:rPr>
           <w:rFonts w:ascii="Cambria" w:cs="Cambria" w:eastAsia="Cambria" w:hAnsi="Cambria"/>
-          <w:b w:val="false"/>
-          <w:bCs w:val="false"/>
-          <w:i/>
-          <w:iCs/>
-          <w:caps w:val="false"/>
-          <w:color w:val="1A1D23"/>
-          <w:sz w:val="20"/>
-          <w:szCs w:val="20"/>
-        </w:rPr>
-        <w:t xml:space="preserve">„Hier spielt die Oboe das, was im Mai 250 Leute hinter euch singen können — und sie dürfen nicht. Deshalb muss man es verstehen können.“</w:t>
+          <w:b/>
+          <w:bCs/>
+          <w:color w:val="1A1D23"/>
+          <w:sz w:val="30"/>
+          <w:szCs w:val="30"/>
+        </w:rPr>
+        <w:t xml:space="preserve">Nr. 10 — I Will Make All Things New</w:t>
+      </w:r>
+    </w:p>
+    <w:p>
+      <w:pPr>
+        <w:spacing w:after="90" w:before="0" w:line="255"/>
+      </w:pPr>
+      <w:r>
+        <w:rPr>
+          <w:rFonts w:ascii="Calibri" w:cs="Calibri" w:eastAsia="Calibri" w:hAnsi="Calibri"/>
+          <w:b w:val="false"/>
+          <w:bCs w:val="false"/>
+          <w:i w:val="false"/>
+          <w:iCs w:val="false"/>
+          <w:caps w:val="false"/>
+          <w:color w:val="5E6472"/>
+          <w:sz w:val="18"/>
+          <w:szCs w:val="18"/>
+        </w:rPr>
+        <w:t xml:space="preserve">Mary McDonald, orchestriert von Ed Hogan. Titelstück. B-Dur, 4/4, „Dramatic, expressive“ ♩ = ca. 76 — ab Takt 39 in C-Dur. 3 Trompeten, 2 Posaunen, Tuba, Harfe, Klavier, Schlagwerk, Streicher plus Streicherreduktion.</w:t>
       </w:r>
     </w:p>
     <w:p>
@@ -1534,7 +1472,7 @@
           <w:sz w:val="15"/>
           <w:szCs w:val="15"/>
         </w:rPr>
-        <w:t xml:space="preserve">Solokette   </w:t>
+        <w:t xml:space="preserve">Durchlauf   </w:t>
       </w:r>
       <w:r>
         <w:rPr>
@@ -1548,7 +1486,7 @@
           <w:sz w:val="21"/>
           <w:szCs w:val="21"/>
         </w:rPr>
-        <w:t xml:space="preserve">Takt 16–30</w:t>
+        <w:t xml:space="preserve">T. 1–84</w:t>
       </w:r>
       <w:r>
         <w:rPr>
@@ -1562,7 +1500,7 @@
           <w:sz w:val="16"/>
           <w:szCs w:val="16"/>
         </w:rPr>
-        <w:t xml:space="preserve">     7 Min.</w:t>
+        <w:t xml:space="preserve">     9 Min.</w:t>
       </w:r>
     </w:p>
     <w:p>
@@ -1581,7 +1519,7 @@
           <w:sz w:val="16"/>
           <w:szCs w:val="16"/>
         </w:rPr>
-        <w:t xml:space="preserve">Oboe → Fagott solo (T. 16) → Horn 1+2 (T. 17) → Horn solo (T. 19) → Klarinette solo (T. 21) · alle mp · Streicher p</w:t>
+        <w:t xml:space="preserve">Tonartwechsel T. 39 · Marcato-Block ab T. 63 · Molto Rit. ab T. 82</w:t>
       </w:r>
     </w:p>
     <w:p>
@@ -1600,7 +1538,7 @@
           <w:sz w:val="17"/>
           <w:szCs w:val="17"/>
         </w:rPr>
-        <w:t xml:space="preserve">T. 16–22   </w:t>
+        <w:t xml:space="preserve">T. 37–41   </w:t>
       </w:r>
       <w:r>
         <w:rPr>
@@ -1615,21 +1553,21 @@
           <w:sz w:val="15"/>
           <w:szCs w:val="15"/>
         </w:rPr>
-        <w:t xml:space="preserve">Holz / Horn   </w:t>
-      </w:r>
-      <w:r>
-        <w:rPr>
-          <w:rFonts w:ascii="Calibri" w:cs="Calibri" w:eastAsia="Calibri" w:hAnsi="Calibri"/>
-          <w:b w:val="false"/>
-          <w:bCs w:val="false"/>
-          <w:i w:val="false"/>
-          <w:iCs w:val="false"/>
-          <w:caps w:val="false"/>
-          <w:color w:val="1A1D23"/>
-          <w:sz w:val="19"/>
-          <w:szCs w:val="19"/>
-        </w:rPr>
-        <w:t xml:space="preserve">Die Melodie wird weitergereicht. Vier Instrumente nacheinander, alle im mp, jedes übernimmt vom vorigen. Das Problem ist nie die Technik — es ist der Anschluss: jeder Neue beginnt lauter als der Vorige aufgehört hat.</w:t>
+        <w:t xml:space="preserve">Tutti   </w:t>
+      </w:r>
+      <w:r>
+        <w:rPr>
+          <w:rFonts w:ascii="Calibri" w:cs="Calibri" w:eastAsia="Calibri" w:hAnsi="Calibri"/>
+          <w:b w:val="false"/>
+          <w:bCs w:val="false"/>
+          <w:i w:val="false"/>
+          <w:iCs w:val="false"/>
+          <w:caps w:val="false"/>
+          <w:color w:val="1A1D23"/>
+          <w:sz w:val="19"/>
+          <w:szCs w:val="19"/>
+        </w:rPr>
+        <w:t xml:space="preserve">B-Dur wird zu C-Dur, mitten im Fluss. Für die transponierenden Instrumente ändert sich die Vorzeichnung unterschiedlich — Klarinetten und Hörner bekommen Kreuze, wo die Streicher nur Auflösungen haben.</w:t>
       </w:r>
     </w:p>
     <w:p>
@@ -1663,7 +1601,89 @@
           <w:sz w:val="17"/>
           <w:szCs w:val="17"/>
         </w:rPr>
-        <w:t xml:space="preserve">Die Kette ohne Streicher spielen, nur die vier. Jeder Übernehmende setzt auf der Lautstärke des Vorgängers ein, nicht auf seiner eigenen. Zweimal reicht, wenn es einmal gelungen ist — dann mit Streichern bestätigen.</w:t>
+        <w:t xml:space="preserve">Zwei Takte vor, zwei nach, isoliert, dreimal. Verlesen wird sich immer im ersten Takt nach dem Wechsel.</w:t>
+      </w:r>
+    </w:p>
+    <w:p>
+      <w:pPr>
+        <w:spacing w:after="30" w:before="0" w:line="255"/>
+      </w:pPr>
+      <w:r>
+        <w:rPr>
+          <w:rFonts w:ascii="Consolas" w:cs="Consolas" w:eastAsia="Consolas" w:hAnsi="Consolas"/>
+          <w:b/>
+          <w:bCs/>
+          <w:i w:val="false"/>
+          <w:iCs w:val="false"/>
+          <w:caps w:val="false"/>
+          <w:color w:val="8C2F39"/>
+          <w:sz w:val="17"/>
+          <w:szCs w:val="17"/>
+        </w:rPr>
+        <w:t xml:space="preserve">ab T. 63   </w:t>
+      </w:r>
+      <w:r>
+        <w:rPr>
+          <w:rFonts w:ascii="Consolas" w:cs="Consolas" w:eastAsia="Consolas" w:hAnsi="Consolas"/>
+          <w:b w:val="false"/>
+          <w:bCs w:val="false"/>
+          <w:i w:val="false"/>
+          <w:iCs w:val="false"/>
+          <w:caps/>
+          <w:color w:val="5E6472"/>
+          <w:spacing w:val="20"/>
+          <w:sz w:val="15"/>
+          <w:szCs w:val="15"/>
+        </w:rPr>
+        <w:t xml:space="preserve">Blech / Streicher   </w:t>
+      </w:r>
+      <w:r>
+        <w:rPr>
+          <w:rFonts w:ascii="Calibri" w:cs="Calibri" w:eastAsia="Calibri" w:hAnsi="Calibri"/>
+          <w:b w:val="false"/>
+          <w:bCs w:val="false"/>
+          <w:i w:val="false"/>
+          <w:iCs w:val="false"/>
+          <w:caps w:val="false"/>
+          <w:color w:val="1A1D23"/>
+          <w:sz w:val="19"/>
+          <w:szCs w:val="19"/>
+        </w:rPr>
+        <w:t xml:space="preserve">Akzent–Punkt–Akzent-Figuren in Blech, Streichern und Klavier. Überall gleich notiert, überall anders gespielt, solange es keine Verabredung gibt. Die einzige Stelle im Programm, an der das Orchester hart sein darf.</w:t>
+      </w:r>
+    </w:p>
+    <w:p>
+      <w:pPr>
+        <w:spacing w:after="100" w:before="0" w:line="255"/>
+        <w:ind w:left="300"/>
+      </w:pPr>
+      <w:r>
+        <w:rPr>
+          <w:rFonts w:ascii="Calibri" w:cs="Calibri" w:eastAsia="Calibri" w:hAnsi="Calibri"/>
+          <w:b/>
+          <w:bCs/>
+          <w:i w:val="false"/>
+          <w:iCs w:val="false"/>
+          <w:caps w:val="false"/>
+          <w:color w:val="5E6472"/>
+          <w:sz w:val="17"/>
+          <w:szCs w:val="17"/>
+        </w:rPr>
+        <w:t xml:space="preserve">Probenmittel:  </w:t>
+      </w:r>
+      <w:r>
+        <w:rPr>
+          <w:rFonts w:ascii="Calibri" w:cs="Calibri" w:eastAsia="Calibri" w:hAnsi="Calibri"/>
+          <w:b w:val="false"/>
+          <w:bCs w:val="false"/>
+          <w:i w:val="false"/>
+          <w:iCs w:val="false"/>
+          <w:caps w:val="false"/>
+          <w:color w:val="5E6472"/>
+          <w:sz w:val="17"/>
+          <w:szCs w:val="17"/>
+        </w:rPr>
+        <w:t xml:space="preserve">Eine Ansage für alle — der Punkt kürzt, der Akzent beginnt. Figur einmal gemeinsam sprechen („tam ta-ta tam“), dann spielen.</w:t>
       </w:r>
     </w:p>
     <w:p>
@@ -1690,7 +1710,7 @@
           <w:sz w:val="15"/>
           <w:szCs w:val="15"/>
         </w:rPr>
-        <w:t xml:space="preserve">ANALOGIE · WEITERGEREICHT, NICHT WIEDERHOLT  </w:t>
+        <w:t xml:space="preserve">ANALOGIE · DIE TONART WIRD NEU, NICHT LAUTER  </w:t>
       </w:r>
       <w:r>
         <w:rPr>
@@ -1704,7 +1724,7 @@
           <w:sz w:val="18"/>
           <w:szCs w:val="18"/>
         </w:rPr>
-        <w:t xml:space="preserve">Vier Instrumente, dieselbe Melodie, keiner behält sie. Oboe gibt an Fagott, Fagott an Horn, Horn an Klarinette. Jeder trägt sie ein Stück und gibt sie weiter — und die Melodie wird dabei nicht leiser.</w:t>
+        <w:t xml:space="preserve">Das Stück heißt „Ich mache alles neu“. An Takt 39 wiederholt die Musik den Abschnitt nicht eine Stufe höher, damit es größer klingt — sie wechselt die Tonart. Was danach kommt, steht in einem anderen Zuhause.</w:t>
       </w:r>
     </w:p>
     <w:p>
@@ -1724,7 +1744,85 @@
           <w:sz w:val="20"/>
           <w:szCs w:val="20"/>
         </w:rPr>
-        <w:t xml:space="preserve">„So ist der Glaube in unsere Gemeinde gekommen: Niemand hat ihn erfunden, jeder hat ihn ein Stück getragen. Wenn ihr hier zu laut übernehmt, hört man die Übergabe statt des Liedes.“</w:t>
+        <w:t xml:space="preserve">„Nicht lauter, nicht höher — anders. Das ist der Unterschied zwischen Verbessern und Neumachen, und er steht hier in den Vorzeichen.“</w:t>
+      </w:r>
+    </w:p>
+    <w:p>
+      <w:pPr>
+        <w:pBdr>
+          <w:bottom w:val="single" w:color="1A1D23" w:sz="12"/>
+        </w:pBdr>
+        <w:spacing w:after="140" w:before="90"/>
+      </w:pPr>
+      <w:r>
+        <w:rPr>
+          <w:rFonts w:ascii="Calibri" w:cs="Calibri" w:eastAsia="Calibri" w:hAnsi="Calibri"/>
+          <w:b w:val="false"/>
+          <w:bCs w:val="false"/>
+          <w:i w:val="false"/>
+          <w:iCs w:val="false"/>
+          <w:caps w:val="false"/>
+          <w:color w:val="1A1D23"/>
+          <w:sz w:val="2"/>
+          <w:szCs w:val="2"/>
+        </w:rPr>
+        <w:t xml:space="preserve"/>
+      </w:r>
+    </w:p>
+    <w:p>
+      <w:pPr>
+        <w:spacing w:after="50" w:before="0" w:line="255"/>
+      </w:pPr>
+      <w:r>
+        <w:rPr>
+          <w:rFonts w:ascii="Consolas" w:cs="Consolas" w:eastAsia="Consolas" w:hAnsi="Consolas"/>
+          <w:b/>
+          <w:bCs/>
+          <w:i w:val="false"/>
+          <w:iCs w:val="false"/>
+          <w:caps/>
+          <w:color w:val="7A8090"/>
+          <w:spacing w:val="20"/>
+          <w:sz w:val="15"/>
+          <w:szCs w:val="15"/>
+        </w:rPr>
+        <w:t xml:space="preserve">20:12 · 15 Minuten</w:t>
+      </w:r>
+    </w:p>
+    <w:p>
+      <w:pPr>
+        <w:pStyle w:val="Heading2"/>
+        <w:spacing w:after="60" w:before="240"/>
+      </w:pPr>
+      <w:r>
+        <w:rPr>
+          <w:rFonts w:ascii="Cambria" w:cs="Cambria" w:eastAsia="Cambria" w:hAnsi="Cambria"/>
+          <w:b/>
+          <w:bCs/>
+          <w:color w:val="1A1D23"/>
+          <w:sz w:val="30"/>
+          <w:szCs w:val="30"/>
+        </w:rPr>
+        <w:t xml:space="preserve">Nr. 4 — Einen anderen Grund kann niemand legen</w:t>
+      </w:r>
+    </w:p>
+    <w:p>
+      <w:pPr>
+        <w:spacing w:after="90" w:before="0" w:line="255"/>
+      </w:pPr>
+      <w:r>
+        <w:rPr>
+          <w:rFonts w:ascii="Calibri" w:cs="Calibri" w:eastAsia="Calibri" w:hAnsi="Calibri"/>
+          <w:b w:val="false"/>
+          <w:bCs w:val="false"/>
+          <w:i w:val="false"/>
+          <w:iCs w:val="false"/>
+          <w:caps w:val="false"/>
+          <w:color w:val="5E6472"/>
+          <w:sz w:val="18"/>
+          <w:szCs w:val="18"/>
+        </w:rPr>
+        <w:t xml:space="preserve">Albert Becker, Weihegesang op. 74, Bearbeitung Jürgen Geisch (2004). Grave, alla breve, F-Dur, handschriftliche Partitur, 7 Notenseiten. Flöten · Oboen (2. ad lib., auch Englischhorn) · Klarinetten in B · Fagotte · Hörner in F · Harfe · Streicher · Orgel ad libitum. Kein Blech, kein Schlagwerk, keine Pauken.</w:t>
       </w:r>
     </w:p>
     <w:p>
@@ -1744,7 +1842,7 @@
           <w:sz w:val="15"/>
           <w:szCs w:val="15"/>
         </w:rPr>
-        <w:t xml:space="preserve">Buchstabe D   </w:t>
+        <w:t xml:space="preserve">Durchlauf   </w:t>
       </w:r>
       <w:r>
         <w:rPr>
@@ -1758,7 +1856,7 @@
           <w:sz w:val="21"/>
           <w:szCs w:val="21"/>
         </w:rPr>
-        <w:t xml:space="preserve">Die Rückkehr, ab Takt 58</w:t>
+        <w:t xml:space="preserve">T. 1–55</w:t>
       </w:r>
       <w:r>
         <w:rPr>
@@ -1772,7 +1870,7 @@
           <w:sz w:val="16"/>
           <w:szCs w:val="16"/>
         </w:rPr>
-        <w:t xml:space="preserve">     7 Min.</w:t>
+        <w:t xml:space="preserve">     8 Min.</w:t>
       </w:r>
     </w:p>
     <w:p>
@@ -1791,7 +1889,7 @@
           <w:sz w:val="16"/>
           <w:szCs w:val="16"/>
         </w:rPr>
-        <w:t xml:space="preserve">Es-Dur → G-Dur · a tempo nach Fermate · „Dämpfer weg / senza sordino“ · pp · Horn 1 marcato mf · Fagott mf marcato</w:t>
+        <w:t xml:space="preserve">Harfe allein ab T. 1 · Streicher p ab T. 2 · Fagott 1. Solo mf ca. T. 4 · Hörner mf · Männerstimmen mit Triole · Holz schweigt am Anfang</w:t>
       </w:r>
     </w:p>
     <w:p>
@@ -1810,7 +1908,7 @@
           <w:sz w:val="17"/>
           <w:szCs w:val="17"/>
         </w:rPr>
-        <w:t xml:space="preserve">T. 54–57   </w:t>
+        <w:t xml:space="preserve">T. 1–6   </w:t>
       </w:r>
       <w:r>
         <w:rPr>
@@ -1825,21 +1923,21 @@
           <w:sz w:val="15"/>
           <w:szCs w:val="15"/>
         </w:rPr>
-        <w:t xml:space="preserve">Holz   </w:t>
-      </w:r>
-      <w:r>
-        <w:rPr>
-          <w:rFonts w:ascii="Calibri" w:cs="Calibri" w:eastAsia="Calibri" w:hAnsi="Calibri"/>
-          <w:b w:val="false"/>
-          <w:bCs w:val="false"/>
-          <w:i w:val="false"/>
-          <w:iCs w:val="false"/>
-          <w:caps w:val="false"/>
-          <w:color w:val="1A1D23"/>
-          <w:sz w:val="19"/>
-          <w:szCs w:val="19"/>
-        </w:rPr>
-        <w:t xml:space="preserve">Vier Soli hintereinander — Flöte, Oboe, Klarinette, Fagott, jedes mit „solo“ bezeichnet, p mit Schwellgabel, dann Fermate. Das ist der ruhigste Moment des Stücks.</w:t>
+        <w:t xml:space="preserve">Klavier / Fagott   </w:t>
+      </w:r>
+      <w:r>
+        <w:rPr>
+          <w:rFonts w:ascii="Calibri" w:cs="Calibri" w:eastAsia="Calibri" w:hAnsi="Calibri"/>
+          <w:b w:val="false"/>
+          <w:bCs w:val="false"/>
+          <w:i w:val="false"/>
+          <w:iCs w:val="false"/>
+          <w:caps w:val="false"/>
+          <w:color w:val="1A1D23"/>
+          <w:sz w:val="19"/>
+          <w:szCs w:val="19"/>
+        </w:rPr>
+        <w:t xml:space="preserve">Das Stück beginnt mit der Harfe allein — also bei uns mit dem Klavier, mf, ohne irgendetwas darunter. Zwei Takte später die Streicher p, dann das Fagott-Solo. Flöten, Oboen und Klarinetten schweigen hier noch.</w:t>
       </w:r>
     </w:p>
     <w:p>
@@ -1873,7 +1971,7 @@
           <w:sz w:val="17"/>
           <w:szCs w:val="17"/>
         </w:rPr>
-        <w:t xml:space="preserve">Gleiche Schwellgabel bei allen vieren. Einmal vormachen, dann alle vier nacheinander ohne Unterbrechung.</w:t>
+        <w:t xml:space="preserve">Anfang dreimal, nur Klavier, Streicher, Fagott. Dem Klavierspieler sagen, dass er die ersten Takte allein trägt.</w:t>
       </w:r>
     </w:p>
     <w:p>
@@ -1892,7 +1990,7 @@
           <w:sz w:val="17"/>
           <w:szCs w:val="17"/>
         </w:rPr>
-        <w:t xml:space="preserve">T. 58   </w:t>
+        <w:t xml:space="preserve">ca. T. 51–55   </w:t>
       </w:r>
       <w:r>
         <w:rPr>
@@ -1907,21 +2005,21 @@
           <w:sz w:val="15"/>
           <w:szCs w:val="15"/>
         </w:rPr>
-        <w:t xml:space="preserve">Streicher   </w:t>
-      </w:r>
-      <w:r>
-        <w:rPr>
-          <w:rFonts w:ascii="Calibri" w:cs="Calibri" w:eastAsia="Calibri" w:hAnsi="Calibri"/>
-          <w:b w:val="false"/>
-          <w:bCs w:val="false"/>
-          <w:i w:val="false"/>
-          <w:iCs w:val="false"/>
-          <w:caps w:val="false"/>
-          <w:color w:val="1A1D23"/>
-          <w:sz w:val="19"/>
-          <w:szCs w:val="19"/>
-        </w:rPr>
-        <w:t xml:space="preserve">„Dämpfer weg“ — und zwar genau dort, wo das Stück nach G-Dur zurückkehrt. Das ist eine Logistikstelle: 30 Streicher nehmen gleichzeitig den Dämpfer ab, und es darf nichts klappern.</w:t>
+        <w:t xml:space="preserve">Tutti   </w:t>
+      </w:r>
+      <w:r>
+        <w:rPr>
+          <w:rFonts w:ascii="Calibri" w:cs="Calibri" w:eastAsia="Calibri" w:hAnsi="Calibri"/>
+          <w:b w:val="false"/>
+          <w:bCs w:val="false"/>
+          <w:i w:val="false"/>
+          <w:iCs w:val="false"/>
+          <w:caps w:val="false"/>
+          <w:color w:val="1A1D23"/>
+          <w:sz w:val="19"/>
+          <w:szCs w:val="19"/>
+        </w:rPr>
+        <w:t xml:space="preserve">Der Schluss: „A–men“ mit Fermate, Chor auf vier getrennten Systemen.</w:t>
       </w:r>
     </w:p>
     <w:p>
@@ -1955,7 +2053,89 @@
           <w:sz w:val="17"/>
           <w:szCs w:val="17"/>
         </w:rPr>
-        <w:t xml:space="preserve">Choreografie verabreden. Dämpfer in die Hand, nicht aufs Pult legen. Den Moment zweimal stumm üben — nur das Abnehmen, ohne Töne, auf deinen Blick. Kostet 90 Sekunden und spart im Mai einen Störgeräusch-Takt.</w:t>
+        <w:t xml:space="preserve">Nur Länge und Abschlag festlegen. Die Chorarbeit daran passiert ohne euch — ihr müsst nur wissen, wie lang gehalten wird.</w:t>
+      </w:r>
+    </w:p>
+    <w:p>
+      <w:pPr>
+        <w:spacing w:after="30" w:before="0" w:line="255"/>
+      </w:pPr>
+      <w:r>
+        <w:rPr>
+          <w:rFonts w:ascii="Consolas" w:cs="Consolas" w:eastAsia="Consolas" w:hAnsi="Consolas"/>
+          <w:b/>
+          <w:bCs/>
+          <w:i w:val="false"/>
+          <w:iCs w:val="false"/>
+          <w:caps w:val="false"/>
+          <w:color w:val="8C2F39"/>
+          <w:sz w:val="17"/>
+          <w:szCs w:val="17"/>
+        </w:rPr>
+        <w:t xml:space="preserve">—   </w:t>
+      </w:r>
+      <w:r>
+        <w:rPr>
+          <w:rFonts w:ascii="Consolas" w:cs="Consolas" w:eastAsia="Consolas" w:hAnsi="Consolas"/>
+          <w:b w:val="false"/>
+          <w:bCs w:val="false"/>
+          <w:i w:val="false"/>
+          <w:iCs w:val="false"/>
+          <w:caps/>
+          <w:color w:val="5E6472"/>
+          <w:spacing w:val="20"/>
+          <w:sz w:val="15"/>
+          <w:szCs w:val="15"/>
+        </w:rPr>
+        <w:t xml:space="preserve">alle   </w:t>
+      </w:r>
+      <w:r>
+        <w:rPr>
+          <w:rFonts w:ascii="Calibri" w:cs="Calibri" w:eastAsia="Calibri" w:hAnsi="Calibri"/>
+          <w:b w:val="false"/>
+          <w:bCs w:val="false"/>
+          <w:i w:val="false"/>
+          <w:iCs w:val="false"/>
+          <w:caps w:val="false"/>
+          <w:color w:val="1A1D23"/>
+          <w:sz w:val="19"/>
+          <w:szCs w:val="19"/>
+        </w:rPr>
+        <w:t xml:space="preserve">Die Stimmen sind handschriftlich. Das ist keine Nebensache: Wenn jemand seine Stimme nicht lesen kann, merkt man es heute oder im Mai.</w:t>
+      </w:r>
+    </w:p>
+    <w:p>
+      <w:pPr>
+        <w:spacing w:after="100" w:before="0" w:line="255"/>
+        <w:ind w:left="300"/>
+      </w:pPr>
+      <w:r>
+        <w:rPr>
+          <w:rFonts w:ascii="Calibri" w:cs="Calibri" w:eastAsia="Calibri" w:hAnsi="Calibri"/>
+          <w:b/>
+          <w:bCs/>
+          <w:i w:val="false"/>
+          <w:iCs w:val="false"/>
+          <w:caps w:val="false"/>
+          <w:color w:val="5E6472"/>
+          <w:sz w:val="17"/>
+          <w:szCs w:val="17"/>
+        </w:rPr>
+        <w:t xml:space="preserve">Probenmittel:  </w:t>
+      </w:r>
+      <w:r>
+        <w:rPr>
+          <w:rFonts w:ascii="Calibri" w:cs="Calibri" w:eastAsia="Calibri" w:hAnsi="Calibri"/>
+          <w:b w:val="false"/>
+          <w:bCs w:val="false"/>
+          <w:i w:val="false"/>
+          <w:iCs w:val="false"/>
+          <w:caps w:val="false"/>
+          <w:color w:val="5E6472"/>
+          <w:sz w:val="17"/>
+          <w:szCs w:val="17"/>
+        </w:rPr>
+        <w:t xml:space="preserve">Einmal fragen: „Kann jede und jeder die eigene Stimme lesen?“ Die Hände, die hochgehen, heute notieren.</w:t>
       </w:r>
     </w:p>
     <w:p>
@@ -1982,7 +2162,7 @@
           <w:sz w:val="15"/>
           <w:szCs w:val="15"/>
         </w:rPr>
-        <w:t xml:space="preserve">ANALOGIE · DIE DECKE KOMMT WEG  </w:t>
+        <w:t xml:space="preserve">ANALOGIE · EIN FUNDAMENT MACHT KEINEN LÄRM  </w:t>
       </w:r>
       <w:r>
         <w:rPr>
@@ -1996,12 +2176,12 @@
           <w:sz w:val="18"/>
           <w:szCs w:val="18"/>
         </w:rPr>
-        <w:t xml:space="preserve">Das Stück war im Es-Dur unterwegs, die Streicher die ganze Zeit gedämpft. Bei D kommt beides zugleich zurück: die eigene Tonart und der eigene Klang. Der Dämpfer fällt genau in dem Moment, in dem die Musik nach Hause kommt.</w:t>
-      </w:r>
-    </w:p>
-    <w:p>
-      <w:pPr>
-        <w:spacing w:after="30" w:before="0" w:line="255"/>
+        <w:t xml:space="preserve">Das Stück über das Fundament — „einen anderen Grund kann niemand legen“ — hat kein einziges Blechblasinstrument. Keine Trompeten, keine Posaunen, keine Pauken. Es beginnt in den tiefsten Stimmen, im alla breve, unter allem anderen.</w:t>
+      </w:r>
+    </w:p>
+    <w:p>
+      <w:pPr>
+        <w:spacing w:after="120" w:before="0" w:line="255"/>
         <w:ind w:left="420"/>
       </w:pPr>
       <w:r>
@@ -2016,27 +2196,85 @@
           <w:sz w:val="20"/>
           <w:szCs w:val="20"/>
         </w:rPr>
-        <w:t xml:space="preserve">„Wir sehen jetzt durch einen Spiegel in einem dunklen Wort, dann aber von Angesicht zu Angesicht. — Das ist Takt 58. Nehmt den Dämpfer nicht ab, weil es in den Noten steht, sondern weil hier etwas weggenommen wird.“</w:t>
-      </w:r>
-    </w:p>
-    <w:p>
-      <w:pPr>
-        <w:spacing w:after="120" w:before="0" w:line="255"/>
-        <w:ind w:left="420"/>
-      </w:pPr>
-      <w:r>
-        <w:rPr>
-          <w:rFonts w:ascii="Calibri" w:cs="Calibri" w:eastAsia="Calibri" w:hAnsi="Calibri"/>
-          <w:b w:val="false"/>
-          <w:bCs w:val="false"/>
-          <w:i w:val="false"/>
-          <w:iCs w:val="false"/>
-          <w:caps w:val="false"/>
-          <w:color w:val="5E6472"/>
-          <w:sz w:val="16"/>
-          <w:szCs w:val="16"/>
-        </w:rPr>
-        <w:t xml:space="preserve">1. Korinther 13,12. Ein Satz genügt — nicht erklären, sondern spielen lassen.</w:t>
+        <w:t xml:space="preserve">„Zwischen Mozart mit Pauken und ‚Mache dich auf‘ steht hier ein Stück ohne ein einziges Blech. Ein Fundament ist nicht das, was man hört — es ist das, worauf das Übrige steht.“</w:t>
+      </w:r>
+    </w:p>
+    <w:p>
+      <w:pPr>
+        <w:pBdr>
+          <w:bottom w:val="single" w:color="1A1D23" w:sz="12"/>
+        </w:pBdr>
+        <w:spacing w:after="140" w:before="90"/>
+      </w:pPr>
+      <w:r>
+        <w:rPr>
+          <w:rFonts w:ascii="Calibri" w:cs="Calibri" w:eastAsia="Calibri" w:hAnsi="Calibri"/>
+          <w:b w:val="false"/>
+          <w:bCs w:val="false"/>
+          <w:i w:val="false"/>
+          <w:iCs w:val="false"/>
+          <w:caps w:val="false"/>
+          <w:color w:val="1A1D23"/>
+          <w:sz w:val="2"/>
+          <w:szCs w:val="2"/>
+        </w:rPr>
+        <w:t xml:space="preserve"/>
+      </w:r>
+    </w:p>
+    <w:p>
+      <w:pPr>
+        <w:spacing w:after="50" w:before="0" w:line="255"/>
+      </w:pPr>
+      <w:r>
+        <w:rPr>
+          <w:rFonts w:ascii="Consolas" w:cs="Consolas" w:eastAsia="Consolas" w:hAnsi="Consolas"/>
+          <w:b/>
+          <w:bCs/>
+          <w:i w:val="false"/>
+          <w:iCs w:val="false"/>
+          <w:caps/>
+          <w:color w:val="7A8090"/>
+          <w:spacing w:val="20"/>
+          <w:sz w:val="15"/>
+          <w:szCs w:val="15"/>
+        </w:rPr>
+        <w:t xml:space="preserve">20:27 · 15 Minuten · nur Streicher</w:t>
+      </w:r>
+    </w:p>
+    <w:p>
+      <w:pPr>
+        <w:pStyle w:val="Heading2"/>
+        <w:spacing w:after="60" w:before="240"/>
+      </w:pPr>
+      <w:r>
+        <w:rPr>
+          <w:rFonts w:ascii="Cambria" w:cs="Cambria" w:eastAsia="Cambria" w:hAnsi="Cambria"/>
+          <w:b/>
+          <w:bCs/>
+          <w:color w:val="1A1D23"/>
+          <w:sz w:val="30"/>
+          <w:szCs w:val="30"/>
+        </w:rPr>
+        <w:t xml:space="preserve">Nr. 2 — Since by man came death</w:t>
+      </w:r>
+    </w:p>
+    <w:p>
+      <w:pPr>
+        <w:spacing w:after="90" w:before="0" w:line="255"/>
+      </w:pPr>
+      <w:r>
+        <w:rPr>
+          <w:rFonts w:ascii="Calibri" w:cs="Calibri" w:eastAsia="Calibri" w:hAnsi="Calibri"/>
+          <w:b w:val="false"/>
+          <w:bCs w:val="false"/>
+          <w:i w:val="false"/>
+          <w:iCs w:val="false"/>
+          <w:caps w:val="false"/>
+          <w:color w:val="5E6472"/>
+          <w:sz w:val="18"/>
+          <w:szCs w:val="18"/>
+        </w:rPr>
+        <w:t xml:space="preserve">Händel, Messiah Nr. 3.2 „Soli and Chorus“. Grave und Allegro im Wechsel. Violino I · Violino II · Viola · Tutti Bassi. Keine Bläser — deshalb beginnt für sie hier die Pause.</w:t>
       </w:r>
     </w:p>
     <w:p>
@@ -2056,7 +2294,7 @@
           <w:sz w:val="15"/>
           <w:szCs w:val="15"/>
         </w:rPr>
-        <w:t xml:space="preserve">Schluss   </w:t>
+        <w:t xml:space="preserve">Durchlauf   </w:t>
       </w:r>
       <w:r>
         <w:rPr>
@@ -2070,7 +2308,7 @@
           <w:sz w:val="21"/>
           <w:szCs w:val="21"/>
         </w:rPr>
-        <w:t xml:space="preserve">Takt 92 bis Ende</w:t>
+        <w:t xml:space="preserve">T. 1 bis Schluss</w:t>
       </w:r>
       <w:r>
         <w:rPr>
@@ -2084,7 +2322,7 @@
           <w:sz w:val="16"/>
           <w:szCs w:val="16"/>
         </w:rPr>
-        <w:t xml:space="preserve">     3 Min.</w:t>
+        <w:t xml:space="preserve">     7 Min.</w:t>
       </w:r>
     </w:p>
     <w:p>
@@ -2103,7 +2341,7 @@
           <w:sz w:val="16"/>
           <w:szCs w:val="16"/>
         </w:rPr>
-        <w:t xml:space="preserve">Tutti mit Posaunen · Horn 1+2 und 3+4 · mf → mp · Fermaten auf allen Systemen · Pauke ad lib. mit Wirbel · Violoncello solo con ripieno, dann solo</w:t>
+        <w:t xml:space="preserve">T. 1–7 Grave: Streicher schweigen, Chor a cappella pp („gebunden, Aussprache“) · ab T. 8 Allegro · später zweites Grave und zweites Allegro</w:t>
       </w:r>
     </w:p>
     <w:p>
@@ -2122,7 +2360,7 @@
           <w:sz w:val="17"/>
           <w:szCs w:val="17"/>
         </w:rPr>
-        <w:t xml:space="preserve">T. 98–100   </w:t>
+        <w:t xml:space="preserve">T. 8   </w:t>
       </w:r>
       <w:r>
         <w:rPr>
@@ -2137,21 +2375,21 @@
           <w:sz w:val="15"/>
           <w:szCs w:val="15"/>
         </w:rPr>
-        <w:t xml:space="preserve">Tutti   </w:t>
-      </w:r>
-      <w:r>
-        <w:rPr>
-          <w:rFonts w:ascii="Calibri" w:cs="Calibri" w:eastAsia="Calibri" w:hAnsi="Calibri"/>
-          <w:b w:val="false"/>
-          <w:bCs w:val="false"/>
-          <w:i w:val="false"/>
-          <w:iCs w:val="false"/>
-          <w:caps w:val="false"/>
-          <w:color w:val="1A1D23"/>
-          <w:sz w:val="19"/>
-          <w:szCs w:val="19"/>
-        </w:rPr>
-        <w:t xml:space="preserve">Zwei Fermatengruppen hintereinander, darüber ein Paukenwirbel ad libitum — und ganz oben das Solo-Cello. Das Stück endet nicht laut, sondern offen.</w:t>
+        <w:t xml:space="preserve">Streicher   </w:t>
+      </w:r>
+      <w:r>
+        <w:rPr>
+          <w:rFonts w:ascii="Calibri" w:cs="Calibri" w:eastAsia="Calibri" w:hAnsi="Calibri"/>
+          <w:b w:val="false"/>
+          <w:bCs w:val="false"/>
+          <w:i w:val="false"/>
+          <w:iCs w:val="false"/>
+          <w:caps w:val="false"/>
+          <w:color w:val="1A1D23"/>
+          <w:sz w:val="19"/>
+          <w:szCs w:val="19"/>
+        </w:rPr>
+        <w:t xml:space="preserve">Der Allegro-Einsatz ist der kritische Moment des Stücks. Nach sieben Takten Schweigen setzen die Streicher auf demselben Auftakt ein wie der Chor — Viertelpause, Achtel, los. Kommt das nicht gemeinsam, hört man im Mai zwei Ensembles.</w:t>
       </w:r>
     </w:p>
     <w:p>
@@ -2185,200 +2423,55 @@
           <w:sz w:val="17"/>
           <w:szCs w:val="17"/>
         </w:rPr>
-        <w:t xml:space="preserve">Heute nur festlegen: Wirbel ja oder nein, wie lang die Fermaten, wer das Cellosolo spielt. Nicht ausarbeiten — entscheiden und notieren. Die Ausarbeitung ist Februar-Arbeit.</w:t>
-      </w:r>
-    </w:p>
-    <w:p>
-      <w:pPr>
-        <w:pBdr>
-          <w:bottom w:val="single" w:color="1A1D23" w:sz="12"/>
-        </w:pBdr>
-        <w:spacing w:after="140" w:before="90"/>
-      </w:pPr>
-      <w:r>
-        <w:rPr>
-          <w:rFonts w:ascii="Calibri" w:cs="Calibri" w:eastAsia="Calibri" w:hAnsi="Calibri"/>
-          <w:b w:val="false"/>
-          <w:bCs w:val="false"/>
-          <w:i w:val="false"/>
-          <w:iCs w:val="false"/>
-          <w:caps w:val="false"/>
-          <w:color w:val="1A1D23"/>
-          <w:sz w:val="2"/>
-          <w:szCs w:val="2"/>
-        </w:rPr>
-        <w:t xml:space="preserve"/>
-      </w:r>
-    </w:p>
-    <w:p>
-      <w:pPr>
-        <w:spacing w:after="50" w:before="0" w:line="255"/>
-      </w:pPr>
-      <w:r>
-        <w:rPr>
-          <w:rFonts w:ascii="Consolas" w:cs="Consolas" w:eastAsia="Consolas" w:hAnsi="Consolas"/>
-          <w:b/>
-          <w:bCs/>
+        <w:t xml:space="preserve">Den Auftakt zehnmal, ohne alles andere. Nur: Pause — Achtel — erster Takt. Danach im Zusammenhang, langsam, dann im Tempo. Nichts dazwischen; halbes Tempo ist bei Händel kein Lernschritt.</w:t>
+      </w:r>
+    </w:p>
+    <w:p>
+      <w:pPr>
+        <w:spacing w:after="30" w:before="0" w:line="255"/>
+      </w:pPr>
+      <w:r>
+        <w:rPr>
+          <w:rFonts w:ascii="Consolas" w:cs="Consolas" w:eastAsia="Consolas" w:hAnsi="Consolas"/>
+          <w:b/>
+          <w:bCs/>
+          <w:i w:val="false"/>
+          <w:iCs w:val="false"/>
+          <w:caps w:val="false"/>
+          <w:color w:val="8C2F39"/>
+          <w:sz w:val="17"/>
+          <w:szCs w:val="17"/>
+        </w:rPr>
+        <w:t xml:space="preserve">T. 8–14   </w:t>
+      </w:r>
+      <w:r>
+        <w:rPr>
+          <w:rFonts w:ascii="Consolas" w:cs="Consolas" w:eastAsia="Consolas" w:hAnsi="Consolas"/>
+          <w:b w:val="false"/>
+          <w:bCs w:val="false"/>
           <w:i w:val="false"/>
           <w:iCs w:val="false"/>
           <w:caps/>
-          <w:color w:val="7A8090"/>
+          <w:color w:val="5E6472"/>
           <w:spacing w:val="20"/>
           <w:sz w:val="15"/>
           <w:szCs w:val="15"/>
         </w:rPr>
-        <w:t xml:space="preserve">22 Minuten</w:t>
-      </w:r>
-    </w:p>
-    <w:p>
-      <w:pPr>
-        <w:pStyle w:val="Heading2"/>
-        <w:spacing w:after="60" w:before="240"/>
-      </w:pPr>
-      <w:r>
-        <w:rPr>
-          <w:rFonts w:ascii="Cambria" w:cs="Cambria" w:eastAsia="Cambria" w:hAnsi="Cambria"/>
-          <w:b/>
-          <w:bCs/>
-          <w:color w:val="1A1D23"/>
-          <w:sz w:val="30"/>
-          <w:szCs w:val="30"/>
-        </w:rPr>
-        <w:t xml:space="preserve">Nr. 10 — I Will Make All Things New</w:t>
-      </w:r>
-    </w:p>
-    <w:p>
-      <w:pPr>
-        <w:spacing w:after="90" w:before="0" w:line="255"/>
-      </w:pPr>
-      <w:r>
-        <w:rPr>
-          <w:rFonts w:ascii="Calibri" w:cs="Calibri" w:eastAsia="Calibri" w:hAnsi="Calibri"/>
-          <w:b w:val="false"/>
-          <w:bCs w:val="false"/>
-          <w:i w:val="false"/>
-          <w:iCs w:val="false"/>
-          <w:caps w:val="false"/>
-          <w:color w:val="5E6472"/>
-          <w:sz w:val="18"/>
-          <w:szCs w:val="18"/>
-        </w:rPr>
-        <w:t xml:space="preserve">Mary McDonald, orchestriert von Ed Hogan. Titelstück des Programms. B-Dur, 4/4, „Dramatic, expressive“, ♩ = ca. 76 — ab Takt 39 in C-Dur. Großer Apparat: 3 Trompeten, 2 Posaunen, Tuba, Harfe, Klavier, Schlagwerk, Streicher plus Streicherreduktion.</w:t>
-      </w:r>
-    </w:p>
-    <w:p>
-      <w:pPr>
-        <w:spacing w:after="40" w:before="170" w:line="255"/>
-      </w:pPr>
-      <w:r>
-        <w:rPr>
-          <w:rFonts w:ascii="Consolas" w:cs="Consolas" w:eastAsia="Consolas" w:hAnsi="Consolas"/>
-          <w:b/>
-          <w:bCs/>
-          <w:i w:val="false"/>
-          <w:iCs w:val="false"/>
-          <w:caps/>
-          <w:color w:val="8A6A1F"/>
-          <w:spacing w:val="20"/>
-          <w:sz w:val="15"/>
-          <w:szCs w:val="15"/>
-        </w:rPr>
-        <w:t xml:space="preserve">Tonartwechsel   </w:t>
-      </w:r>
-      <w:r>
-        <w:rPr>
-          <w:rFonts w:ascii="Cambria" w:cs="Cambria" w:eastAsia="Cambria" w:hAnsi="Cambria"/>
-          <w:b/>
-          <w:bCs/>
-          <w:i w:val="false"/>
-          <w:iCs w:val="false"/>
-          <w:caps w:val="false"/>
-          <w:color w:val="1A1D23"/>
-          <w:sz w:val="21"/>
-          <w:szCs w:val="21"/>
-        </w:rPr>
-        <w:t xml:space="preserve">Takt 39</w:t>
-      </w:r>
-      <w:r>
-        <w:rPr>
-          <w:rFonts w:ascii="Consolas" w:cs="Consolas" w:eastAsia="Consolas" w:hAnsi="Consolas"/>
-          <w:b w:val="false"/>
-          <w:bCs w:val="false"/>
-          <w:i w:val="false"/>
-          <w:iCs w:val="false"/>
-          <w:caps w:val="false"/>
-          <w:color w:val="5E6472"/>
-          <w:sz w:val="16"/>
-          <w:szCs w:val="16"/>
-        </w:rPr>
-        <w:t xml:space="preserve">     8 Min.</w:t>
-      </w:r>
-    </w:p>
-    <w:p>
-      <w:pPr>
-        <w:spacing w:after="80" w:before="0" w:line="255"/>
-      </w:pPr>
-      <w:r>
-        <w:rPr>
-          <w:rFonts w:ascii="Consolas" w:cs="Consolas" w:eastAsia="Consolas" w:hAnsi="Consolas"/>
-          <w:b w:val="false"/>
-          <w:bCs w:val="false"/>
-          <w:i w:val="false"/>
-          <w:iCs w:val="false"/>
-          <w:caps w:val="false"/>
-          <w:color w:val="5E6472"/>
-          <w:sz w:val="16"/>
-          <w:szCs w:val="16"/>
-        </w:rPr>
-        <w:t xml:space="preserve">B-Dur → C-Dur · die Vorzeichen werden in allen Stimmen aufgelöst und neu gesetzt</w:t>
-      </w:r>
-    </w:p>
-    <w:p>
-      <w:pPr>
-        <w:spacing w:after="30" w:before="0" w:line="255"/>
-      </w:pPr>
-      <w:r>
-        <w:rPr>
-          <w:rFonts w:ascii="Consolas" w:cs="Consolas" w:eastAsia="Consolas" w:hAnsi="Consolas"/>
-          <w:b/>
-          <w:bCs/>
-          <w:i w:val="false"/>
-          <w:iCs w:val="false"/>
-          <w:caps w:val="false"/>
-          <w:color w:val="8C2F39"/>
-          <w:sz w:val="17"/>
-          <w:szCs w:val="17"/>
-        </w:rPr>
-        <w:t xml:space="preserve">T. 37–41   </w:t>
-      </w:r>
-      <w:r>
-        <w:rPr>
-          <w:rFonts w:ascii="Consolas" w:cs="Consolas" w:eastAsia="Consolas" w:hAnsi="Consolas"/>
-          <w:b w:val="false"/>
-          <w:bCs w:val="false"/>
-          <w:i w:val="false"/>
-          <w:iCs w:val="false"/>
-          <w:caps/>
-          <w:color w:val="5E6472"/>
-          <w:spacing w:val="20"/>
-          <w:sz w:val="15"/>
-          <w:szCs w:val="15"/>
-        </w:rPr>
-        <w:t xml:space="preserve">Tutti   </w:t>
-      </w:r>
-      <w:r>
-        <w:rPr>
-          <w:rFonts w:ascii="Calibri" w:cs="Calibri" w:eastAsia="Calibri" w:hAnsi="Calibri"/>
-          <w:b w:val="false"/>
-          <w:bCs w:val="false"/>
-          <w:i w:val="false"/>
-          <w:iCs w:val="false"/>
-          <w:caps w:val="false"/>
-          <w:color w:val="1A1D23"/>
-          <w:sz w:val="19"/>
-          <w:szCs w:val="19"/>
-        </w:rPr>
-        <w:t xml:space="preserve">Der Wechsel steht mitten im Fluss, nicht an einer Zäsur. Für die transponierenden Instrumente ändert sich die Vorzeichnung unterschiedlich — Klarinetten und Hörner bekommen Kreuze, wo die Streicher nur Auflösungen haben.</w:t>
+        <w:t xml:space="preserve">Violino I   </w:t>
+      </w:r>
+      <w:r>
+        <w:rPr>
+          <w:rFonts w:ascii="Calibri" w:cs="Calibri" w:eastAsia="Calibri" w:hAnsi="Calibri"/>
+          <w:b w:val="false"/>
+          <w:bCs w:val="false"/>
+          <w:i w:val="false"/>
+          <w:iCs w:val="false"/>
+          <w:caps w:val="false"/>
+          <w:color w:val="1A1D23"/>
+          <w:sz w:val="19"/>
+          <w:szCs w:val="19"/>
+        </w:rPr>
+        <w:t xml:space="preserve">Durchlaufende Achtel, die nach oben gehen. Die technisch schwerste Streicherstelle des Programms — und mit zwölf ersten Geigen wird sie unweigerlich schwer und zu spät.</w:t>
       </w:r>
     </w:p>
     <w:p>
@@ -2412,7 +2505,7 @@
           <w:sz w:val="17"/>
           <w:szCs w:val="17"/>
         </w:rPr>
-        <w:t xml:space="preserve">Zwei Takte vor und zwei nach dem Wechsel, isoliert, viermal. Erst dann im Zusammenhang. Wer sich verliest, verliest sich immer im ersten Takt nach dem Wechsel.</w:t>
+        <w:t xml:space="preserve">Striche festlegen und eintragen, nicht ansagen. Leicht und kurz statt laut. Stoff für die Streicherstunde am 27.11.; heute reicht es, dass alle wissen, dass es diese Stelle gibt.</w:t>
       </w:r>
     </w:p>
     <w:p>
@@ -2439,7 +2532,7 @@
           <w:sz w:val="15"/>
           <w:szCs w:val="15"/>
         </w:rPr>
-        <w:t xml:space="preserve">ANALOGIE · DIE TONART WIRD NEU, NICHT LAUTER  </w:t>
+        <w:t xml:space="preserve">ANALOGIE · DER TOD HAT KEINE BEGLEITUNG  </w:t>
       </w:r>
       <w:r>
         <w:rPr>
@@ -2453,7 +2546,27 @@
           <w:sz w:val="18"/>
           <w:szCs w:val="18"/>
         </w:rPr>
-        <w:t xml:space="preserve">Das Stück heißt „Ich mache alles neu“. An Takt 39 wiederholt die Musik den Abschnitt nicht einfach eine Stufe höher, damit es größer klingt — sie wechselt die Tonart. Was danach kommt, steht in einem anderen Zuhause.</w:t>
+        <w:t xml:space="preserve">Im Grave steht „Since by man came death“ — und die Streicher schweigen. Erst beim Allegro, bei „by man came also the resurrection of the dead“, setzen sie ein. Händel hat den Unterschied nicht in die Lautstärke geschrieben, sondern in die Besetzung.</w:t>
+      </w:r>
+    </w:p>
+    <w:p>
+      <w:pPr>
+        <w:spacing w:after="30" w:before="0" w:line="255"/>
+        <w:ind w:left="420"/>
+      </w:pPr>
+      <w:r>
+        <w:rPr>
+          <w:rFonts w:ascii="Cambria" w:cs="Cambria" w:eastAsia="Cambria" w:hAnsi="Cambria"/>
+          <w:b w:val="false"/>
+          <w:bCs w:val="false"/>
+          <w:i/>
+          <w:iCs/>
+          <w:caps w:val="false"/>
+          <w:color w:val="1A1D23"/>
+          <w:sz w:val="20"/>
+          <w:szCs w:val="20"/>
+        </w:rPr>
+        <w:t xml:space="preserve">„Sieben Takte lang singt der Chor allein, weil der Tod nichts hat, was ihn trägt. Euer Einsatz in Takt 8 ist die Auferstehung — deshalb muss er gemeinsam kommen.“</w:t>
       </w:r>
     </w:p>
     <w:p>
@@ -2463,17 +2576,95 @@
       </w:pPr>
       <w:r>
         <w:rPr>
+          <w:rFonts w:ascii="Calibri" w:cs="Calibri" w:eastAsia="Calibri" w:hAnsi="Calibri"/>
+          <w:b w:val="false"/>
+          <w:bCs w:val="false"/>
+          <w:i w:val="false"/>
+          <w:iCs w:val="false"/>
+          <w:caps w:val="false"/>
+          <w:color w:val="5E6472"/>
+          <w:sz w:val="16"/>
+          <w:szCs w:val="16"/>
+        </w:rPr>
+        <w:t xml:space="preserve">Offene Frage: In der Partitur steht „Tutti Bassi“ — Continuo. Spielt jemand die Continuo-Stimme auf Orgel oder Klavier, oder bleibt es bei Celli und Bässen? Heute entscheiden.</w:t>
+      </w:r>
+    </w:p>
+    <w:p>
+      <w:pPr>
+        <w:pBdr>
+          <w:bottom w:val="single" w:color="1A1D23" w:sz="12"/>
+        </w:pBdr>
+        <w:spacing w:after="140" w:before="90"/>
+      </w:pPr>
+      <w:r>
+        <w:rPr>
+          <w:rFonts w:ascii="Calibri" w:cs="Calibri" w:eastAsia="Calibri" w:hAnsi="Calibri"/>
+          <w:b w:val="false"/>
+          <w:bCs w:val="false"/>
+          <w:i w:val="false"/>
+          <w:iCs w:val="false"/>
+          <w:caps w:val="false"/>
+          <w:color w:val="1A1D23"/>
+          <w:sz w:val="2"/>
+          <w:szCs w:val="2"/>
+        </w:rPr>
+        <w:t xml:space="preserve"/>
+      </w:r>
+    </w:p>
+    <w:p>
+      <w:pPr>
+        <w:spacing w:after="50" w:before="0" w:line="255"/>
+      </w:pPr>
+      <w:r>
+        <w:rPr>
+          <w:rFonts w:ascii="Consolas" w:cs="Consolas" w:eastAsia="Consolas" w:hAnsi="Consolas"/>
+          <w:b/>
+          <w:bCs/>
+          <w:i w:val="false"/>
+          <w:iCs w:val="false"/>
+          <w:caps/>
+          <w:color w:val="7A8090"/>
+          <w:spacing w:val="20"/>
+          <w:sz w:val="15"/>
+          <w:szCs w:val="15"/>
+        </w:rPr>
+        <w:t xml:space="preserve">20:52 · 15 Minuten</w:t>
+      </w:r>
+    </w:p>
+    <w:p>
+      <w:pPr>
+        <w:pStyle w:val="Heading2"/>
+        <w:spacing w:after="60" w:before="240"/>
+      </w:pPr>
+      <w:r>
+        <w:rPr>
           <w:rFonts w:ascii="Cambria" w:cs="Cambria" w:eastAsia="Cambria" w:hAnsi="Cambria"/>
-          <w:b w:val="false"/>
-          <w:bCs w:val="false"/>
-          <w:i/>
-          <w:iCs/>
-          <w:caps w:val="false"/>
-          <w:color w:val="1A1D23"/>
-          <w:sz w:val="20"/>
-          <w:szCs w:val="20"/>
-        </w:rPr>
-        <w:t xml:space="preserve">„Nicht lauter, nicht höher — anders. Das ist der Unterschied zwischen Verbessern und Neumachen, und er steht hier in den Vorzeichen.“</w:t>
+          <w:b/>
+          <w:bCs/>
+          <w:color w:val="1A1D23"/>
+          <w:sz w:val="30"/>
+          <w:szCs w:val="30"/>
+        </w:rPr>
+        <w:t xml:space="preserve">Nr. 7 — Victoria, my Jesus lives</w:t>
+      </w:r>
+    </w:p>
+    <w:p>
+      <w:pPr>
+        <w:spacing w:after="90" w:before="0" w:line="255"/>
+      </w:pPr>
+      <w:r>
+        <w:rPr>
+          <w:rFonts w:ascii="Calibri" w:cs="Calibri" w:eastAsia="Calibri" w:hAnsi="Calibri"/>
+          <w:b w:val="false"/>
+          <w:bCs w:val="false"/>
+          <w:i w:val="false"/>
+          <w:iCs w:val="false"/>
+          <w:caps w:val="false"/>
+          <w:color w:val="5E6472"/>
+          <w:sz w:val="18"/>
+          <w:szCs w:val="18"/>
+        </w:rPr>
+        <w:t xml:space="preserve">G-Dur, 4/4, ♩ = 62, 53 Takte. Oboe · 4 Hörner in F · 2 Trompeten in B · 3 Posaunen · Pauken · Becken · Harfe (bei uns Klavier) · Klavier · Streicher.</w:t>
       </w:r>
     </w:p>
     <w:p>
@@ -2493,7 +2684,7 @@
           <w:sz w:val="15"/>
           <w:szCs w:val="15"/>
         </w:rPr>
-        <w:t xml:space="preserve">Marcato-Block   </w:t>
+        <w:t xml:space="preserve">Durchlauf   </w:t>
       </w:r>
       <w:r>
         <w:rPr>
@@ -2507,7 +2698,7 @@
           <w:sz w:val="21"/>
           <w:szCs w:val="21"/>
         </w:rPr>
-        <w:t xml:space="preserve">ab Takt 63</w:t>
+        <w:t xml:space="preserve">T. 1–53</w:t>
       </w:r>
       <w:r>
         <w:rPr>
@@ -2540,7 +2731,7 @@
           <w:sz w:val="16"/>
           <w:szCs w:val="16"/>
         </w:rPr>
-        <w:t xml:space="preserve">„I will make all things new / I am the Lord“ · Akzente und Marcato-Punkte in Blech, Streichern und Klavier · Schlagwerk mit Shaker und Tamburin auf 4</w:t>
+        <w:t xml:space="preserve">T. 17–20 Streicher pizzicato · T. 21 arco · T. 38–41 Harfen-Glissandi · T. 50–53 rall. und rit.</w:t>
       </w:r>
     </w:p>
     <w:p>
@@ -2559,7 +2750,7 @@
           <w:sz w:val="17"/>
           <w:szCs w:val="17"/>
         </w:rPr>
-        <w:t xml:space="preserve">T. 63 ff.   </w:t>
+        <w:t xml:space="preserve">T. 17–21   </w:t>
       </w:r>
       <w:r>
         <w:rPr>
@@ -2574,21 +2765,21 @@
           <w:sz w:val="15"/>
           <w:szCs w:val="15"/>
         </w:rPr>
-        <w:t xml:space="preserve">Blech / Streicher   </w:t>
-      </w:r>
-      <w:r>
-        <w:rPr>
-          <w:rFonts w:ascii="Calibri" w:cs="Calibri" w:eastAsia="Calibri" w:hAnsi="Calibri"/>
-          <w:b w:val="false"/>
-          <w:bCs w:val="false"/>
-          <w:i w:val="false"/>
-          <w:iCs w:val="false"/>
-          <w:caps w:val="false"/>
-          <w:color w:val="1A1D23"/>
-          <w:sz w:val="19"/>
-          <w:szCs w:val="19"/>
-        </w:rPr>
-        <w:t xml:space="preserve">Die einzige Stelle im ganzen Programm, an der das Orchester hart sein darf. Akzent–Punkt–Akzent-Figuren, überall gleich notiert, überall anders gespielt, solange man sie nicht verabredet.</w:t>
+        <w:t xml:space="preserve">Streicher   </w:t>
+      </w:r>
+      <w:r>
+        <w:rPr>
+          <w:rFonts w:ascii="Calibri" w:cs="Calibri" w:eastAsia="Calibri" w:hAnsi="Calibri"/>
+          <w:b w:val="false"/>
+          <w:bCs w:val="false"/>
+          <w:i w:val="false"/>
+          <w:iCs w:val="false"/>
+          <w:caps w:val="false"/>
+          <w:color w:val="1A1D23"/>
+          <w:sz w:val="19"/>
+          <w:szCs w:val="19"/>
+        </w:rPr>
+        <w:t xml:space="preserve">pizzicato auf „victoria! My Jesus lives!“, dann arco ab T. 21. Der Wechsel liegt ohne Pause dazwischen. Bei vierzig Streichern kommt der Bogen nie gleichzeitig zurück.</w:t>
       </w:r>
     </w:p>
     <w:p>
@@ -2622,7 +2813,7 @@
           <w:sz w:val="17"/>
           <w:szCs w:val="17"/>
         </w:rPr>
-        <w:t xml:space="preserve">Eine Verabredung für alle: Der Punkt kürzt, der Akzent beginnt. Einmal alle zusammen nur die Figur sprechen („tam ta-ta tam“), dann spielen. Das geht schneller als jede Erklärung.</w:t>
+        <w:t xml:space="preserve">Den Bogen schon während des letzten Pizzicato-Takts in Position bringen, nicht danach. Zweimal nur der Übergang, ohne Bläser.</w:t>
       </w:r>
     </w:p>
     <w:p>
@@ -2641,7 +2832,7 @@
           <w:sz w:val="17"/>
           <w:szCs w:val="17"/>
         </w:rPr>
-        <w:t xml:space="preserve">—   </w:t>
+        <w:t xml:space="preserve">T. 38–41   </w:t>
       </w:r>
       <w:r>
         <w:rPr>
@@ -2656,21 +2847,21 @@
           <w:sz w:val="15"/>
           <w:szCs w:val="15"/>
         </w:rPr>
-        <w:t xml:space="preserve">Schlagwerk   </w:t>
-      </w:r>
-      <w:r>
-        <w:rPr>
-          <w:rFonts w:ascii="Calibri" w:cs="Calibri" w:eastAsia="Calibri" w:hAnsi="Calibri"/>
-          <w:b w:val="false"/>
-          <w:bCs w:val="false"/>
-          <w:i w:val="false"/>
-          <w:iCs w:val="false"/>
-          <w:caps w:val="false"/>
-          <w:color w:val="1A1D23"/>
-          <w:sz w:val="19"/>
-          <w:szCs w:val="19"/>
-        </w:rPr>
-        <w:t xml:space="preserve">Finger Cymbals, Shaker, Tamburin, Suspended Cymbal, Piatti, Pauken. Ein Spieler schafft das nicht. In T. 49 steht „Shaker, + Tamb. on 4“ — zwei Instrumente gleichzeitig.</w:t>
+        <w:t xml:space="preserve">Klavier   </w:t>
+      </w:r>
+      <w:r>
+        <w:rPr>
+          <w:rFonts w:ascii="Calibri" w:cs="Calibri" w:eastAsia="Calibri" w:hAnsi="Calibri"/>
+          <w:b w:val="false"/>
+          <w:bCs w:val="false"/>
+          <w:i w:val="false"/>
+          <w:iCs w:val="false"/>
+          <w:caps w:val="false"/>
+          <w:color w:val="1A1D23"/>
+          <w:sz w:val="19"/>
+          <w:szCs w:val="19"/>
+        </w:rPr>
+        <w:t xml:space="preserve">Harfen-Glissandi über vier Takte — auf dem Klavier, während das Klavier dort ohnehin seine eigene Stimme spielt. Nicht spielbar, solange niemand entschieden hat, wie.</w:t>
       </w:r>
     </w:p>
     <w:p>
@@ -2704,614 +2895,7 @@
           <w:sz w:val="17"/>
           <w:szCs w:val="17"/>
         </w:rPr>
-        <w:t xml:space="preserve">Heute nur zählen und aufteilen: wer spielt was, und wer wechselt wann. Aufschreiben. Ungelöst kostet es im Dezember die Hälfte der gemeinsamen Zeit.</w:t>
-      </w:r>
-    </w:p>
-    <w:p>
-      <w:pPr>
-        <w:spacing w:after="40" w:before="170" w:line="255"/>
-      </w:pPr>
-      <w:r>
-        <w:rPr>
-          <w:rFonts w:ascii="Consolas" w:cs="Consolas" w:eastAsia="Consolas" w:hAnsi="Consolas"/>
-          <w:b/>
-          <w:bCs/>
-          <w:i w:val="false"/>
-          <w:iCs w:val="false"/>
-          <w:caps/>
-          <w:color w:val="8A6A1F"/>
-          <w:spacing w:val="20"/>
-          <w:sz w:val="15"/>
-          <w:szCs w:val="15"/>
-        </w:rPr>
-        <w:t xml:space="preserve">Schluss   </w:t>
-      </w:r>
-      <w:r>
-        <w:rPr>
-          <w:rFonts w:ascii="Cambria" w:cs="Cambria" w:eastAsia="Cambria" w:hAnsi="Cambria"/>
-          <w:b/>
-          <w:bCs/>
-          <w:i w:val="false"/>
-          <w:iCs w:val="false"/>
-          <w:caps w:val="false"/>
-          <w:color w:val="1A1D23"/>
-          <w:sz w:val="21"/>
-          <w:szCs w:val="21"/>
-        </w:rPr>
-        <w:t xml:space="preserve">Takt 76–84</w:t>
-      </w:r>
-      <w:r>
-        <w:rPr>
-          <w:rFonts w:ascii="Consolas" w:cs="Consolas" w:eastAsia="Consolas" w:hAnsi="Consolas"/>
-          <w:b w:val="false"/>
-          <w:bCs w:val="false"/>
-          <w:i w:val="false"/>
-          <w:iCs w:val="false"/>
-          <w:caps w:val="false"/>
-          <w:color w:val="5E6472"/>
-          <w:sz w:val="16"/>
-          <w:szCs w:val="16"/>
-        </w:rPr>
-        <w:t xml:space="preserve">     6 Min.</w:t>
-      </w:r>
-    </w:p>
-    <w:p>
-      <w:pPr>
-        <w:spacing w:after="80" w:before="0" w:line="255"/>
-      </w:pPr>
-      <w:r>
-        <w:rPr>
-          <w:rFonts w:ascii="Consolas" w:cs="Consolas" w:eastAsia="Consolas" w:hAnsi="Consolas"/>
-          <w:b w:val="false"/>
-          <w:bCs w:val="false"/>
-          <w:i w:val="false"/>
-          <w:iCs w:val="false"/>
-          <w:caps w:val="false"/>
-          <w:color w:val="5E6472"/>
-          <w:sz w:val="16"/>
-          <w:szCs w:val="16"/>
-        </w:rPr>
-        <w:t xml:space="preserve">„I am the Lord, I am your God, you are mine“ · Molto Rit. ab T. 82</w:t>
-      </w:r>
-    </w:p>
-    <w:p>
-      <w:pPr>
-        <w:spacing w:after="30" w:before="0" w:line="255"/>
-      </w:pPr>
-      <w:r>
-        <w:rPr>
-          <w:rFonts w:ascii="Consolas" w:cs="Consolas" w:eastAsia="Consolas" w:hAnsi="Consolas"/>
-          <w:b/>
-          <w:bCs/>
-          <w:i w:val="false"/>
-          <w:iCs w:val="false"/>
-          <w:caps w:val="false"/>
-          <w:color w:val="8C2F39"/>
-          <w:sz w:val="17"/>
-          <w:szCs w:val="17"/>
-        </w:rPr>
-        <w:t xml:space="preserve">T. 82–84   </w:t>
-      </w:r>
-      <w:r>
-        <w:rPr>
-          <w:rFonts w:ascii="Consolas" w:cs="Consolas" w:eastAsia="Consolas" w:hAnsi="Consolas"/>
-          <w:b w:val="false"/>
-          <w:bCs w:val="false"/>
-          <w:i w:val="false"/>
-          <w:iCs w:val="false"/>
-          <w:caps/>
-          <w:color w:val="5E6472"/>
-          <w:spacing w:val="20"/>
-          <w:sz w:val="15"/>
-          <w:szCs w:val="15"/>
-        </w:rPr>
-        <w:t xml:space="preserve">Tutti   </w:t>
-      </w:r>
-      <w:r>
-        <w:rPr>
-          <w:rFonts w:ascii="Calibri" w:cs="Calibri" w:eastAsia="Calibri" w:hAnsi="Calibri"/>
-          <w:b w:val="false"/>
-          <w:bCs w:val="false"/>
-          <w:i w:val="false"/>
-          <w:iCs w:val="false"/>
-          <w:caps w:val="false"/>
-          <w:color w:val="1A1D23"/>
-          <w:sz w:val="19"/>
-          <w:szCs w:val="19"/>
-        </w:rPr>
-        <w:t xml:space="preserve">Molto Rit. in den Schlussakkord. Mit Chor wird diese Stelle im Dezember zum Hauptproblem, wenn die Dehnung jetzt nicht festliegt.</w:t>
-      </w:r>
-    </w:p>
-    <w:p>
-      <w:pPr>
-        <w:spacing w:after="100" w:before="0" w:line="255"/>
-        <w:ind w:left="300"/>
-      </w:pPr>
-      <w:r>
-        <w:rPr>
-          <w:rFonts w:ascii="Calibri" w:cs="Calibri" w:eastAsia="Calibri" w:hAnsi="Calibri"/>
-          <w:b/>
-          <w:bCs/>
-          <w:i w:val="false"/>
-          <w:iCs w:val="false"/>
-          <w:caps w:val="false"/>
-          <w:color w:val="5E6472"/>
-          <w:sz w:val="17"/>
-          <w:szCs w:val="17"/>
-        </w:rPr>
-        <w:t xml:space="preserve">Probenmittel:  </w:t>
-      </w:r>
-      <w:r>
-        <w:rPr>
-          <w:rFonts w:ascii="Calibri" w:cs="Calibri" w:eastAsia="Calibri" w:hAnsi="Calibri"/>
-          <w:b w:val="false"/>
-          <w:bCs w:val="false"/>
-          <w:i w:val="false"/>
-          <w:iCs w:val="false"/>
-          <w:caps w:val="false"/>
-          <w:color w:val="5E6472"/>
-          <w:sz w:val="17"/>
-          <w:szCs w:val="17"/>
-        </w:rPr>
-        <w:t xml:space="preserve">Dehnung einmal festlegen, in die Partitur schreiben, dreimal gleich schlagen. Nicht diskutieren — festlegen.</w:t>
-      </w:r>
-    </w:p>
-    <w:p>
-      <w:pPr>
-        <w:pBdr>
-          <w:bottom w:val="single" w:color="1A1D23" w:sz="12"/>
-        </w:pBdr>
-        <w:spacing w:after="140" w:before="90"/>
-      </w:pPr>
-      <w:r>
-        <w:rPr>
-          <w:rFonts w:ascii="Calibri" w:cs="Calibri" w:eastAsia="Calibri" w:hAnsi="Calibri"/>
-          <w:b w:val="false"/>
-          <w:bCs w:val="false"/>
-          <w:i w:val="false"/>
-          <w:iCs w:val="false"/>
-          <w:caps w:val="false"/>
-          <w:color w:val="1A1D23"/>
-          <w:sz w:val="2"/>
-          <w:szCs w:val="2"/>
-        </w:rPr>
-        <w:t xml:space="preserve"/>
-      </w:r>
-    </w:p>
-    <w:p>
-      <w:pPr>
-        <w:spacing w:after="50" w:before="0" w:line="255"/>
-      </w:pPr>
-      <w:r>
-        <w:rPr>
-          <w:rFonts w:ascii="Consolas" w:cs="Consolas" w:eastAsia="Consolas" w:hAnsi="Consolas"/>
-          <w:b/>
-          <w:bCs/>
-          <w:i w:val="false"/>
-          <w:iCs w:val="false"/>
-          <w:caps/>
-          <w:color w:val="7A8090"/>
-          <w:spacing w:val="20"/>
-          <w:sz w:val="15"/>
-          <w:szCs w:val="15"/>
-        </w:rPr>
-        <w:t xml:space="preserve">20 Minuten</w:t>
-      </w:r>
-    </w:p>
-    <w:p>
-      <w:pPr>
-        <w:pStyle w:val="Heading2"/>
-        <w:spacing w:after="60" w:before="240"/>
-      </w:pPr>
-      <w:r>
-        <w:rPr>
-          <w:rFonts w:ascii="Cambria" w:cs="Cambria" w:eastAsia="Cambria" w:hAnsi="Cambria"/>
-          <w:b/>
-          <w:bCs/>
-          <w:color w:val="1A1D23"/>
-          <w:sz w:val="30"/>
-          <w:szCs w:val="30"/>
-        </w:rPr>
-        <w:t xml:space="preserve">Nr. 6 — By Our Love</w:t>
-      </w:r>
-    </w:p>
-    <w:p>
-      <w:pPr>
-        <w:spacing w:after="90" w:before="0" w:line="255"/>
-      </w:pPr>
-      <w:r>
-        <w:rPr>
-          <w:rFonts w:ascii="Calibri" w:cs="Calibri" w:eastAsia="Calibri" w:hAnsi="Calibri"/>
-          <w:b w:val="false"/>
-          <w:bCs w:val="false"/>
-          <w:i w:val="false"/>
-          <w:iCs w:val="false"/>
-          <w:caps w:val="false"/>
-          <w:color w:val="5E6472"/>
-          <w:sz w:val="18"/>
-          <w:szCs w:val="18"/>
-        </w:rPr>
-        <w:t xml:space="preserve">Camp Kirkland. A-Dur, 4/4, „Confidently“ ♩ = ca. 69 — am Schluss nach B-Dur. 2025 mit 60 % des Ensembles aufgeführt, aber die Orchesterfassung ist für alle neu: volles Orchester plus Harfe, zwei Perkussionisten neben den Pauken und eine Rhythmusgruppe aus Gitarre, Bass und Schlagzeug.</w:t>
-      </w:r>
-    </w:p>
-    <w:p>
-      <w:pPr>
-        <w:spacing w:after="40" w:before="170" w:line="255"/>
-      </w:pPr>
-      <w:r>
-        <w:rPr>
-          <w:rFonts w:ascii="Consolas" w:cs="Consolas" w:eastAsia="Consolas" w:hAnsi="Consolas"/>
-          <w:b/>
-          <w:bCs/>
-          <w:i w:val="false"/>
-          <w:iCs w:val="false"/>
-          <w:caps/>
-          <w:color w:val="8A6A1F"/>
-          <w:spacing w:val="20"/>
-          <w:sz w:val="15"/>
-          <w:szCs w:val="15"/>
-        </w:rPr>
-        <w:t xml:space="preserve">Rhythmusgruppe   </w:t>
-      </w:r>
-      <w:r>
-        <w:rPr>
-          <w:rFonts w:ascii="Cambria" w:cs="Cambria" w:eastAsia="Cambria" w:hAnsi="Cambria"/>
-          <w:b/>
-          <w:bCs/>
-          <w:i w:val="false"/>
-          <w:iCs w:val="false"/>
-          <w:caps w:val="false"/>
-          <w:color w:val="1A1D23"/>
-          <w:sz w:val="21"/>
-          <w:szCs w:val="21"/>
-        </w:rPr>
-        <w:t xml:space="preserve">durchgehend</w:t>
-      </w:r>
-      <w:r>
-        <w:rPr>
-          <w:rFonts w:ascii="Consolas" w:cs="Consolas" w:eastAsia="Consolas" w:hAnsi="Consolas"/>
-          <w:b w:val="false"/>
-          <w:bCs w:val="false"/>
-          <w:i w:val="false"/>
-          <w:iCs w:val="false"/>
-          <w:caps w:val="false"/>
-          <w:color w:val="5E6472"/>
-          <w:sz w:val="16"/>
-          <w:szCs w:val="16"/>
-        </w:rPr>
-        <w:t xml:space="preserve">     10 Min.</w:t>
-      </w:r>
-    </w:p>
-    <w:p>
-      <w:pPr>
-        <w:spacing w:after="80" w:before="0" w:line="255"/>
-      </w:pPr>
-      <w:r>
-        <w:rPr>
-          <w:rFonts w:ascii="Consolas" w:cs="Consolas" w:eastAsia="Consolas" w:hAnsi="Consolas"/>
-          <w:b w:val="false"/>
-          <w:bCs w:val="false"/>
-          <w:i w:val="false"/>
-          <w:iCs w:val="false"/>
-          <w:caps w:val="false"/>
-          <w:color w:val="5E6472"/>
-          <w:sz w:val="16"/>
-          <w:szCs w:val="16"/>
-        </w:rPr>
-        <w:t xml:space="preserve">Gitarre · Bass · Schlagzeug · Klavier · dazu Harfe, die im Haus vom Klavier gespielt wird</w:t>
-      </w:r>
-    </w:p>
-    <w:p>
-      <w:pPr>
-        <w:spacing w:after="30" w:before="0" w:line="255"/>
-      </w:pPr>
-      <w:r>
-        <w:rPr>
-          <w:rFonts w:ascii="Consolas" w:cs="Consolas" w:eastAsia="Consolas" w:hAnsi="Consolas"/>
-          <w:b/>
-          <w:bCs/>
-          <w:i w:val="false"/>
-          <w:iCs w:val="false"/>
-          <w:caps w:val="false"/>
-          <w:color w:val="8C2F39"/>
-          <w:sz w:val="17"/>
-          <w:szCs w:val="17"/>
-        </w:rPr>
-        <w:t xml:space="preserve">T. 1–2   </w:t>
-      </w:r>
-      <w:r>
-        <w:rPr>
-          <w:rFonts w:ascii="Consolas" w:cs="Consolas" w:eastAsia="Consolas" w:hAnsi="Consolas"/>
-          <w:b w:val="false"/>
-          <w:bCs w:val="false"/>
-          <w:i w:val="false"/>
-          <w:iCs w:val="false"/>
-          <w:caps/>
-          <w:color w:val="5E6472"/>
-          <w:spacing w:val="20"/>
-          <w:sz w:val="15"/>
-          <w:szCs w:val="15"/>
-        </w:rPr>
-        <w:t xml:space="preserve">Tutti   </w:t>
-      </w:r>
-      <w:r>
-        <w:rPr>
-          <w:rFonts w:ascii="Calibri" w:cs="Calibri" w:eastAsia="Calibri" w:hAnsi="Calibri"/>
-          <w:b w:val="false"/>
-          <w:bCs w:val="false"/>
-          <w:i w:val="false"/>
-          <w:iCs w:val="false"/>
-          <w:caps w:val="false"/>
-          <w:color w:val="1A1D23"/>
-          <w:sz w:val="19"/>
-          <w:szCs w:val="19"/>
-        </w:rPr>
-        <w:t xml:space="preserve">Die Rhythmusgruppe gehört nicht zur Probenkultur eines klassischen Orchesters. Gitarre und Schlagzeug lesen anders, hören anders und richten sich nach dem Beat, nicht nach dem Schlag.</w:t>
-      </w:r>
-    </w:p>
-    <w:p>
-      <w:pPr>
-        <w:spacing w:after="100" w:before="0" w:line="255"/>
-        <w:ind w:left="300"/>
-      </w:pPr>
-      <w:r>
-        <w:rPr>
-          <w:rFonts w:ascii="Calibri" w:cs="Calibri" w:eastAsia="Calibri" w:hAnsi="Calibri"/>
-          <w:b/>
-          <w:bCs/>
-          <w:i w:val="false"/>
-          <w:iCs w:val="false"/>
-          <w:caps w:val="false"/>
-          <w:color w:val="5E6472"/>
-          <w:sz w:val="17"/>
-          <w:szCs w:val="17"/>
-        </w:rPr>
-        <w:t xml:space="preserve">Probenmittel:  </w:t>
-      </w:r>
-      <w:r>
-        <w:rPr>
-          <w:rFonts w:ascii="Calibri" w:cs="Calibri" w:eastAsia="Calibri" w:hAnsi="Calibri"/>
-          <w:b w:val="false"/>
-          <w:bCs w:val="false"/>
-          <w:i w:val="false"/>
-          <w:iCs w:val="false"/>
-          <w:caps w:val="false"/>
-          <w:color w:val="5E6472"/>
-          <w:sz w:val="17"/>
-          <w:szCs w:val="17"/>
-        </w:rPr>
-        <w:t xml:space="preserve">Zuerst nur Rhythmusgruppe plus Klavier, zwei Minuten, ohne Orchester. Dann Orchester dazu. In dieser Reihenfolge, sonst spielt die Band gegen den Taktstock an.</w:t>
-      </w:r>
-    </w:p>
-    <w:p>
-      <w:pPr>
-        <w:spacing w:after="30" w:before="0" w:line="255"/>
-      </w:pPr>
-      <w:r>
-        <w:rPr>
-          <w:rFonts w:ascii="Consolas" w:cs="Consolas" w:eastAsia="Consolas" w:hAnsi="Consolas"/>
-          <w:b/>
-          <w:bCs/>
-          <w:i w:val="false"/>
-          <w:iCs w:val="false"/>
-          <w:caps w:val="false"/>
-          <w:color w:val="8C2F39"/>
-          <w:sz w:val="17"/>
-          <w:szCs w:val="17"/>
-        </w:rPr>
-        <w:t xml:space="preserve">T. 3–4   </w:t>
-      </w:r>
-      <w:r>
-        <w:rPr>
-          <w:rFonts w:ascii="Consolas" w:cs="Consolas" w:eastAsia="Consolas" w:hAnsi="Consolas"/>
-          <w:b w:val="false"/>
-          <w:bCs w:val="false"/>
-          <w:i w:val="false"/>
-          <w:iCs w:val="false"/>
-          <w:caps/>
-          <w:color w:val="5E6472"/>
-          <w:spacing w:val="20"/>
-          <w:sz w:val="15"/>
-          <w:szCs w:val="15"/>
-        </w:rPr>
-        <w:t xml:space="preserve">Klavier   </w:t>
-      </w:r>
-      <w:r>
-        <w:rPr>
-          <w:rFonts w:ascii="Calibri" w:cs="Calibri" w:eastAsia="Calibri" w:hAnsi="Calibri"/>
-          <w:b w:val="false"/>
-          <w:bCs w:val="false"/>
-          <w:i w:val="false"/>
-          <w:iCs w:val="false"/>
-          <w:caps w:val="false"/>
-          <w:color w:val="1A1D23"/>
-          <w:sz w:val="19"/>
-          <w:szCs w:val="19"/>
-        </w:rPr>
-        <w:t xml:space="preserve">Harfe und Klavier spielen gleichzeitig. Weil die Harfe bei uns vom Klavier gespielt wird, braucht diese Stelle zwei Tastenspieler — ebenso in Nr. 7 (T. 37–41) und Nr. 10 (T. 21–22).</w:t>
-      </w:r>
-    </w:p>
-    <w:p>
-      <w:pPr>
-        <w:spacing w:after="100" w:before="0" w:line="255"/>
-        <w:ind w:left="300"/>
-      </w:pPr>
-      <w:r>
-        <w:rPr>
-          <w:rFonts w:ascii="Calibri" w:cs="Calibri" w:eastAsia="Calibri" w:hAnsi="Calibri"/>
-          <w:b/>
-          <w:bCs/>
-          <w:i w:val="false"/>
-          <w:iCs w:val="false"/>
-          <w:caps w:val="false"/>
-          <w:color w:val="5E6472"/>
-          <w:sz w:val="17"/>
-          <w:szCs w:val="17"/>
-        </w:rPr>
-        <w:t xml:space="preserve">Probenmittel:  </w:t>
-      </w:r>
-      <w:r>
-        <w:rPr>
-          <w:rFonts w:ascii="Calibri" w:cs="Calibri" w:eastAsia="Calibri" w:hAnsi="Calibri"/>
-          <w:b w:val="false"/>
-          <w:bCs w:val="false"/>
-          <w:i w:val="false"/>
-          <w:iCs w:val="false"/>
-          <w:caps w:val="false"/>
-          <w:color w:val="5E6472"/>
-          <w:sz w:val="17"/>
-          <w:szCs w:val="17"/>
-        </w:rPr>
-        <w:t xml:space="preserve">Heute feststellen, ob der zweite Spieler besetzt ist. Wenn nicht, ist das die dringendste Personalfrage des Abends.</w:t>
-      </w:r>
-    </w:p>
-    <w:p>
-      <w:pPr>
-        <w:spacing w:after="40" w:before="170" w:line="255"/>
-      </w:pPr>
-      <w:r>
-        <w:rPr>
-          <w:rFonts w:ascii="Consolas" w:cs="Consolas" w:eastAsia="Consolas" w:hAnsi="Consolas"/>
-          <w:b/>
-          <w:bCs/>
-          <w:i w:val="false"/>
-          <w:iCs w:val="false"/>
-          <w:caps/>
-          <w:color w:val="8A6A1F"/>
-          <w:spacing w:val="20"/>
-          <w:sz w:val="15"/>
-          <w:szCs w:val="15"/>
-        </w:rPr>
-        <w:t xml:space="preserve">Schluss   </w:t>
-      </w:r>
-      <w:r>
-        <w:rPr>
-          <w:rFonts w:ascii="Cambria" w:cs="Cambria" w:eastAsia="Cambria" w:hAnsi="Cambria"/>
-          <w:b/>
-          <w:bCs/>
-          <w:i w:val="false"/>
-          <w:iCs w:val="false"/>
-          <w:caps w:val="false"/>
-          <w:color w:val="1A1D23"/>
-          <w:sz w:val="21"/>
-          <w:szCs w:val="21"/>
-        </w:rPr>
-        <w:t xml:space="preserve">Takt 63–65</w:t>
-      </w:r>
-      <w:r>
-        <w:rPr>
-          <w:rFonts w:ascii="Consolas" w:cs="Consolas" w:eastAsia="Consolas" w:hAnsi="Consolas"/>
-          <w:b w:val="false"/>
-          <w:bCs w:val="false"/>
-          <w:i w:val="false"/>
-          <w:iCs w:val="false"/>
-          <w:caps w:val="false"/>
-          <w:color w:val="5E6472"/>
-          <w:sz w:val="16"/>
-          <w:szCs w:val="16"/>
-        </w:rPr>
-        <w:t xml:space="preserve">     10 Min.</w:t>
-      </w:r>
-    </w:p>
-    <w:p>
-      <w:pPr>
-        <w:spacing w:after="80" w:before="0" w:line="255"/>
-      </w:pPr>
-      <w:r>
-        <w:rPr>
-          <w:rFonts w:ascii="Consolas" w:cs="Consolas" w:eastAsia="Consolas" w:hAnsi="Consolas"/>
-          <w:b w:val="false"/>
-          <w:bCs w:val="false"/>
-          <w:i w:val="false"/>
-          <w:iCs w:val="false"/>
-          <w:caps w:val="false"/>
-          <w:color w:val="5E6472"/>
-          <w:sz w:val="16"/>
-          <w:szCs w:val="16"/>
-        </w:rPr>
-        <w:t xml:space="preserve">A-Dur → B-Dur · molto rit. · ff · Schlussakkord mit Fermate</w:t>
-      </w:r>
-    </w:p>
-    <w:p>
-      <w:pPr>
-        <w:spacing w:after="30" w:before="0" w:line="255"/>
-      </w:pPr>
-      <w:r>
-        <w:rPr>
-          <w:rFonts w:ascii="Consolas" w:cs="Consolas" w:eastAsia="Consolas" w:hAnsi="Consolas"/>
-          <w:b/>
-          <w:bCs/>
-          <w:i w:val="false"/>
-          <w:iCs w:val="false"/>
-          <w:caps w:val="false"/>
-          <w:color w:val="8C2F39"/>
-          <w:sz w:val="17"/>
-          <w:szCs w:val="17"/>
-        </w:rPr>
-        <w:t xml:space="preserve">T. 63–65   </w:t>
-      </w:r>
-      <w:r>
-        <w:rPr>
-          <w:rFonts w:ascii="Consolas" w:cs="Consolas" w:eastAsia="Consolas" w:hAnsi="Consolas"/>
-          <w:b w:val="false"/>
-          <w:bCs w:val="false"/>
-          <w:i w:val="false"/>
-          <w:iCs w:val="false"/>
-          <w:caps/>
-          <w:color w:val="5E6472"/>
-          <w:spacing w:val="20"/>
-          <w:sz w:val="15"/>
-          <w:szCs w:val="15"/>
-        </w:rPr>
-        <w:t xml:space="preserve">Tutti   </w:t>
-      </w:r>
-      <w:r>
-        <w:rPr>
-          <w:rFonts w:ascii="Calibri" w:cs="Calibri" w:eastAsia="Calibri" w:hAnsi="Calibri"/>
-          <w:b w:val="false"/>
-          <w:bCs w:val="false"/>
-          <w:i w:val="false"/>
-          <w:iCs w:val="false"/>
-          <w:caps w:val="false"/>
-          <w:color w:val="1A1D23"/>
-          <w:sz w:val="19"/>
-          <w:szCs w:val="19"/>
-        </w:rPr>
-        <w:t xml:space="preserve">Modulation, molto rit. und ff fallen zusammen — und das Schlagzeug ist dabei. Die Balance entscheidet sich hier, nicht in der Lautstärke der Bläser.</w:t>
-      </w:r>
-    </w:p>
-    <w:p>
-      <w:pPr>
-        <w:spacing w:after="100" w:before="0" w:line="255"/>
-        <w:ind w:left="300"/>
-      </w:pPr>
-      <w:r>
-        <w:rPr>
-          <w:rFonts w:ascii="Calibri" w:cs="Calibri" w:eastAsia="Calibri" w:hAnsi="Calibri"/>
-          <w:b/>
-          <w:bCs/>
-          <w:i w:val="false"/>
-          <w:iCs w:val="false"/>
-          <w:caps w:val="false"/>
-          <w:color w:val="5E6472"/>
-          <w:sz w:val="17"/>
-          <w:szCs w:val="17"/>
-        </w:rPr>
-        <w:t xml:space="preserve">Probenmittel:  </w:t>
-      </w:r>
-      <w:r>
-        <w:rPr>
-          <w:rFonts w:ascii="Calibri" w:cs="Calibri" w:eastAsia="Calibri" w:hAnsi="Calibri"/>
-          <w:b w:val="false"/>
-          <w:bCs w:val="false"/>
-          <w:i w:val="false"/>
-          <w:iCs w:val="false"/>
-          <w:caps w:val="false"/>
-          <w:color w:val="5E6472"/>
-          <w:sz w:val="17"/>
-          <w:szCs w:val="17"/>
-        </w:rPr>
-        <w:t xml:space="preserve">Erst ohne Schlagzeug, dann mit. Dem Schlagzeug eine konkrete Zahl geben („halb so laut wie du denkst“), keine Geste.</w:t>
+        <w:t xml:space="preserve">Drei Möglichkeiten, heute eine wählen: ausgeschrieben als gebrochener Akkord · als echtes Tastatur-Glissando · oder gestrichen zugunsten von Streichern und Becken.</w:t>
       </w:r>
     </w:p>
     <w:p>
@@ -3338,7 +2922,7 @@
           <w:sz w:val="15"/>
           <w:szCs w:val="15"/>
         </w:rPr>
-        <w:t xml:space="preserve">ANALOGIE · EINEN HALBEN TON HÖHER  </w:t>
+        <w:t xml:space="preserve">ANALOGIE · GEZUPFT STIRBT, GESTRICHEN LEBT  </w:t>
       </w:r>
       <w:r>
         <w:rPr>
@@ -3352,7 +2936,7 @@
           <w:sz w:val="18"/>
           <w:szCs w:val="18"/>
         </w:rPr>
-        <w:t xml:space="preserve">Der Text an dieser Stelle heißt „come, Church, arise!“ — und die Musik steigt dazu um einen Halbton, von A-Dur nach B-Dur. Das ist der kleinstmögliche Schritt nach oben, den es in der Musik gibt.</w:t>
+        <w:t xml:space="preserve">Ein gezupfter Ton ist im Moment seines Entstehens schon am Verklingen. Ein gestrichener kann stehen bleiben, solange der Arm reicht. Der Wechsel steht genau auf dem Text „My Jesus lives“.</w:t>
       </w:r>
     </w:p>
     <w:p>
@@ -3372,7 +2956,7 @@
           <w:sz w:val="20"/>
           <w:szCs w:val="20"/>
         </w:rPr>
-        <w:t xml:space="preserve">„Aufstehen fängt klein an. Die Kirche steht hier nicht um eine Oktave auf, sondern um einen halben Ton — und genau deshalb merkt man es.“</w:t>
+        <w:t xml:space="preserve">„Vier Takte lang ist jeder Ton sofort wieder vorbei. Und dann, auf ‚lives‘, könnt ihr zum ersten Mal einen Ton stehen lassen. Das ist kein Strichwechsel, das ist der Inhalt.“</w:t>
       </w:r>
     </w:p>
     <w:p>
@@ -3414,7 +2998,7 @@
           <w:sz w:val="15"/>
           <w:szCs w:val="15"/>
         </w:rPr>
-        <w:t xml:space="preserve">12 Minuten</w:t>
+        <w:t xml:space="preserve">21:07 · 13 Minuten</w:t>
       </w:r>
     </w:p>
     <w:p>
@@ -3450,7 +3034,7 @@
           <w:sz w:val="18"/>
           <w:szCs w:val="18"/>
         </w:rPr>
-        <w:t xml:space="preserve">Mozart, Adagio, 4/4, D-Dur, 46 Takte. Die vorliegende Partitur ist eine Orchesterbearbeitung ohne Chorsystem — mit 2 Flöten, 2 Oboen, 2 Klarinetten in A, 2 Fagotten, 2 Hörnern, 2 Trompeten in D, Pauken und Streichern.</w:t>
+        <w:t xml:space="preserve">Mozart, Adagio, 4/4, D-Dur, 46 Takte. Orchesterbearbeitung ohne Chorsystem: 2 Flöten · 2 Oboen · 2 Klarinetten in A · 2 Fagotte · 2 Hörner · 2 Trompeten in D · Pauken · Streicher. 2017 mit 110 Mitwirkenden gemacht — ohne Bläser.</w:t>
       </w:r>
     </w:p>
     <w:p>
@@ -3470,7 +3054,7 @@
           <w:sz w:val="15"/>
           <w:szCs w:val="15"/>
         </w:rPr>
-        <w:t xml:space="preserve">Balance   </w:t>
+        <w:t xml:space="preserve">Eine Frage   </w:t>
       </w:r>
       <w:r>
         <w:rPr>
@@ -3484,7 +3068,7 @@
           <w:sz w:val="21"/>
           <w:szCs w:val="21"/>
         </w:rPr>
-        <w:t xml:space="preserve">Die eine Frage</w:t>
+        <w:t xml:space="preserve">Balance</w:t>
       </w:r>
       <w:r>
         <w:rPr>
@@ -3498,7 +3082,7 @@
           <w:sz w:val="16"/>
           <w:szCs w:val="16"/>
         </w:rPr>
-        <w:t xml:space="preserve">     12 Min.</w:t>
+        <w:t xml:space="preserve">     13 Min.</w:t>
       </w:r>
     </w:p>
     <w:p>
@@ -3517,7 +3101,7 @@
           <w:sz w:val="16"/>
           <w:szCs w:val="16"/>
         </w:rPr>
-        <w:t xml:space="preserve">Mozart schrieb Streicher und Orgel · hier: volles Blech und Pauken · dazu im Mai 250 Stimmen</w:t>
+        <w:t xml:space="preserve">Mozart schrieb Streicher und Orgel · hier volles Holz, Hörner, Trompeten in D und Pauken · dazu im Mai 220 Stimmen</w:t>
       </w:r>
     </w:p>
     <w:p>
@@ -3565,7 +3149,7 @@
           <w:sz w:val="19"/>
           <w:szCs w:val="19"/>
         </w:rPr>
-        <w:t xml:space="preserve">pp mit 42 Streichern. Was 2017 mit 110 Mitwirkenden und Streichern schwebte, wird mit 220 Stimmen und vollem Blech zäh. Das Problem ist nicht Lautstärke, sondern Schwere.</w:t>
+        <w:t xml:space="preserve">pp mit über vierzig Streichern. Was 2017 schwebte, wird mit doppelter Besetzung und vollem Blech zäh. Das Problem ist nicht die Lautstärke, sondern die Schwere.</w:t>
       </w:r>
     </w:p>
     <w:p>
@@ -3599,7 +3183,7 @@
           <w:sz w:val="17"/>
           <w:szCs w:val="17"/>
         </w:rPr>
-        <w:t xml:space="preserve">Bläser ausdünnen — einfach besetzen statt doppelt. Einmal mit, einmal ohne, und selbst entscheiden.</w:t>
+        <w:t xml:space="preserve">Bläser einfach statt doppelt besetzen. Einmal mit, einmal ohne — und dann entscheiden, nicht diskutieren.</w:t>
       </w:r>
     </w:p>
     <w:p>
@@ -3633,21 +3217,21 @@
           <w:sz w:val="15"/>
           <w:szCs w:val="15"/>
         </w:rPr>
-        <w:t xml:space="preserve">Trp in D / Pk   </w:t>
-      </w:r>
-      <w:r>
-        <w:rPr>
-          <w:rFonts w:ascii="Calibri" w:cs="Calibri" w:eastAsia="Calibri" w:hAnsi="Calibri"/>
-          <w:b w:val="false"/>
-          <w:bCs w:val="false"/>
-          <w:i w:val="false"/>
-          <w:iCs w:val="false"/>
-          <w:caps w:val="false"/>
-          <w:color w:val="1A1D23"/>
-          <w:sz w:val="19"/>
-          <w:szCs w:val="19"/>
-        </w:rPr>
-        <w:t xml:space="preserve">Trompeten in D und Pauken sind in einem Mozart-Adagio Fremdkörper. Die Entscheidung muss heute fallen, weil die Stimmen danach gedruckt werden.</w:t>
+        <w:t xml:space="preserve">Trp in D / Pauken   </w:t>
+      </w:r>
+      <w:r>
+        <w:rPr>
+          <w:rFonts w:ascii="Calibri" w:cs="Calibri" w:eastAsia="Calibri" w:hAnsi="Calibri"/>
+          <w:b w:val="false"/>
+          <w:bCs w:val="false"/>
+          <w:i w:val="false"/>
+          <w:iCs w:val="false"/>
+          <w:caps w:val="false"/>
+          <w:color w:val="1A1D23"/>
+          <w:sz w:val="19"/>
+          <w:szCs w:val="19"/>
+        </w:rPr>
+        <w:t xml:space="preserve">Trompeten in D und Pauken sind in einem Mozart-Adagio Fremdkörper. Die Entscheidung gehört heute getroffen, weil danach die Stimmen gedruckt werden.</w:t>
       </w:r>
     </w:p>
     <w:p>
@@ -3681,7 +3265,7 @@
           <w:sz w:val="17"/>
           <w:szCs w:val="17"/>
         </w:rPr>
-        <w:t xml:space="preserve">Vorschlag: Trompeten und Pauken erst ab der Steigerung, nicht von Takt 1. Heute beide Varianten spielen, entscheiden, in die Partitur eintragen.</w:t>
+        <w:t xml:space="preserve">Vorschlag: erst ab der Steigerung, nicht ab Takt 1. Beide Varianten spielen, wählen, eintragen.</w:t>
       </w:r>
     </w:p>
     <w:p>
@@ -3722,7 +3306,7 @@
           <w:sz w:val="18"/>
           <w:szCs w:val="18"/>
         </w:rPr>
-        <w:t xml:space="preserve">Der Text heißt „Ave verum corpus“ — gegrüßet seist du, wahrer Leib. Das Stück handelt davon, dass Gott in einen Menschenkörper geht. Und die Bearbeitung stellt genau das vor dasselbe Problem: ein sehr großer Apparat in einem sehr leisen, sehr kleinen Stück.</w:t>
+        <w:t xml:space="preserve">„Ave verum corpus“ — gegrüßet seist du, wahrer Leib. Das Stück handelt davon, dass Gott in einen Menschenkörper geht. Die Bearbeitung hat genau dasselbe Problem: ein sehr großer Apparat in einem sehr kleinen, sehr leisen Stück.</w:t>
       </w:r>
     </w:p>
     <w:p>
@@ -3742,7 +3326,7 @@
           <w:sz w:val="20"/>
           <w:szCs w:val="20"/>
         </w:rPr>
-        <w:t xml:space="preserve">„Dieses Stück ist 46 Takte lang und hat kein einziges Forte verdient. Wenn wir es zu groß machen, machen wir aus der Menschwerdung einen Einzug.“</w:t>
+        <w:t xml:space="preserve">„46 Takte, und kein einziges Forte darin verdient. Wenn wir es zu groß machen, machen wir aus der Menschwerdung einen Einzug.“</w:t>
       </w:r>
     </w:p>
     <w:p>
@@ -3784,7 +3368,7 @@
           <w:sz w:val="15"/>
           <w:szCs w:val="15"/>
         </w:rPr>
-        <w:t xml:space="preserve">11 Minuten</w:t>
+        <w:t xml:space="preserve">Vor dem Nachhauseweg</w:t>
       </w:r>
     </w:p>
     <w:p>
@@ -3801,31 +3385,365 @@
           <w:sz w:val="30"/>
           <w:szCs w:val="30"/>
         </w:rPr>
-        <w:t xml:space="preserve">Nr. 7 — Victoria, my Jesus lives</w:t>
+        <w:t xml:space="preserve">Heute abhaken</w:t>
+      </w:r>
+    </w:p>
+    <w:p>
+      <w:pPr>
+        <w:spacing w:after="20" w:before="0" w:line="255"/>
+      </w:pPr>
+      <w:r>
+        <w:rPr>
+          <w:rFonts w:ascii="Consolas" w:cs="Consolas" w:eastAsia="Consolas" w:hAnsi="Consolas"/>
+          <w:b w:val="false"/>
+          <w:bCs w:val="false"/>
+          <w:i w:val="false"/>
+          <w:iCs w:val="false"/>
+          <w:caps w:val="false"/>
+          <w:color w:val="5E6472"/>
+          <w:sz w:val="19"/>
+          <w:szCs w:val="19"/>
+        </w:rPr>
+        <w:t xml:space="preserve">☐   </w:t>
+      </w:r>
+      <w:r>
+        <w:rPr>
+          <w:rFonts w:ascii="Calibri" w:cs="Calibri" w:eastAsia="Calibri" w:hAnsi="Calibri"/>
+          <w:b/>
+          <w:bCs/>
+          <w:i w:val="false"/>
+          <w:iCs w:val="false"/>
+          <w:caps w:val="false"/>
+          <w:color w:val="1A1D23"/>
+          <w:sz w:val="19"/>
+          <w:szCs w:val="19"/>
+        </w:rPr>
+        <w:t xml:space="preserve">Nr. 1 — Trompeten in D und Pauken: ab Takt 1 oder erst ab der Steigerung?</w:t>
       </w:r>
     </w:p>
     <w:p>
       <w:pPr>
         <w:spacing w:after="90" w:before="0" w:line="255"/>
-      </w:pPr>
-      <w:r>
-        <w:rPr>
-          <w:rFonts w:ascii="Calibri" w:cs="Calibri" w:eastAsia="Calibri" w:hAnsi="Calibri"/>
-          <w:b w:val="false"/>
-          <w:bCs w:val="false"/>
-          <w:i w:val="false"/>
-          <w:iCs w:val="false"/>
-          <w:caps w:val="false"/>
-          <w:color w:val="5E6472"/>
-          <w:sz w:val="18"/>
-          <w:szCs w:val="18"/>
-        </w:rPr>
-        <w:t xml:space="preserve">G-Dur, 4/4, ♩ = 62. Der Chor hat das Stück am 12.09. unisono auf der Melodie kennengelernt. Heute nur eine Stelle — aber die lohnt sich.</w:t>
-      </w:r>
-    </w:p>
-    <w:p>
-      <w:pPr>
-        <w:spacing w:after="40" w:before="170" w:line="255"/>
+        <w:ind w:left="420"/>
+      </w:pPr>
+      <w:r>
+        <w:rPr>
+          <w:rFonts w:ascii="Calibri" w:cs="Calibri" w:eastAsia="Calibri" w:hAnsi="Calibri"/>
+          <w:b w:val="false"/>
+          <w:bCs w:val="false"/>
+          <w:i w:val="false"/>
+          <w:iCs w:val="false"/>
+          <w:caps w:val="false"/>
+          <w:color w:val="5E6472"/>
+          <w:sz w:val="17"/>
+          <w:szCs w:val="17"/>
+        </w:rPr>
+        <w:t xml:space="preserve">Danach werden die Stimmen gedruckt.</w:t>
+      </w:r>
+    </w:p>
+    <w:p>
+      <w:pPr>
+        <w:spacing w:after="90" w:before="0" w:line="255"/>
+      </w:pPr>
+      <w:r>
+        <w:rPr>
+          <w:rFonts w:ascii="Consolas" w:cs="Consolas" w:eastAsia="Consolas" w:hAnsi="Consolas"/>
+          <w:b w:val="false"/>
+          <w:bCs w:val="false"/>
+          <w:i w:val="false"/>
+          <w:iCs w:val="false"/>
+          <w:caps w:val="false"/>
+          <w:color w:val="5E6472"/>
+          <w:sz w:val="19"/>
+          <w:szCs w:val="19"/>
+        </w:rPr>
+        <w:t xml:space="preserve">☐   </w:t>
+      </w:r>
+      <w:r>
+        <w:rPr>
+          <w:rFonts w:ascii="Calibri" w:cs="Calibri" w:eastAsia="Calibri" w:hAnsi="Calibri"/>
+          <w:b/>
+          <w:bCs/>
+          <w:i w:val="false"/>
+          <w:iCs w:val="false"/>
+          <w:caps w:val="false"/>
+          <w:color w:val="1A1D23"/>
+          <w:sz w:val="19"/>
+          <w:szCs w:val="19"/>
+        </w:rPr>
+        <w:t xml:space="preserve">Nr. 7 — Glissandi T. 38–41: ausgeschrieben, Tastatur-Glissando oder gestrichen?</w:t>
+      </w:r>
+    </w:p>
+    <w:p>
+      <w:pPr>
+        <w:spacing w:after="20" w:before="0" w:line="255"/>
+      </w:pPr>
+      <w:r>
+        <w:rPr>
+          <w:rFonts w:ascii="Consolas" w:cs="Consolas" w:eastAsia="Consolas" w:hAnsi="Consolas"/>
+          <w:b w:val="false"/>
+          <w:bCs w:val="false"/>
+          <w:i w:val="false"/>
+          <w:iCs w:val="false"/>
+          <w:caps w:val="false"/>
+          <w:color w:val="5E6472"/>
+          <w:sz w:val="19"/>
+          <w:szCs w:val="19"/>
+        </w:rPr>
+        <w:t xml:space="preserve">☐   </w:t>
+      </w:r>
+      <w:r>
+        <w:rPr>
+          <w:rFonts w:ascii="Calibri" w:cs="Calibri" w:eastAsia="Calibri" w:hAnsi="Calibri"/>
+          <w:b/>
+          <w:bCs/>
+          <w:i w:val="false"/>
+          <w:iCs w:val="false"/>
+          <w:caps w:val="false"/>
+          <w:color w:val="1A1D23"/>
+          <w:sz w:val="19"/>
+          <w:szCs w:val="19"/>
+        </w:rPr>
+        <w:t xml:space="preserve">Zweiter Tastenspieler besetzt?</w:t>
+      </w:r>
+    </w:p>
+    <w:p>
+      <w:pPr>
+        <w:spacing w:after="90" w:before="0" w:line="255"/>
+        <w:ind w:left="420"/>
+      </w:pPr>
+      <w:r>
+        <w:rPr>
+          <w:rFonts w:ascii="Calibri" w:cs="Calibri" w:eastAsia="Calibri" w:hAnsi="Calibri"/>
+          <w:b w:val="false"/>
+          <w:bCs w:val="false"/>
+          <w:i w:val="false"/>
+          <w:iCs w:val="false"/>
+          <w:caps w:val="false"/>
+          <w:color w:val="5E6472"/>
+          <w:sz w:val="17"/>
+          <w:szCs w:val="17"/>
+        </w:rPr>
+        <w:t xml:space="preserve">Harfe und Klavier gleichzeitig in Nr. 7 (T. 37–41) und Nr. 10 (T. 21–22); in Nr. 4 trägt das Klavier den Anfang allein.</w:t>
+      </w:r>
+    </w:p>
+    <w:p>
+      <w:pPr>
+        <w:spacing w:after="90" w:before="0" w:line="255"/>
+      </w:pPr>
+      <w:r>
+        <w:rPr>
+          <w:rFonts w:ascii="Consolas" w:cs="Consolas" w:eastAsia="Consolas" w:hAnsi="Consolas"/>
+          <w:b w:val="false"/>
+          <w:bCs w:val="false"/>
+          <w:i w:val="false"/>
+          <w:iCs w:val="false"/>
+          <w:caps w:val="false"/>
+          <w:color w:val="5E6472"/>
+          <w:sz w:val="19"/>
+          <w:szCs w:val="19"/>
+        </w:rPr>
+        <w:t xml:space="preserve">☐   </w:t>
+      </w:r>
+      <w:r>
+        <w:rPr>
+          <w:rFonts w:ascii="Calibri" w:cs="Calibri" w:eastAsia="Calibri" w:hAnsi="Calibri"/>
+          <w:b/>
+          <w:bCs/>
+          <w:i w:val="false"/>
+          <w:iCs w:val="false"/>
+          <w:caps w:val="false"/>
+          <w:color w:val="1A1D23"/>
+          <w:sz w:val="19"/>
+          <w:szCs w:val="19"/>
+        </w:rPr>
+        <w:t xml:space="preserve">Nr. 2 — spielt jemand Continuo, oder bleibt es bei Celli und Bässen?</w:t>
+      </w:r>
+    </w:p>
+    <w:p>
+      <w:pPr>
+        <w:spacing w:after="20" w:before="0" w:line="255"/>
+      </w:pPr>
+      <w:r>
+        <w:rPr>
+          <w:rFonts w:ascii="Consolas" w:cs="Consolas" w:eastAsia="Consolas" w:hAnsi="Consolas"/>
+          <w:b w:val="false"/>
+          <w:bCs w:val="false"/>
+          <w:i w:val="false"/>
+          <w:iCs w:val="false"/>
+          <w:caps w:val="false"/>
+          <w:color w:val="5E6472"/>
+          <w:sz w:val="19"/>
+          <w:szCs w:val="19"/>
+        </w:rPr>
+        <w:t xml:space="preserve">☐   </w:t>
+      </w:r>
+      <w:r>
+        <w:rPr>
+          <w:rFonts w:ascii="Calibri" w:cs="Calibri" w:eastAsia="Calibri" w:hAnsi="Calibri"/>
+          <w:b/>
+          <w:bCs/>
+          <w:i w:val="false"/>
+          <w:iCs w:val="false"/>
+          <w:caps w:val="false"/>
+          <w:color w:val="1A1D23"/>
+          <w:sz w:val="19"/>
+          <w:szCs w:val="19"/>
+        </w:rPr>
+        <w:t xml:space="preserve">Nr. 10 — Schlagwerk: wie viele Spieler, wer wechselt wann?</w:t>
+      </w:r>
+    </w:p>
+    <w:p>
+      <w:pPr>
+        <w:spacing w:after="90" w:before="0" w:line="255"/>
+        <w:ind w:left="420"/>
+      </w:pPr>
+      <w:r>
+        <w:rPr>
+          <w:rFonts w:ascii="Calibri" w:cs="Calibri" w:eastAsia="Calibri" w:hAnsi="Calibri"/>
+          <w:b w:val="false"/>
+          <w:bCs w:val="false"/>
+          <w:i w:val="false"/>
+          <w:iCs w:val="false"/>
+          <w:caps w:val="false"/>
+          <w:color w:val="5E6472"/>
+          <w:sz w:val="17"/>
+          <w:szCs w:val="17"/>
+        </w:rPr>
+        <w:t xml:space="preserve">Finger Cymbals, Shaker, Tamburin, Suspended Cymbal, Piatti, Pauken.</w:t>
+      </w:r>
+    </w:p>
+    <w:p>
+      <w:pPr>
+        <w:spacing w:after="20" w:before="0" w:line="255"/>
+      </w:pPr>
+      <w:r>
+        <w:rPr>
+          <w:rFonts w:ascii="Consolas" w:cs="Consolas" w:eastAsia="Consolas" w:hAnsi="Consolas"/>
+          <w:b w:val="false"/>
+          <w:bCs w:val="false"/>
+          <w:i w:val="false"/>
+          <w:iCs w:val="false"/>
+          <w:caps w:val="false"/>
+          <w:color w:val="5E6472"/>
+          <w:sz w:val="19"/>
+          <w:szCs w:val="19"/>
+        </w:rPr>
+        <w:t xml:space="preserve">☐   </w:t>
+      </w:r>
+      <w:r>
+        <w:rPr>
+          <w:rFonts w:ascii="Calibri" w:cs="Calibri" w:eastAsia="Calibri" w:hAnsi="Calibri"/>
+          <w:b/>
+          <w:bCs/>
+          <w:i w:val="false"/>
+          <w:iCs w:val="false"/>
+          <w:caps w:val="false"/>
+          <w:color w:val="1A1D23"/>
+          <w:sz w:val="19"/>
+          <w:szCs w:val="19"/>
+        </w:rPr>
+        <w:t xml:space="preserve">Nr. 4 — wer kann die handschriftliche Stimme nicht lesen?</w:t>
+      </w:r>
+    </w:p>
+    <w:p>
+      <w:pPr>
+        <w:spacing w:after="90" w:before="0" w:line="255"/>
+        <w:ind w:left="420"/>
+      </w:pPr>
+      <w:r>
+        <w:rPr>
+          <w:rFonts w:ascii="Calibri" w:cs="Calibri" w:eastAsia="Calibri" w:hAnsi="Calibri"/>
+          <w:b w:val="false"/>
+          <w:bCs w:val="false"/>
+          <w:i w:val="false"/>
+          <w:iCs w:val="false"/>
+          <w:caps w:val="false"/>
+          <w:color w:val="5E6472"/>
+          <w:sz w:val="17"/>
+          <w:szCs w:val="17"/>
+        </w:rPr>
+        <w:t xml:space="preserve">Namen notieren, Stimmen bis 27.11. neu setzen oder sauber kopieren.</w:t>
+      </w:r>
+    </w:p>
+    <w:p>
+      <w:pPr>
+        <w:spacing w:after="20" w:before="0" w:line="255"/>
+      </w:pPr>
+      <w:r>
+        <w:rPr>
+          <w:rFonts w:ascii="Consolas" w:cs="Consolas" w:eastAsia="Consolas" w:hAnsi="Consolas"/>
+          <w:b w:val="false"/>
+          <w:bCs w:val="false"/>
+          <w:i w:val="false"/>
+          <w:iCs w:val="false"/>
+          <w:caps w:val="false"/>
+          <w:color w:val="5E6472"/>
+          <w:sz w:val="19"/>
+          <w:szCs w:val="19"/>
+        </w:rPr>
+        <w:t xml:space="preserve">☐   </w:t>
+      </w:r>
+      <w:r>
+        <w:rPr>
+          <w:rFonts w:ascii="Calibri" w:cs="Calibri" w:eastAsia="Calibri" w:hAnsi="Calibri"/>
+          <w:b/>
+          <w:bCs/>
+          <w:i w:val="false"/>
+          <w:iCs w:val="false"/>
+          <w:caps w:val="false"/>
+          <w:color w:val="1A1D23"/>
+          <w:sz w:val="19"/>
+          <w:szCs w:val="19"/>
+        </w:rPr>
+        <w:t xml:space="preserve">Wie viele Streicher sind wir wirklich?</w:t>
+      </w:r>
+    </w:p>
+    <w:p>
+      <w:pPr>
+        <w:spacing w:after="90" w:before="0" w:line="255"/>
+        <w:ind w:left="420"/>
+      </w:pPr>
+      <w:r>
+        <w:rPr>
+          <w:rFonts w:ascii="Calibri" w:cs="Calibri" w:eastAsia="Calibri" w:hAnsi="Calibri"/>
+          <w:b w:val="false"/>
+          <w:bCs w:val="false"/>
+          <w:i w:val="false"/>
+          <w:iCs w:val="false"/>
+          <w:caps w:val="false"/>
+          <w:color w:val="5E6472"/>
+          <w:sz w:val="17"/>
+          <w:szCs w:val="17"/>
+        </w:rPr>
+        <w:t xml:space="preserve">Nr. 9 verlangt laut Verlag 12/12/8/6/4. Zählen, nicht schätzen.</w:t>
+      </w:r>
+    </w:p>
+    <w:p>
+      <w:pPr>
+        <w:pBdr>
+          <w:bottom w:val="single" w:color="1A1D23" w:sz="12"/>
+        </w:pBdr>
+        <w:spacing w:after="140" w:before="90"/>
+      </w:pPr>
+      <w:r>
+        <w:rPr>
+          <w:rFonts w:ascii="Calibri" w:cs="Calibri" w:eastAsia="Calibri" w:hAnsi="Calibri"/>
+          <w:b w:val="false"/>
+          <w:bCs w:val="false"/>
+          <w:i w:val="false"/>
+          <w:iCs w:val="false"/>
+          <w:caps w:val="false"/>
+          <w:color w:val="1A1D23"/>
+          <w:sz w:val="2"/>
+          <w:szCs w:val="2"/>
+        </w:rPr>
+        <w:t xml:space="preserve"/>
+      </w:r>
+    </w:p>
+    <w:p>
+      <w:pPr>
+        <w:spacing w:after="50" w:before="0" w:line="255"/>
       </w:pPr>
       <w:r>
         <w:rPr>
@@ -3835,141 +3753,261 @@
           <w:i w:val="false"/>
           <w:iCs w:val="false"/>
           <w:caps/>
-          <w:color w:val="8A6A1F"/>
+          <w:color w:val="7A8090"/>
           <w:spacing w:val="20"/>
           <w:sz w:val="15"/>
           <w:szCs w:val="15"/>
         </w:rPr>
-        <w:t xml:space="preserve">pizz. → arco   </w:t>
-      </w:r>
+        <w:t xml:space="preserve">Ausblick</w:t>
+      </w:r>
+    </w:p>
+    <w:p>
+      <w:pPr>
+        <w:pStyle w:val="Heading2"/>
+        <w:spacing w:after="60" w:before="240"/>
+      </w:pPr>
       <w:r>
         <w:rPr>
           <w:rFonts w:ascii="Cambria" w:cs="Cambria" w:eastAsia="Cambria" w:hAnsi="Cambria"/>
           <w:b/>
           <w:bCs/>
-          <w:i w:val="false"/>
-          <w:iCs w:val="false"/>
-          <w:caps w:val="false"/>
+          <w:color w:val="1A1D23"/>
+          <w:sz w:val="30"/>
+          <w:szCs w:val="30"/>
+        </w:rPr>
+        <w:t xml:space="preserve">Was heute nicht drankommt — und wo es hingehört</w:t>
+      </w:r>
+    </w:p>
+    <w:p>
+      <w:pPr>
+        <w:pStyle w:val="Heading3"/>
+        <w:spacing w:after="50" w:before="180"/>
+      </w:pPr>
+      <w:r>
+        <w:rPr>
+          <w:rFonts w:ascii="Calibri" w:cs="Calibri" w:eastAsia="Calibri" w:hAnsi="Calibri"/>
+          <w:b/>
+          <w:bCs/>
           <w:color w:val="1A1D23"/>
           <w:sz w:val="21"/>
           <w:szCs w:val="21"/>
         </w:rPr>
-        <w:t xml:space="preserve">Takt 17–21</w:t>
-      </w:r>
-      <w:r>
-        <w:rPr>
-          <w:rFonts w:ascii="Consolas" w:cs="Consolas" w:eastAsia="Consolas" w:hAnsi="Consolas"/>
-          <w:b w:val="false"/>
-          <w:bCs w:val="false"/>
-          <w:i w:val="false"/>
-          <w:iCs w:val="false"/>
-          <w:caps w:val="false"/>
-          <w:color w:val="5E6472"/>
-          <w:sz w:val="16"/>
-          <w:szCs w:val="16"/>
-        </w:rPr>
-        <w:t xml:space="preserve">     8 Min.</w:t>
-      </w:r>
-    </w:p>
-    <w:p>
-      <w:pPr>
-        <w:spacing w:after="80" w:before="0" w:line="255"/>
-      </w:pPr>
-      <w:r>
-        <w:rPr>
-          <w:rFonts w:ascii="Consolas" w:cs="Consolas" w:eastAsia="Consolas" w:hAnsi="Consolas"/>
-          <w:b w:val="false"/>
-          <w:bCs w:val="false"/>
-          <w:i w:val="false"/>
-          <w:iCs w:val="false"/>
-          <w:caps w:val="false"/>
-          <w:color w:val="5E6472"/>
-          <w:sz w:val="16"/>
-          <w:szCs w:val="16"/>
-        </w:rPr>
-        <w:t xml:space="preserve">T. 17–20 Streicher pizzicato auf „victoria! My Jesus lives!“ · T. 21 arco, mp, Vers 2 „He lives to“</w:t>
-      </w:r>
-    </w:p>
-    <w:p>
-      <w:pPr>
-        <w:spacing w:after="30" w:before="0" w:line="255"/>
-      </w:pPr>
-      <w:r>
-        <w:rPr>
-          <w:rFonts w:ascii="Consolas" w:cs="Consolas" w:eastAsia="Consolas" w:hAnsi="Consolas"/>
-          <w:b/>
-          <w:bCs/>
-          <w:i w:val="false"/>
-          <w:iCs w:val="false"/>
-          <w:caps w:val="false"/>
-          <w:color w:val="8C2F39"/>
-          <w:sz w:val="17"/>
-          <w:szCs w:val="17"/>
-        </w:rPr>
-        <w:t xml:space="preserve">T. 17–21   </w:t>
-      </w:r>
-      <w:r>
-        <w:rPr>
-          <w:rFonts w:ascii="Consolas" w:cs="Consolas" w:eastAsia="Consolas" w:hAnsi="Consolas"/>
-          <w:b w:val="false"/>
-          <w:bCs w:val="false"/>
-          <w:i w:val="false"/>
-          <w:iCs w:val="false"/>
-          <w:caps/>
-          <w:color w:val="5E6472"/>
-          <w:spacing w:val="20"/>
-          <w:sz w:val="15"/>
-          <w:szCs w:val="15"/>
-        </w:rPr>
-        <w:t xml:space="preserve">Streicher   </w:t>
-      </w:r>
-      <w:r>
-        <w:rPr>
-          <w:rFonts w:ascii="Calibri" w:cs="Calibri" w:eastAsia="Calibri" w:hAnsi="Calibri"/>
-          <w:b w:val="false"/>
-          <w:bCs w:val="false"/>
-          <w:i w:val="false"/>
-          <w:iCs w:val="false"/>
-          <w:caps w:val="false"/>
-          <w:color w:val="1A1D23"/>
-          <w:sz w:val="19"/>
-          <w:szCs w:val="19"/>
-        </w:rPr>
-        <w:t xml:space="preserve">Der Wechsel pizzicato → arco liegt auf einem Taktwechsel ohne Pause. Bei 42 Streichern kommt der Bogen nie gleichzeitig zurück.</w:t>
-      </w:r>
-    </w:p>
-    <w:p>
-      <w:pPr>
-        <w:spacing w:after="100" w:before="0" w:line="255"/>
-        <w:ind w:left="300"/>
-      </w:pPr>
-      <w:r>
-        <w:rPr>
-          <w:rFonts w:ascii="Calibri" w:cs="Calibri" w:eastAsia="Calibri" w:hAnsi="Calibri"/>
-          <w:b/>
-          <w:bCs/>
-          <w:i w:val="false"/>
-          <w:iCs w:val="false"/>
-          <w:caps w:val="false"/>
-          <w:color w:val="5E6472"/>
-          <w:sz w:val="17"/>
-          <w:szCs w:val="17"/>
-        </w:rPr>
-        <w:t xml:space="preserve">Probenmittel:  </w:t>
-      </w:r>
-      <w:r>
-        <w:rPr>
-          <w:rFonts w:ascii="Calibri" w:cs="Calibri" w:eastAsia="Calibri" w:hAnsi="Calibri"/>
-          <w:b w:val="false"/>
-          <w:bCs w:val="false"/>
-          <w:i w:val="false"/>
-          <w:iCs w:val="false"/>
-          <w:caps w:val="false"/>
-          <w:color w:val="5E6472"/>
-          <w:sz w:val="17"/>
-          <w:szCs w:val="17"/>
-        </w:rPr>
-        <w:t xml:space="preserve">Den Bogen schon während des letzten Pizzicato-Takts in Position bringen — nicht danach. Zweimal nur den Übergang, ohne Bläser.</w:t>
+        <w:t xml:space="preserve">Nr. 9 — Auf ewig bei dem Herrn</w:t>
+      </w:r>
+    </w:p>
+    <w:p>
+      <w:pPr>
+        <w:spacing w:after="70" w:before="0" w:line="255"/>
+      </w:pPr>
+      <w:r>
+        <w:rPr>
+          <w:rFonts w:ascii="Consolas" w:cs="Consolas" w:eastAsia="Consolas" w:hAnsi="Consolas"/>
+          <w:b w:val="false"/>
+          <w:bCs w:val="false"/>
+          <w:i w:val="false"/>
+          <w:iCs w:val="false"/>
+          <w:caps w:val="false"/>
+          <w:color w:val="8A6A1F"/>
+          <w:sz w:val="17"/>
+          <w:szCs w:val="17"/>
+        </w:rPr>
+        <w:t xml:space="preserve">—   </w:t>
+      </w:r>
+      <w:r>
+        <w:rPr>
+          <w:rFonts w:ascii="Calibri" w:cs="Calibri" w:eastAsia="Calibri" w:hAnsi="Calibri"/>
+          <w:b w:val="false"/>
+          <w:bCs w:val="false"/>
+          <w:i w:val="false"/>
+          <w:iCs w:val="false"/>
+          <w:caps w:val="false"/>
+          <w:color w:val="1A1D23"/>
+          <w:sz w:val="18"/>
+          <w:szCs w:val="18"/>
+        </w:rPr>
+        <w:t xml:space="preserve">Reines Orchesterwerk ohne Chorsystem — der Chor kann hier nie helfen, also braucht es eigene Orchesterzeit.</w:t>
+      </w:r>
+    </w:p>
+    <w:p>
+      <w:pPr>
+        <w:spacing w:after="70" w:before="0" w:line="255"/>
+      </w:pPr>
+      <w:r>
+        <w:rPr>
+          <w:rFonts w:ascii="Consolas" w:cs="Consolas" w:eastAsia="Consolas" w:hAnsi="Consolas"/>
+          <w:b w:val="false"/>
+          <w:bCs w:val="false"/>
+          <w:i w:val="false"/>
+          <w:iCs w:val="false"/>
+          <w:caps w:val="false"/>
+          <w:color w:val="8A6A1F"/>
+          <w:sz w:val="17"/>
+          <w:szCs w:val="17"/>
+        </w:rPr>
+        <w:t xml:space="preserve">—   </w:t>
+      </w:r>
+      <w:r>
+        <w:rPr>
+          <w:rFonts w:ascii="Calibri" w:cs="Calibri" w:eastAsia="Calibri" w:hAnsi="Calibri"/>
+          <w:b w:val="false"/>
+          <w:bCs w:val="false"/>
+          <w:i w:val="false"/>
+          <w:iCs w:val="false"/>
+          <w:caps w:val="false"/>
+          <w:color w:val="1A1D23"/>
+          <w:sz w:val="18"/>
+          <w:szCs w:val="18"/>
+        </w:rPr>
+        <w:t xml:space="preserve">Besteht aus einer Kette von Solo-Einsätzen: Oboe (Buchstabe A, pp), Fagott, Horn, Klarinette. Bläserarbeit, keine Tuttiarbeit.</w:t>
+      </w:r>
+    </w:p>
+    <w:p>
+      <w:pPr>
+        <w:spacing w:after="70" w:before="0" w:line="255"/>
+      </w:pPr>
+      <w:r>
+        <w:rPr>
+          <w:rFonts w:ascii="Consolas" w:cs="Consolas" w:eastAsia="Consolas" w:hAnsi="Consolas"/>
+          <w:b w:val="false"/>
+          <w:bCs w:val="false"/>
+          <w:i w:val="false"/>
+          <w:iCs w:val="false"/>
+          <w:caps w:val="false"/>
+          <w:color w:val="8A6A1F"/>
+          <w:sz w:val="17"/>
+          <w:szCs w:val="17"/>
+        </w:rPr>
+        <w:t xml:space="preserve">—   </w:t>
+      </w:r>
+      <w:r>
+        <w:rPr>
+          <w:rFonts w:ascii="Calibri" w:cs="Calibri" w:eastAsia="Calibri" w:hAnsi="Calibri"/>
+          <w:b w:val="false"/>
+          <w:bCs w:val="false"/>
+          <w:i w:val="false"/>
+          <w:iCs w:val="false"/>
+          <w:caps w:val="false"/>
+          <w:color w:val="1A1D23"/>
+          <w:sz w:val="18"/>
+          <w:szCs w:val="18"/>
+        </w:rPr>
+        <w:t xml:space="preserve">Gehört in die Bläserstunde am 27.11., nicht in einen Abend mit sechs Stücken.</w:t>
+      </w:r>
+    </w:p>
+    <w:p>
+      <w:pPr>
+        <w:pStyle w:val="Heading3"/>
+        <w:spacing w:after="50" w:before="180"/>
+      </w:pPr>
+      <w:r>
+        <w:rPr>
+          <w:rFonts w:ascii="Calibri" w:cs="Calibri" w:eastAsia="Calibri" w:hAnsi="Calibri"/>
+          <w:b/>
+          <w:bCs/>
+          <w:color w:val="1A1D23"/>
+          <w:sz w:val="21"/>
+          <w:szCs w:val="21"/>
+        </w:rPr>
+        <w:t xml:space="preserve">Nr. 6 — By Our Love</w:t>
+      </w:r>
+    </w:p>
+    <w:p>
+      <w:pPr>
+        <w:spacing w:after="70" w:before="0" w:line="255"/>
+      </w:pPr>
+      <w:r>
+        <w:rPr>
+          <w:rFonts w:ascii="Consolas" w:cs="Consolas" w:eastAsia="Consolas" w:hAnsi="Consolas"/>
+          <w:b w:val="false"/>
+          <w:bCs w:val="false"/>
+          <w:i w:val="false"/>
+          <w:iCs w:val="false"/>
+          <w:caps w:val="false"/>
+          <w:color w:val="8A6A1F"/>
+          <w:sz w:val="17"/>
+          <w:szCs w:val="17"/>
+        </w:rPr>
+        <w:t xml:space="preserve">—   </w:t>
+      </w:r>
+      <w:r>
+        <w:rPr>
+          <w:rFonts w:ascii="Calibri" w:cs="Calibri" w:eastAsia="Calibri" w:hAnsi="Calibri"/>
+          <w:b w:val="false"/>
+          <w:bCs w:val="false"/>
+          <w:i w:val="false"/>
+          <w:iCs w:val="false"/>
+          <w:caps w:val="false"/>
+          <w:color w:val="1A1D23"/>
+          <w:sz w:val="18"/>
+          <w:szCs w:val="18"/>
+        </w:rPr>
+        <w:t xml:space="preserve">Rhythmusgruppe aus Gitarre, Bass und Schlagzeug — braucht eine eigene Vorprobe, keinen Orchesterabend.</w:t>
+      </w:r>
+    </w:p>
+    <w:p>
+      <w:pPr>
+        <w:spacing w:after="70" w:before="0" w:line="255"/>
+      </w:pPr>
+      <w:r>
+        <w:rPr>
+          <w:rFonts w:ascii="Consolas" w:cs="Consolas" w:eastAsia="Consolas" w:hAnsi="Consolas"/>
+          <w:b w:val="false"/>
+          <w:bCs w:val="false"/>
+          <w:i w:val="false"/>
+          <w:iCs w:val="false"/>
+          <w:caps w:val="false"/>
+          <w:color w:val="8A6A1F"/>
+          <w:sz w:val="17"/>
+          <w:szCs w:val="17"/>
+        </w:rPr>
+        <w:t xml:space="preserve">—   </w:t>
+      </w:r>
+      <w:r>
+        <w:rPr>
+          <w:rFonts w:ascii="Calibri" w:cs="Calibri" w:eastAsia="Calibri" w:hAnsi="Calibri"/>
+          <w:b w:val="false"/>
+          <w:bCs w:val="false"/>
+          <w:i w:val="false"/>
+          <w:iCs w:val="false"/>
+          <w:caps w:val="false"/>
+          <w:color w:val="1A1D23"/>
+          <w:sz w:val="18"/>
+          <w:szCs w:val="18"/>
+        </w:rPr>
+        <w:t xml:space="preserve">Zwei Perkussionisten neben den Pauken: Besetzungs-, keine Probenfrage.</w:t>
+      </w:r>
+    </w:p>
+    <w:p>
+      <w:pPr>
+        <w:spacing w:after="70" w:before="0" w:line="255"/>
+      </w:pPr>
+      <w:r>
+        <w:rPr>
+          <w:rFonts w:ascii="Consolas" w:cs="Consolas" w:eastAsia="Consolas" w:hAnsi="Consolas"/>
+          <w:b w:val="false"/>
+          <w:bCs w:val="false"/>
+          <w:i w:val="false"/>
+          <w:iCs w:val="false"/>
+          <w:caps w:val="false"/>
+          <w:color w:val="8A6A1F"/>
+          <w:sz w:val="17"/>
+          <w:szCs w:val="17"/>
+        </w:rPr>
+        <w:t xml:space="preserve">—   </w:t>
+      </w:r>
+      <w:r>
+        <w:rPr>
+          <w:rFonts w:ascii="Calibri" w:cs="Calibri" w:eastAsia="Calibri" w:hAnsi="Calibri"/>
+          <w:b w:val="false"/>
+          <w:bCs w:val="false"/>
+          <w:i w:val="false"/>
+          <w:iCs w:val="false"/>
+          <w:caps w:val="false"/>
+          <w:color w:val="1A1D23"/>
+          <w:sz w:val="18"/>
+          <w:szCs w:val="18"/>
+        </w:rPr>
+        <w:t xml:space="preserve">Erst sinnvoll, wenn die Leute feststehen.</w:t>
       </w:r>
     </w:p>
     <w:p>
@@ -3986,51 +4024,59 @@
       </w:pPr>
       <w:r>
         <w:rPr>
-          <w:rFonts w:ascii="Consolas" w:cs="Consolas" w:eastAsia="Consolas" w:hAnsi="Consolas"/>
-          <w:b/>
-          <w:bCs/>
-          <w:i w:val="false"/>
-          <w:iCs w:val="false"/>
-          <w:caps w:val="false"/>
-          <w:color w:val="8A6A1F"/>
-          <w:sz w:val="15"/>
-          <w:szCs w:val="15"/>
-        </w:rPr>
-        <w:t xml:space="preserve">ANALOGIE · GEZUPFT STIRBT, GESTRICHEN LEBT  </w:t>
-      </w:r>
-      <w:r>
-        <w:rPr>
-          <w:rFonts w:ascii="Calibri" w:cs="Calibri" w:eastAsia="Calibri" w:hAnsi="Calibri"/>
-          <w:b w:val="false"/>
-          <w:bCs w:val="false"/>
-          <w:i w:val="false"/>
-          <w:iCs w:val="false"/>
-          <w:caps w:val="false"/>
-          <w:color w:val="1A1D23"/>
-          <w:sz w:val="18"/>
-          <w:szCs w:val="18"/>
-        </w:rPr>
-        <w:t xml:space="preserve">Ein gezupfter Ton ist im Moment seines Entstehens schon am Verklingen — man kann ihn nicht halten. Ein gestrichener Ton kann stehen bleiben, solange der Arm reicht. Der Wechsel steht genau auf dem Text „My Jesus lives“.</w:t>
-      </w:r>
-    </w:p>
-    <w:p>
-      <w:pPr>
-        <w:spacing w:after="120" w:before="0" w:line="255"/>
-        <w:ind w:left="420"/>
-      </w:pPr>
-      <w:r>
-        <w:rPr>
-          <w:rFonts w:ascii="Cambria" w:cs="Cambria" w:eastAsia="Cambria" w:hAnsi="Cambria"/>
-          <w:b w:val="false"/>
-          <w:bCs w:val="false"/>
-          <w:i/>
-          <w:iCs/>
-          <w:caps w:val="false"/>
-          <w:color w:val="1A1D23"/>
-          <w:sz w:val="20"/>
-          <w:szCs w:val="20"/>
-        </w:rPr>
-        <w:t xml:space="preserve">„Vier Takte lang ist jeder Ton sofort wieder vorbei. Und dann, auf ‚lives‘, könnt ihr zum ersten Mal einen Ton stehen lassen. Das ist kein Striche-Wechsel, das ist der Inhalt.“</w:t>
+          <w:rFonts w:ascii="Calibri" w:cs="Calibri" w:eastAsia="Calibri" w:hAnsi="Calibri"/>
+          <w:b/>
+          <w:bCs/>
+          <w:i w:val="false"/>
+          <w:iCs w:val="false"/>
+          <w:caps w:val="false"/>
+          <w:color w:val="1A1D23"/>
+          <w:sz w:val="19"/>
+          <w:szCs w:val="19"/>
+        </w:rPr>
+        <w:t xml:space="preserve">Für den 27.11. — eine Stunde Bläser: </w:t>
+      </w:r>
+      <w:r>
+        <w:rPr>
+          <w:rFonts w:ascii="Calibri" w:cs="Calibri" w:eastAsia="Calibri" w:hAnsi="Calibri"/>
+          <w:b w:val="false"/>
+          <w:bCs w:val="false"/>
+          <w:i w:val="false"/>
+          <w:iCs w:val="false"/>
+          <w:caps w:val="false"/>
+          <w:color w:val="1A1D23"/>
+          <w:sz w:val="19"/>
+          <w:szCs w:val="19"/>
+        </w:rPr>
+        <w:t xml:space="preserve">Nr. 9 Solokette · Nr. 1 Trompeten in D · Nr. 10 Marcato-Block und Tonartwechsel. </w:t>
+      </w:r>
+      <w:r>
+        <w:rPr>
+          <w:rFonts w:ascii="Calibri" w:cs="Calibri" w:eastAsia="Calibri" w:hAnsi="Calibri"/>
+          <w:b/>
+          <w:bCs/>
+          <w:i w:val="false"/>
+          <w:iCs w:val="false"/>
+          <w:caps w:val="false"/>
+          <w:color w:val="1A1D23"/>
+          <w:sz w:val="19"/>
+          <w:szCs w:val="19"/>
+        </w:rPr>
+        <w:t xml:space="preserve">Eine Stunde Streicher: </w:t>
+      </w:r>
+      <w:r>
+        <w:rPr>
+          <w:rFonts w:ascii="Calibri" w:cs="Calibri" w:eastAsia="Calibri" w:hAnsi="Calibri"/>
+          <w:b w:val="false"/>
+          <w:bCs w:val="false"/>
+          <w:i w:val="false"/>
+          <w:iCs w:val="false"/>
+          <w:caps w:val="false"/>
+          <w:color w:val="1A1D23"/>
+          <w:sz w:val="19"/>
+          <w:szCs w:val="19"/>
+        </w:rPr>
+        <w:t xml:space="preserve">Nr. 2 die Allegro-Achtel · Nr. 9 Dämpfer und Bass-Logistik · Nr. 7 pizz./arco · Nr. 1 pp mit vierzig Streichern.</w:t>
       </w:r>
     </w:p>
     <w:p>
@@ -4072,7 +4118,7 @@
           <w:sz w:val="15"/>
           <w:szCs w:val="15"/>
         </w:rPr>
-        <w:t xml:space="preserve">27.11.2026 und Februar · je 60 Minuten</w:t>
+        <w:t xml:space="preserve">Zu den Analogien</w:t>
       </w:r>
     </w:p>
     <w:p>
@@ -4089,1084 +4135,7 @@
           <w:sz w:val="30"/>
           <w:szCs w:val="30"/>
         </w:rPr>
-        <w:t xml:space="preserve">Die Registerproben</w:t>
-      </w:r>
-    </w:p>
-    <w:p>
-      <w:pPr>
-        <w:spacing w:after="90" w:before="0" w:line="255"/>
-      </w:pPr>
-      <w:r>
-        <w:rPr>
-          <w:rFonts w:ascii="Calibri" w:cs="Calibri" w:eastAsia="Calibri" w:hAnsi="Calibri"/>
-          <w:b w:val="false"/>
-          <w:bCs w:val="false"/>
-          <w:i w:val="false"/>
-          <w:iCs w:val="false"/>
-          <w:caps w:val="false"/>
-          <w:color w:val="5E6472"/>
-          <w:sz w:val="18"/>
-          <w:szCs w:val="18"/>
-        </w:rPr>
-        <w:t xml:space="preserve">Eine Stunde pro Register ist keine Probe, sondern eine Reparaturwerkstatt. Sie funktioniert nur, wenn die Liste heute entsteht. Das Folgende ist der Vorschlag — ergänze ihn heute Abend um das, was dir auffällt.</w:t>
-      </w:r>
-    </w:p>
-    <w:p>
-      <w:pPr>
-        <w:pStyle w:val="Heading3"/>
-        <w:spacing w:after="50" w:before="180"/>
-      </w:pPr>
-      <w:r>
-        <w:rPr>
-          <w:rFonts w:ascii="Calibri" w:cs="Calibri" w:eastAsia="Calibri" w:hAnsi="Calibri"/>
-          <w:b/>
-          <w:bCs/>
-          <w:color w:val="1A1D23"/>
-          <w:sz w:val="21"/>
-          <w:szCs w:val="21"/>
-        </w:rPr>
-        <w:t xml:space="preserve">Bläser · 60 Minuten</w:t>
-      </w:r>
-    </w:p>
-    <w:p>
-      <w:pPr>
-        <w:spacing w:after="70" w:before="0" w:line="255"/>
-      </w:pPr>
-      <w:r>
-        <w:rPr>
-          <w:rFonts w:ascii="Consolas" w:cs="Consolas" w:eastAsia="Consolas" w:hAnsi="Consolas"/>
-          <w:b w:val="false"/>
-          <w:bCs w:val="false"/>
-          <w:i w:val="false"/>
-          <w:iCs w:val="false"/>
-          <w:caps w:val="false"/>
-          <w:color w:val="8A6A1F"/>
-          <w:sz w:val="17"/>
-          <w:szCs w:val="17"/>
-        </w:rPr>
-        <w:t xml:space="preserve">—   </w:t>
-      </w:r>
-      <w:r>
-        <w:rPr>
-          <w:rFonts w:ascii="Calibri" w:cs="Calibri" w:eastAsia="Calibri" w:hAnsi="Calibri"/>
-          <w:b w:val="false"/>
-          <w:bCs w:val="false"/>
-          <w:i w:val="false"/>
-          <w:iCs w:val="false"/>
-          <w:caps w:val="false"/>
-          <w:color w:val="1A1D23"/>
-          <w:sz w:val="18"/>
-          <w:szCs w:val="18"/>
-        </w:rPr>
-        <w:t xml:space="preserve">Nr. 9, die Solokette (T. 9–30 und T. 54–57) — acht Soli, vier Spieler. Gleiche Lautstärke, gleiche Schwellgabel, sauberer Anschluss. Das ist die wichtigste Bläserarbeit der ganzen Saison, weil es keinen Chor gibt, hinter dem man sich verstecken kann.</w:t>
-      </w:r>
-    </w:p>
-    <w:p>
-      <w:pPr>
-        <w:spacing w:after="70" w:before="0" w:line="255"/>
-      </w:pPr>
-      <w:r>
-        <w:rPr>
-          <w:rFonts w:ascii="Consolas" w:cs="Consolas" w:eastAsia="Consolas" w:hAnsi="Consolas"/>
-          <w:b w:val="false"/>
-          <w:bCs w:val="false"/>
-          <w:i w:val="false"/>
-          <w:iCs w:val="false"/>
-          <w:caps w:val="false"/>
-          <w:color w:val="8A6A1F"/>
-          <w:sz w:val="17"/>
-          <w:szCs w:val="17"/>
-        </w:rPr>
-        <w:t xml:space="preserve">—   </w:t>
-      </w:r>
-      <w:r>
-        <w:rPr>
-          <w:rFonts w:ascii="Calibri" w:cs="Calibri" w:eastAsia="Calibri" w:hAnsi="Calibri"/>
-          <w:b w:val="false"/>
-          <w:bCs w:val="false"/>
-          <w:i w:val="false"/>
-          <w:iCs w:val="false"/>
-          <w:caps w:val="false"/>
-          <w:color w:val="1A1D23"/>
-          <w:sz w:val="18"/>
-          <w:szCs w:val="18"/>
-        </w:rPr>
-        <w:t xml:space="preserve">Nr. 9, Buchstabe D — Horn 1 marcato und Fagott marcato gegen pp-Streicher.</w:t>
-      </w:r>
-    </w:p>
-    <w:p>
-      <w:pPr>
-        <w:spacing w:after="70" w:before="0" w:line="255"/>
-      </w:pPr>
-      <w:r>
-        <w:rPr>
-          <w:rFonts w:ascii="Consolas" w:cs="Consolas" w:eastAsia="Consolas" w:hAnsi="Consolas"/>
-          <w:b w:val="false"/>
-          <w:bCs w:val="false"/>
-          <w:i w:val="false"/>
-          <w:iCs w:val="false"/>
-          <w:caps w:val="false"/>
-          <w:color w:val="8A6A1F"/>
-          <w:sz w:val="17"/>
-          <w:szCs w:val="17"/>
-        </w:rPr>
-        <w:t xml:space="preserve">—   </w:t>
-      </w:r>
-      <w:r>
-        <w:rPr>
-          <w:rFonts w:ascii="Calibri" w:cs="Calibri" w:eastAsia="Calibri" w:hAnsi="Calibri"/>
-          <w:b w:val="false"/>
-          <w:bCs w:val="false"/>
-          <w:i w:val="false"/>
-          <w:iCs w:val="false"/>
-          <w:caps w:val="false"/>
-          <w:color w:val="1A1D23"/>
-          <w:sz w:val="18"/>
-          <w:szCs w:val="18"/>
-        </w:rPr>
-        <w:t xml:space="preserve">Nr. 1, Trompeten in D — Intonation und die Entscheidung von heute umsetzen.</w:t>
-      </w:r>
-    </w:p>
-    <w:p>
-      <w:pPr>
-        <w:spacing w:after="70" w:before="0" w:line="255"/>
-      </w:pPr>
-      <w:r>
-        <w:rPr>
-          <w:rFonts w:ascii="Consolas" w:cs="Consolas" w:eastAsia="Consolas" w:hAnsi="Consolas"/>
-          <w:b w:val="false"/>
-          <w:bCs w:val="false"/>
-          <w:i w:val="false"/>
-          <w:iCs w:val="false"/>
-          <w:caps w:val="false"/>
-          <w:color w:val="8A6A1F"/>
-          <w:sz w:val="17"/>
-          <w:szCs w:val="17"/>
-        </w:rPr>
-        <w:t xml:space="preserve">—   </w:t>
-      </w:r>
-      <w:r>
-        <w:rPr>
-          <w:rFonts w:ascii="Calibri" w:cs="Calibri" w:eastAsia="Calibri" w:hAnsi="Calibri"/>
-          <w:b w:val="false"/>
-          <w:bCs w:val="false"/>
-          <w:i w:val="false"/>
-          <w:iCs w:val="false"/>
-          <w:caps w:val="false"/>
-          <w:color w:val="1A1D23"/>
-          <w:sz w:val="18"/>
-          <w:szCs w:val="18"/>
-        </w:rPr>
-        <w:t xml:space="preserve">Nr. 10, Marcato-Block ab T. 63 — drei Trompeten, zwei Posaunen, Tuba: eine gemeinsame Artikulation.</w:t>
-      </w:r>
-    </w:p>
-    <w:p>
-      <w:pPr>
-        <w:spacing w:after="70" w:before="0" w:line="255"/>
-      </w:pPr>
-      <w:r>
-        <w:rPr>
-          <w:rFonts w:ascii="Consolas" w:cs="Consolas" w:eastAsia="Consolas" w:hAnsi="Consolas"/>
-          <w:b w:val="false"/>
-          <w:bCs w:val="false"/>
-          <w:i w:val="false"/>
-          <w:iCs w:val="false"/>
-          <w:caps w:val="false"/>
-          <w:color w:val="8A6A1F"/>
-          <w:sz w:val="17"/>
-          <w:szCs w:val="17"/>
-        </w:rPr>
-        <w:t xml:space="preserve">—   </w:t>
-      </w:r>
-      <w:r>
-        <w:rPr>
-          <w:rFonts w:ascii="Calibri" w:cs="Calibri" w:eastAsia="Calibri" w:hAnsi="Calibri"/>
-          <w:b w:val="false"/>
-          <w:bCs w:val="false"/>
-          <w:i w:val="false"/>
-          <w:iCs w:val="false"/>
-          <w:caps w:val="false"/>
-          <w:color w:val="1A1D23"/>
-          <w:sz w:val="18"/>
-          <w:szCs w:val="18"/>
-        </w:rPr>
-        <w:t xml:space="preserve">Nr. 10, Tonartwechsel T. 39 — nur die transponierenden Stimmen, isoliert.</w:t>
-      </w:r>
-    </w:p>
-    <w:p>
-      <w:pPr>
-        <w:spacing w:after="70" w:before="0" w:line="255"/>
-      </w:pPr>
-      <w:r>
-        <w:rPr>
-          <w:rFonts w:ascii="Consolas" w:cs="Consolas" w:eastAsia="Consolas" w:hAnsi="Consolas"/>
-          <w:b w:val="false"/>
-          <w:bCs w:val="false"/>
-          <w:i w:val="false"/>
-          <w:iCs w:val="false"/>
-          <w:caps w:val="false"/>
-          <w:color w:val="8A6A1F"/>
-          <w:sz w:val="17"/>
-          <w:szCs w:val="17"/>
-        </w:rPr>
-        <w:t xml:space="preserve">—   </w:t>
-      </w:r>
-      <w:r>
-        <w:rPr>
-          <w:rFonts w:ascii="Calibri" w:cs="Calibri" w:eastAsia="Calibri" w:hAnsi="Calibri"/>
-          <w:b w:val="false"/>
-          <w:bCs w:val="false"/>
-          <w:i w:val="false"/>
-          <w:iCs w:val="false"/>
-          <w:caps w:val="false"/>
-          <w:color w:val="1A1D23"/>
-          <w:sz w:val="18"/>
-          <w:szCs w:val="18"/>
-        </w:rPr>
-        <w:t xml:space="preserve">Nr. 6 — Blechbalance gegen die Rhythmusgruppe.</w:t>
-      </w:r>
-    </w:p>
-    <w:p>
-      <w:pPr>
-        <w:pStyle w:val="Heading3"/>
-        <w:spacing w:after="50" w:before="180"/>
-      </w:pPr>
-      <w:r>
-        <w:rPr>
-          <w:rFonts w:ascii="Calibri" w:cs="Calibri" w:eastAsia="Calibri" w:hAnsi="Calibri"/>
-          <w:b/>
-          <w:bCs/>
-          <w:color w:val="1A1D23"/>
-          <w:sz w:val="21"/>
-          <w:szCs w:val="21"/>
-        </w:rPr>
-        <w:t xml:space="preserve">Streicher · 60 Minuten</w:t>
-      </w:r>
-    </w:p>
-    <w:p>
-      <w:pPr>
-        <w:spacing w:after="70" w:before="0" w:line="255"/>
-      </w:pPr>
-      <w:r>
-        <w:rPr>
-          <w:rFonts w:ascii="Consolas" w:cs="Consolas" w:eastAsia="Consolas" w:hAnsi="Consolas"/>
-          <w:b w:val="false"/>
-          <w:bCs w:val="false"/>
-          <w:i w:val="false"/>
-          <w:iCs w:val="false"/>
-          <w:caps w:val="false"/>
-          <w:color w:val="8A6A1F"/>
-          <w:sz w:val="17"/>
-          <w:szCs w:val="17"/>
-        </w:rPr>
-        <w:t xml:space="preserve">—   </w:t>
-      </w:r>
-      <w:r>
-        <w:rPr>
-          <w:rFonts w:ascii="Calibri" w:cs="Calibri" w:eastAsia="Calibri" w:hAnsi="Calibri"/>
-          <w:b w:val="false"/>
-          <w:bCs w:val="false"/>
-          <w:i w:val="false"/>
-          <w:iCs w:val="false"/>
-          <w:caps w:val="false"/>
-          <w:color w:val="1A1D23"/>
-          <w:sz w:val="18"/>
-          <w:szCs w:val="18"/>
-        </w:rPr>
-        <w:t xml:space="preserve">Nr. 9, Dämpfer — con sordino ab T. 1, „Dämpfer weg“ bei D. Choreografie und Vollständigkeit der Dämpfer.</w:t>
-      </w:r>
-    </w:p>
-    <w:p>
-      <w:pPr>
-        <w:spacing w:after="70" w:before="0" w:line="255"/>
-      </w:pPr>
-      <w:r>
-        <w:rPr>
-          <w:rFonts w:ascii="Consolas" w:cs="Consolas" w:eastAsia="Consolas" w:hAnsi="Consolas"/>
-          <w:b w:val="false"/>
-          <w:bCs w:val="false"/>
-          <w:i w:val="false"/>
-          <w:iCs w:val="false"/>
-          <w:caps w:val="false"/>
-          <w:color w:val="8A6A1F"/>
-          <w:sz w:val="17"/>
-          <w:szCs w:val="17"/>
-        </w:rPr>
-        <w:t xml:space="preserve">—   </w:t>
-      </w:r>
-      <w:r>
-        <w:rPr>
-          <w:rFonts w:ascii="Calibri" w:cs="Calibri" w:eastAsia="Calibri" w:hAnsi="Calibri"/>
-          <w:b w:val="false"/>
-          <w:bCs w:val="false"/>
-          <w:i w:val="false"/>
-          <w:iCs w:val="false"/>
-          <w:caps w:val="false"/>
-          <w:color w:val="1A1D23"/>
-          <w:sz w:val="18"/>
-          <w:szCs w:val="18"/>
-        </w:rPr>
-        <w:t xml:space="preserve">Nr. 9, Violine 3 oder Violen-divisi — der Verlag sagt: werden dritte Violinen eingesetzt, entfallen die Divisi-Partien der Violen; die Violen spielen dann die untere, die 3. Violinen die obere Stimme. Diese Entscheidung bestimmt, wer welche Stimme gedruckt bekommt.</w:t>
-      </w:r>
-    </w:p>
-    <w:p>
-      <w:pPr>
-        <w:spacing w:after="70" w:before="0" w:line="255"/>
-      </w:pPr>
-      <w:r>
-        <w:rPr>
-          <w:rFonts w:ascii="Consolas" w:cs="Consolas" w:eastAsia="Consolas" w:hAnsi="Consolas"/>
-          <w:b w:val="false"/>
-          <w:bCs w:val="false"/>
-          <w:i w:val="false"/>
-          <w:iCs w:val="false"/>
-          <w:caps w:val="false"/>
-          <w:color w:val="8A6A1F"/>
-          <w:sz w:val="17"/>
-          <w:szCs w:val="17"/>
-        </w:rPr>
-        <w:t xml:space="preserve">—   </w:t>
-      </w:r>
-      <w:r>
-        <w:rPr>
-          <w:rFonts w:ascii="Calibri" w:cs="Calibri" w:eastAsia="Calibri" w:hAnsi="Calibri"/>
-          <w:b w:val="false"/>
-          <w:bCs w:val="false"/>
-          <w:i w:val="false"/>
-          <w:iCs w:val="false"/>
-          <w:caps w:val="false"/>
-          <w:color w:val="1A1D23"/>
-          <w:sz w:val="18"/>
-          <w:szCs w:val="18"/>
-        </w:rPr>
-        <w:t xml:space="preserve">Nr. 9, Bass-Logistik — „nur Celli“ (T. 9), „+ Kb pizz.“ (T. 16), „senza Kb“ (T. 21). Eintragen lassen.</w:t>
-      </w:r>
-    </w:p>
-    <w:p>
-      <w:pPr>
-        <w:spacing w:after="70" w:before="0" w:line="255"/>
-      </w:pPr>
-      <w:r>
-        <w:rPr>
-          <w:rFonts w:ascii="Consolas" w:cs="Consolas" w:eastAsia="Consolas" w:hAnsi="Consolas"/>
-          <w:b w:val="false"/>
-          <w:bCs w:val="false"/>
-          <w:i w:val="false"/>
-          <w:iCs w:val="false"/>
-          <w:caps w:val="false"/>
-          <w:color w:val="8A6A1F"/>
-          <w:sz w:val="17"/>
-          <w:szCs w:val="17"/>
-        </w:rPr>
-        <w:t xml:space="preserve">—   </w:t>
-      </w:r>
-      <w:r>
-        <w:rPr>
-          <w:rFonts w:ascii="Calibri" w:cs="Calibri" w:eastAsia="Calibri" w:hAnsi="Calibri"/>
-          <w:b w:val="false"/>
-          <w:bCs w:val="false"/>
-          <w:i w:val="false"/>
-          <w:iCs w:val="false"/>
-          <w:caps w:val="false"/>
-          <w:color w:val="1A1D23"/>
-          <w:sz w:val="18"/>
-          <w:szCs w:val="18"/>
-        </w:rPr>
-        <w:t xml:space="preserve">Nr. 9, Cellosolo am Schluss — Besetzung und Ausarbeitung.</w:t>
-      </w:r>
-    </w:p>
-    <w:p>
-      <w:pPr>
-        <w:spacing w:after="70" w:before="0" w:line="255"/>
-      </w:pPr>
-      <w:r>
-        <w:rPr>
-          <w:rFonts w:ascii="Consolas" w:cs="Consolas" w:eastAsia="Consolas" w:hAnsi="Consolas"/>
-          <w:b w:val="false"/>
-          <w:bCs w:val="false"/>
-          <w:i w:val="false"/>
-          <w:iCs w:val="false"/>
-          <w:caps w:val="false"/>
-          <w:color w:val="8A6A1F"/>
-          <w:sz w:val="17"/>
-          <w:szCs w:val="17"/>
-        </w:rPr>
-        <w:t xml:space="preserve">—   </w:t>
-      </w:r>
-      <w:r>
-        <w:rPr>
-          <w:rFonts w:ascii="Calibri" w:cs="Calibri" w:eastAsia="Calibri" w:hAnsi="Calibri"/>
-          <w:b w:val="false"/>
-          <w:bCs w:val="false"/>
-          <w:i w:val="false"/>
-          <w:iCs w:val="false"/>
-          <w:caps w:val="false"/>
-          <w:color w:val="1A1D23"/>
-          <w:sz w:val="18"/>
-          <w:szCs w:val="18"/>
-        </w:rPr>
-        <w:t xml:space="preserve">Nr. 7, pizz. → arco (T. 17–21).</w:t>
-      </w:r>
-    </w:p>
-    <w:p>
-      <w:pPr>
-        <w:spacing w:after="70" w:before="0" w:line="255"/>
-      </w:pPr>
-      <w:r>
-        <w:rPr>
-          <w:rFonts w:ascii="Consolas" w:cs="Consolas" w:eastAsia="Consolas" w:hAnsi="Consolas"/>
-          <w:b w:val="false"/>
-          <w:bCs w:val="false"/>
-          <w:i w:val="false"/>
-          <w:iCs w:val="false"/>
-          <w:caps w:val="false"/>
-          <w:color w:val="8A6A1F"/>
-          <w:sz w:val="17"/>
-          <w:szCs w:val="17"/>
-        </w:rPr>
-        <w:t xml:space="preserve">—   </w:t>
-      </w:r>
-      <w:r>
-        <w:rPr>
-          <w:rFonts w:ascii="Calibri" w:cs="Calibri" w:eastAsia="Calibri" w:hAnsi="Calibri"/>
-          <w:b w:val="false"/>
-          <w:bCs w:val="false"/>
-          <w:i w:val="false"/>
-          <w:iCs w:val="false"/>
-          <w:caps w:val="false"/>
-          <w:color w:val="1A1D23"/>
-          <w:sz w:val="18"/>
-          <w:szCs w:val="18"/>
-        </w:rPr>
-        <w:t xml:space="preserve">Nr. 2 Händel, die Allegro-Achtel — Artikulation und Zusammenspiel. Die Stelle, an der ein großer Apparat immer zu spät kommt.</w:t>
-      </w:r>
-    </w:p>
-    <w:p>
-      <w:pPr>
-        <w:spacing w:after="70" w:before="0" w:line="255"/>
-      </w:pPr>
-      <w:r>
-        <w:rPr>
-          <w:rFonts w:ascii="Consolas" w:cs="Consolas" w:eastAsia="Consolas" w:hAnsi="Consolas"/>
-          <w:b w:val="false"/>
-          <w:bCs w:val="false"/>
-          <w:i w:val="false"/>
-          <w:iCs w:val="false"/>
-          <w:caps w:val="false"/>
-          <w:color w:val="8A6A1F"/>
-          <w:sz w:val="17"/>
-          <w:szCs w:val="17"/>
-        </w:rPr>
-        <w:t xml:space="preserve">—   </w:t>
-      </w:r>
-      <w:r>
-        <w:rPr>
-          <w:rFonts w:ascii="Calibri" w:cs="Calibri" w:eastAsia="Calibri" w:hAnsi="Calibri"/>
-          <w:b w:val="false"/>
-          <w:bCs w:val="false"/>
-          <w:i w:val="false"/>
-          <w:iCs w:val="false"/>
-          <w:caps w:val="false"/>
-          <w:color w:val="1A1D23"/>
-          <w:sz w:val="18"/>
-          <w:szCs w:val="18"/>
-        </w:rPr>
-        <w:t xml:space="preserve">Nr. 1 — pp mit 42 Streichern, solistische Prüfung.</w:t>
-      </w:r>
-    </w:p>
-    <w:p>
-      <w:pPr>
-        <w:pBdr>
-          <w:top w:val="none" w:color="FFFFFF" w:sz="0"/>
-          <w:left w:val="single" w:color="8A6A1F" w:sz="18"/>
-          <w:bottom w:val="none" w:color="FFFFFF" w:sz="0"/>
-          <w:right w:val="none" w:color="FFFFFF" w:sz="0"/>
-        </w:pBdr>
-        <w:shd w:fill="F5EEDC" w:val="clear"/>
-        <w:spacing w:after="110" w:before="70" w:line="255"/>
-        <w:ind w:left="140" w:right="140"/>
-      </w:pPr>
-      <w:r>
-        <w:rPr>
-          <w:rFonts w:ascii="Calibri" w:cs="Calibri" w:eastAsia="Calibri" w:hAnsi="Calibri"/>
-          <w:b/>
-          <w:bCs/>
-          <w:i w:val="false"/>
-          <w:iCs w:val="false"/>
-          <w:caps w:val="false"/>
-          <w:color w:val="1A1D23"/>
-          <w:sz w:val="19"/>
-          <w:szCs w:val="19"/>
-        </w:rPr>
-        <w:t xml:space="preserve">Die Streicherbesetzung ist noch offen. </w:t>
-      </w:r>
-      <w:r>
-        <w:rPr>
-          <w:rFonts w:ascii="Calibri" w:cs="Calibri" w:eastAsia="Calibri" w:hAnsi="Calibri"/>
-          <w:b w:val="false"/>
-          <w:bCs w:val="false"/>
-          <w:i w:val="false"/>
-          <w:iCs w:val="false"/>
-          <w:caps w:val="false"/>
-          <w:color w:val="1A1D23"/>
-          <w:sz w:val="19"/>
-          <w:szCs w:val="19"/>
-        </w:rPr>
-        <w:t xml:space="preserve">Der Verlag gibt für Nr. 9 12/12/8/6/4 vor — 42 Streicher. Das ist die Messlatte für die gesamte Orchesterplanung. Wenn die Anmeldungen das nicht hergeben, ändert sich nicht nur Nr. 9, sondern auch die Balance in Nr. 1 und Nr. 10. Heute zählen, nicht schätzen.</w:t>
-      </w:r>
-    </w:p>
-    <w:p>
-      <w:pPr>
-        <w:pBdr>
-          <w:bottom w:val="single" w:color="1A1D23" w:sz="12"/>
-        </w:pBdr>
-        <w:spacing w:after="140" w:before="90"/>
-      </w:pPr>
-      <w:r>
-        <w:rPr>
-          <w:rFonts w:ascii="Calibri" w:cs="Calibri" w:eastAsia="Calibri" w:hAnsi="Calibri"/>
-          <w:b w:val="false"/>
-          <w:bCs w:val="false"/>
-          <w:i w:val="false"/>
-          <w:iCs w:val="false"/>
-          <w:caps w:val="false"/>
-          <w:color w:val="1A1D23"/>
-          <w:sz w:val="2"/>
-          <w:szCs w:val="2"/>
-        </w:rPr>
-        <w:t xml:space="preserve"/>
-      </w:r>
-    </w:p>
-    <w:p>
-      <w:pPr>
-        <w:spacing w:after="50" w:before="0" w:line="255"/>
-      </w:pPr>
-      <w:r>
-        <w:rPr>
-          <w:rFonts w:ascii="Consolas" w:cs="Consolas" w:eastAsia="Consolas" w:hAnsi="Consolas"/>
-          <w:b/>
-          <w:bCs/>
-          <w:i w:val="false"/>
-          <w:iCs w:val="false"/>
-          <w:caps/>
-          <w:color w:val="7A8090"/>
-          <w:spacing w:val="20"/>
-          <w:sz w:val="15"/>
-          <w:szCs w:val="15"/>
-        </w:rPr>
-        <w:t xml:space="preserve">Vor dem Nachhauseweg</w:t>
-      </w:r>
-    </w:p>
-    <w:p>
-      <w:pPr>
-        <w:pStyle w:val="Heading2"/>
-        <w:spacing w:after="60" w:before="240"/>
-      </w:pPr>
-      <w:r>
-        <w:rPr>
-          <w:rFonts w:ascii="Cambria" w:cs="Cambria" w:eastAsia="Cambria" w:hAnsi="Cambria"/>
-          <w:b/>
-          <w:bCs/>
-          <w:color w:val="1A1D23"/>
-          <w:sz w:val="30"/>
-          <w:szCs w:val="30"/>
-        </w:rPr>
-        <w:t xml:space="preserve">Heute zu entscheiden</w:t>
-      </w:r>
-    </w:p>
-    <w:p>
-      <w:pPr>
-        <w:spacing w:after="90" w:before="0" w:line="255"/>
-      </w:pPr>
-      <w:r>
-        <w:rPr>
-          <w:rFonts w:ascii="Calibri" w:cs="Calibri" w:eastAsia="Calibri" w:hAnsi="Calibri"/>
-          <w:b w:val="false"/>
-          <w:bCs w:val="false"/>
-          <w:i w:val="false"/>
-          <w:iCs w:val="false"/>
-          <w:caps w:val="false"/>
-          <w:color w:val="5E6472"/>
-          <w:sz w:val="18"/>
-          <w:szCs w:val="18"/>
-        </w:rPr>
-        <w:t xml:space="preserve">Jede dieser Entscheidungen kostet heute zwei Minuten und im Dezember eine halbe Stunde.</w:t>
-      </w:r>
-    </w:p>
-    <w:p>
-      <w:pPr>
-        <w:spacing w:after="20" w:before="0" w:line="255"/>
-      </w:pPr>
-      <w:r>
-        <w:rPr>
-          <w:rFonts w:ascii="Consolas" w:cs="Consolas" w:eastAsia="Consolas" w:hAnsi="Consolas"/>
-          <w:b w:val="false"/>
-          <w:bCs w:val="false"/>
-          <w:i w:val="false"/>
-          <w:iCs w:val="false"/>
-          <w:caps w:val="false"/>
-          <w:color w:val="5E6472"/>
-          <w:sz w:val="19"/>
-          <w:szCs w:val="19"/>
-        </w:rPr>
-        <w:t xml:space="preserve">☐   </w:t>
-      </w:r>
-      <w:r>
-        <w:rPr>
-          <w:rFonts w:ascii="Calibri" w:cs="Calibri" w:eastAsia="Calibri" w:hAnsi="Calibri"/>
-          <w:b/>
-          <w:bCs/>
-          <w:i w:val="false"/>
-          <w:iCs w:val="false"/>
-          <w:caps w:val="false"/>
-          <w:color w:val="1A1D23"/>
-          <w:sz w:val="19"/>
-          <w:szCs w:val="19"/>
-        </w:rPr>
-        <w:t xml:space="preserve">Nr. 1 — Trompeten in D und Pauken: ab Takt 1 oder erst ab der Steigerung?</w:t>
-      </w:r>
-    </w:p>
-    <w:p>
-      <w:pPr>
-        <w:spacing w:after="90" w:before="0" w:line="255"/>
-        <w:ind w:left="420"/>
-      </w:pPr>
-      <w:r>
-        <w:rPr>
-          <w:rFonts w:ascii="Calibri" w:cs="Calibri" w:eastAsia="Calibri" w:hAnsi="Calibri"/>
-          <w:b w:val="false"/>
-          <w:bCs w:val="false"/>
-          <w:i w:val="false"/>
-          <w:iCs w:val="false"/>
-          <w:caps w:val="false"/>
-          <w:color w:val="5E6472"/>
-          <w:sz w:val="17"/>
-          <w:szCs w:val="17"/>
-        </w:rPr>
-        <w:t xml:space="preserve">Danach werden die Stimmen gedruckt.</w:t>
-      </w:r>
-    </w:p>
-    <w:p>
-      <w:pPr>
-        <w:spacing w:after="20" w:before="0" w:line="255"/>
-      </w:pPr>
-      <w:r>
-        <w:rPr>
-          <w:rFonts w:ascii="Consolas" w:cs="Consolas" w:eastAsia="Consolas" w:hAnsi="Consolas"/>
-          <w:b w:val="false"/>
-          <w:bCs w:val="false"/>
-          <w:i w:val="false"/>
-          <w:iCs w:val="false"/>
-          <w:caps w:val="false"/>
-          <w:color w:val="5E6472"/>
-          <w:sz w:val="19"/>
-          <w:szCs w:val="19"/>
-        </w:rPr>
-        <w:t xml:space="preserve">☐   </w:t>
-      </w:r>
-      <w:r>
-        <w:rPr>
-          <w:rFonts w:ascii="Calibri" w:cs="Calibri" w:eastAsia="Calibri" w:hAnsi="Calibri"/>
-          <w:b/>
-          <w:bCs/>
-          <w:i w:val="false"/>
-          <w:iCs w:val="false"/>
-          <w:caps w:val="false"/>
-          <w:color w:val="1A1D23"/>
-          <w:sz w:val="19"/>
-          <w:szCs w:val="19"/>
-        </w:rPr>
-        <w:t xml:space="preserve">Nr. 9 — dritte Violinen ja oder nein?</w:t>
-      </w:r>
-    </w:p>
-    <w:p>
-      <w:pPr>
-        <w:spacing w:after="90" w:before="0" w:line="255"/>
-        <w:ind w:left="420"/>
-      </w:pPr>
-      <w:r>
-        <w:rPr>
-          <w:rFonts w:ascii="Calibri" w:cs="Calibri" w:eastAsia="Calibri" w:hAnsi="Calibri"/>
-          <w:b w:val="false"/>
-          <w:bCs w:val="false"/>
-          <w:i w:val="false"/>
-          <w:iCs w:val="false"/>
-          <w:caps w:val="false"/>
-          <w:color w:val="5E6472"/>
-          <w:sz w:val="17"/>
-          <w:szCs w:val="17"/>
-        </w:rPr>
-        <w:t xml:space="preserve">Entscheidet über die Divisi-Partien der Violen und über das Stimmenmaterial.</w:t>
-      </w:r>
-    </w:p>
-    <w:p>
-      <w:pPr>
-        <w:spacing w:after="20" w:before="0" w:line="255"/>
-      </w:pPr>
-      <w:r>
-        <w:rPr>
-          <w:rFonts w:ascii="Consolas" w:cs="Consolas" w:eastAsia="Consolas" w:hAnsi="Consolas"/>
-          <w:b w:val="false"/>
-          <w:bCs w:val="false"/>
-          <w:i w:val="false"/>
-          <w:iCs w:val="false"/>
-          <w:caps w:val="false"/>
-          <w:color w:val="5E6472"/>
-          <w:sz w:val="19"/>
-          <w:szCs w:val="19"/>
-        </w:rPr>
-        <w:t xml:space="preserve">☐   </w:t>
-      </w:r>
-      <w:r>
-        <w:rPr>
-          <w:rFonts w:ascii="Calibri" w:cs="Calibri" w:eastAsia="Calibri" w:hAnsi="Calibri"/>
-          <w:b/>
-          <w:bCs/>
-          <w:i w:val="false"/>
-          <w:iCs w:val="false"/>
-          <w:caps w:val="false"/>
-          <w:color w:val="1A1D23"/>
-          <w:sz w:val="19"/>
-          <w:szCs w:val="19"/>
-        </w:rPr>
-        <w:t xml:space="preserve">Nr. 9 — wie viele Dämpfer fehlen?</w:t>
-      </w:r>
-    </w:p>
-    <w:p>
-      <w:pPr>
-        <w:spacing w:after="90" w:before="0" w:line="255"/>
-        <w:ind w:left="420"/>
-      </w:pPr>
-      <w:r>
-        <w:rPr>
-          <w:rFonts w:ascii="Calibri" w:cs="Calibri" w:eastAsia="Calibri" w:hAnsi="Calibri"/>
-          <w:b w:val="false"/>
-          <w:bCs w:val="false"/>
-          <w:i w:val="false"/>
-          <w:iCs w:val="false"/>
-          <w:caps w:val="false"/>
-          <w:color w:val="5E6472"/>
-          <w:sz w:val="17"/>
-          <w:szCs w:val="17"/>
-        </w:rPr>
-        <w:t xml:space="preserve">Zahl notieren, bis zum 27.11. besorgen.</w:t>
-      </w:r>
-    </w:p>
-    <w:p>
-      <w:pPr>
-        <w:spacing w:after="90" w:before="0" w:line="255"/>
-      </w:pPr>
-      <w:r>
-        <w:rPr>
-          <w:rFonts w:ascii="Consolas" w:cs="Consolas" w:eastAsia="Consolas" w:hAnsi="Consolas"/>
-          <w:b w:val="false"/>
-          <w:bCs w:val="false"/>
-          <w:i w:val="false"/>
-          <w:iCs w:val="false"/>
-          <w:caps w:val="false"/>
-          <w:color w:val="5E6472"/>
-          <w:sz w:val="19"/>
-          <w:szCs w:val="19"/>
-        </w:rPr>
-        <w:t xml:space="preserve">☐   </w:t>
-      </w:r>
-      <w:r>
-        <w:rPr>
-          <w:rFonts w:ascii="Calibri" w:cs="Calibri" w:eastAsia="Calibri" w:hAnsi="Calibri"/>
-          <w:b/>
-          <w:bCs/>
-          <w:i w:val="false"/>
-          <w:iCs w:val="false"/>
-          <w:caps w:val="false"/>
-          <w:color w:val="1A1D23"/>
-          <w:sz w:val="19"/>
-          <w:szCs w:val="19"/>
-        </w:rPr>
-        <w:t xml:space="preserve">Nr. 9 — wer spielt das Cellosolo? Paukenwirbel am Schluss ja oder nein?</w:t>
-      </w:r>
-    </w:p>
-    <w:p>
-      <w:pPr>
-        <w:spacing w:after="20" w:before="0" w:line="255"/>
-      </w:pPr>
-      <w:r>
-        <w:rPr>
-          <w:rFonts w:ascii="Consolas" w:cs="Consolas" w:eastAsia="Consolas" w:hAnsi="Consolas"/>
-          <w:b w:val="false"/>
-          <w:bCs w:val="false"/>
-          <w:i w:val="false"/>
-          <w:iCs w:val="false"/>
-          <w:caps w:val="false"/>
-          <w:color w:val="5E6472"/>
-          <w:sz w:val="19"/>
-          <w:szCs w:val="19"/>
-        </w:rPr>
-        <w:t xml:space="preserve">☐   </w:t>
-      </w:r>
-      <w:r>
-        <w:rPr>
-          <w:rFonts w:ascii="Calibri" w:cs="Calibri" w:eastAsia="Calibri" w:hAnsi="Calibri"/>
-          <w:b/>
-          <w:bCs/>
-          <w:i w:val="false"/>
-          <w:iCs w:val="false"/>
-          <w:caps w:val="false"/>
-          <w:color w:val="1A1D23"/>
-          <w:sz w:val="19"/>
-          <w:szCs w:val="19"/>
-        </w:rPr>
-        <w:t xml:space="preserve">Nr. 10 — Schlagwerk: wie viele Spieler, wer wechselt wann?</w:t>
-      </w:r>
-    </w:p>
-    <w:p>
-      <w:pPr>
-        <w:spacing w:after="90" w:before="0" w:line="255"/>
-        <w:ind w:left="420"/>
-      </w:pPr>
-      <w:r>
-        <w:rPr>
-          <w:rFonts w:ascii="Calibri" w:cs="Calibri" w:eastAsia="Calibri" w:hAnsi="Calibri"/>
-          <w:b w:val="false"/>
-          <w:bCs w:val="false"/>
-          <w:i w:val="false"/>
-          <w:iCs w:val="false"/>
-          <w:caps w:val="false"/>
-          <w:color w:val="5E6472"/>
-          <w:sz w:val="17"/>
-          <w:szCs w:val="17"/>
-        </w:rPr>
-        <w:t xml:space="preserve">Sechs Instrumente, ein Spieler schafft es nicht.</w:t>
-      </w:r>
-    </w:p>
-    <w:p>
-      <w:pPr>
-        <w:spacing w:after="20" w:before="0" w:line="255"/>
-      </w:pPr>
-      <w:r>
-        <w:rPr>
-          <w:rFonts w:ascii="Consolas" w:cs="Consolas" w:eastAsia="Consolas" w:hAnsi="Consolas"/>
-          <w:b w:val="false"/>
-          <w:bCs w:val="false"/>
-          <w:i w:val="false"/>
-          <w:iCs w:val="false"/>
-          <w:caps w:val="false"/>
-          <w:color w:val="5E6472"/>
-          <w:sz w:val="19"/>
-          <w:szCs w:val="19"/>
-        </w:rPr>
-        <w:t xml:space="preserve">☐   </w:t>
-      </w:r>
-      <w:r>
-        <w:rPr>
-          <w:rFonts w:ascii="Calibri" w:cs="Calibri" w:eastAsia="Calibri" w:hAnsi="Calibri"/>
-          <w:b/>
-          <w:bCs/>
-          <w:i w:val="false"/>
-          <w:iCs w:val="false"/>
-          <w:caps w:val="false"/>
-          <w:color w:val="1A1D23"/>
-          <w:sz w:val="19"/>
-          <w:szCs w:val="19"/>
-        </w:rPr>
-        <w:t xml:space="preserve">Zweiter Tastenspieler besetzt?</w:t>
-      </w:r>
-    </w:p>
-    <w:p>
-      <w:pPr>
-        <w:spacing w:after="90" w:before="0" w:line="255"/>
-        <w:ind w:left="420"/>
-      </w:pPr>
-      <w:r>
-        <w:rPr>
-          <w:rFonts w:ascii="Calibri" w:cs="Calibri" w:eastAsia="Calibri" w:hAnsi="Calibri"/>
-          <w:b w:val="false"/>
-          <w:bCs w:val="false"/>
-          <w:i w:val="false"/>
-          <w:iCs w:val="false"/>
-          <w:caps w:val="false"/>
-          <w:color w:val="5E6472"/>
-          <w:sz w:val="17"/>
-          <w:szCs w:val="17"/>
-        </w:rPr>
-        <w:t xml:space="preserve">Harfe und Klavier spielen gleichzeitig in Nr. 6 (T. 3–4), Nr. 7 (T. 37–41) und Nr. 10 (T. 21–22).</w:t>
-      </w:r>
-    </w:p>
-    <w:p>
-      <w:pPr>
-        <w:spacing w:after="90" w:before="0" w:line="255"/>
-      </w:pPr>
-      <w:r>
-        <w:rPr>
-          <w:rFonts w:ascii="Consolas" w:cs="Consolas" w:eastAsia="Consolas" w:hAnsi="Consolas"/>
-          <w:b w:val="false"/>
-          <w:bCs w:val="false"/>
-          <w:i w:val="false"/>
-          <w:iCs w:val="false"/>
-          <w:caps w:val="false"/>
-          <w:color w:val="5E6472"/>
-          <w:sz w:val="19"/>
-          <w:szCs w:val="19"/>
-        </w:rPr>
-        <w:t xml:space="preserve">☐   </w:t>
-      </w:r>
-      <w:r>
-        <w:rPr>
-          <w:rFonts w:ascii="Calibri" w:cs="Calibri" w:eastAsia="Calibri" w:hAnsi="Calibri"/>
-          <w:b/>
-          <w:bCs/>
-          <w:i w:val="false"/>
-          <w:iCs w:val="false"/>
-          <w:caps w:val="false"/>
-          <w:color w:val="1A1D23"/>
-          <w:sz w:val="19"/>
-          <w:szCs w:val="19"/>
-        </w:rPr>
-        <w:t xml:space="preserve">Nr. 7 — die Harfen-Glissandi T. 38–41 auf dem Klavier: ausgeschrieben, als Tastatur-Glissando oder gestrichen?</w:t>
-      </w:r>
-    </w:p>
-    <w:p>
-      <w:pPr>
-        <w:spacing w:after="90" w:before="0" w:line="255"/>
-      </w:pPr>
-      <w:r>
-        <w:rPr>
-          <w:rFonts w:ascii="Consolas" w:cs="Consolas" w:eastAsia="Consolas" w:hAnsi="Consolas"/>
-          <w:b w:val="false"/>
-          <w:bCs w:val="false"/>
-          <w:i w:val="false"/>
-          <w:iCs w:val="false"/>
-          <w:caps w:val="false"/>
-          <w:color w:val="5E6472"/>
-          <w:sz w:val="19"/>
-          <w:szCs w:val="19"/>
-        </w:rPr>
-        <w:t xml:space="preserve">☐   </w:t>
-      </w:r>
-      <w:r>
-        <w:rPr>
-          <w:rFonts w:ascii="Calibri" w:cs="Calibri" w:eastAsia="Calibri" w:hAnsi="Calibri"/>
-          <w:b/>
-          <w:bCs/>
-          <w:i w:val="false"/>
-          <w:iCs w:val="false"/>
-          <w:caps w:val="false"/>
-          <w:color w:val="1A1D23"/>
-          <w:sz w:val="19"/>
-          <w:szCs w:val="19"/>
-        </w:rPr>
-        <w:t xml:space="preserve">Streicherbesetzung: erreichen wir 12/12/8/6/4?</w:t>
-      </w:r>
-    </w:p>
-    <w:p>
-      <w:pPr>
-        <w:spacing w:after="20" w:before="0" w:line="255"/>
-      </w:pPr>
-      <w:r>
-        <w:rPr>
-          <w:rFonts w:ascii="Consolas" w:cs="Consolas" w:eastAsia="Consolas" w:hAnsi="Consolas"/>
-          <w:b w:val="false"/>
-          <w:bCs w:val="false"/>
-          <w:i w:val="false"/>
-          <w:iCs w:val="false"/>
-          <w:caps w:val="false"/>
-          <w:color w:val="5E6472"/>
-          <w:sz w:val="19"/>
-          <w:szCs w:val="19"/>
-        </w:rPr>
-        <w:t xml:space="preserve">☐   </w:t>
-      </w:r>
-      <w:r>
-        <w:rPr>
-          <w:rFonts w:ascii="Calibri" w:cs="Calibri" w:eastAsia="Calibri" w:hAnsi="Calibri"/>
-          <w:b/>
-          <w:bCs/>
-          <w:i w:val="false"/>
-          <w:iCs w:val="false"/>
-          <w:caps w:val="false"/>
-          <w:color w:val="1A1D23"/>
-          <w:sz w:val="19"/>
-          <w:szCs w:val="19"/>
-        </w:rPr>
-        <w:t xml:space="preserve">Nr. 6 — Gitarre, Bass und Schlagzeug: sind die Leute da und wissen sie es?</w:t>
-      </w:r>
-    </w:p>
-    <w:p>
-      <w:pPr>
-        <w:spacing w:after="90" w:before="0" w:line="255"/>
-        <w:ind w:left="420"/>
-      </w:pPr>
-      <w:r>
-        <w:rPr>
-          <w:rFonts w:ascii="Calibri" w:cs="Calibri" w:eastAsia="Calibri" w:hAnsi="Calibri"/>
-          <w:b w:val="false"/>
-          <w:bCs w:val="false"/>
-          <w:i w:val="false"/>
-          <w:iCs w:val="false"/>
-          <w:caps w:val="false"/>
-          <w:color w:val="5E6472"/>
-          <w:sz w:val="17"/>
-          <w:szCs w:val="17"/>
-        </w:rPr>
-        <w:t xml:space="preserve">Sie brauchen eine eigene Vorprobe, nicht den Orchesterabend.</w:t>
-      </w:r>
-    </w:p>
-    <w:p>
-      <w:pPr>
-        <w:pBdr>
-          <w:bottom w:val="single" w:color="1A1D23" w:sz="12"/>
-        </w:pBdr>
-        <w:spacing w:after="140" w:before="90"/>
-      </w:pPr>
-      <w:r>
-        <w:rPr>
-          <w:rFonts w:ascii="Calibri" w:cs="Calibri" w:eastAsia="Calibri" w:hAnsi="Calibri"/>
-          <w:b w:val="false"/>
-          <w:bCs w:val="false"/>
-          <w:i w:val="false"/>
-          <w:iCs w:val="false"/>
-          <w:caps w:val="false"/>
-          <w:color w:val="1A1D23"/>
-          <w:sz w:val="2"/>
-          <w:szCs w:val="2"/>
-        </w:rPr>
-        <w:t xml:space="preserve"/>
-      </w:r>
-    </w:p>
-    <w:p>
-      <w:pPr>
-        <w:spacing w:after="50" w:before="0" w:line="255"/>
-      </w:pPr>
-      <w:r>
-        <w:rPr>
-          <w:rFonts w:ascii="Consolas" w:cs="Consolas" w:eastAsia="Consolas" w:hAnsi="Consolas"/>
-          <w:b/>
-          <w:bCs/>
-          <w:i w:val="false"/>
-          <w:iCs w:val="false"/>
-          <w:caps/>
-          <w:color w:val="7A8090"/>
-          <w:spacing w:val="20"/>
-          <w:sz w:val="15"/>
-          <w:szCs w:val="15"/>
-        </w:rPr>
-        <w:t xml:space="preserve">Zum Schluss</w:t>
-      </w:r>
-    </w:p>
-    <w:p>
-      <w:pPr>
-        <w:pStyle w:val="Heading2"/>
-        <w:spacing w:after="60" w:before="240"/>
-      </w:pPr>
-      <w:r>
-        <w:rPr>
-          <w:rFonts w:ascii="Cambria" w:cs="Cambria" w:eastAsia="Cambria" w:hAnsi="Cambria"/>
-          <w:b/>
-          <w:bCs/>
-          <w:color w:val="1A1D23"/>
-          <w:sz w:val="30"/>
-          <w:szCs w:val="30"/>
-        </w:rPr>
-        <w:t xml:space="preserve">Wie die Analogien funktionieren — und wo sie in diesem Programm sitzen</w:t>
+        <w:t xml:space="preserve">Ein Satz, dann spielen</w:t>
       </w:r>
     </w:p>
     <w:p>
@@ -5193,62 +4162,21 @@
           <w:sz w:val="19"/>
           <w:szCs w:val="19"/>
         </w:rPr>
-        <w:t xml:space="preserve">In diesem Programm trägt nicht der Takt die Theologie, sondern die Instrumentierung. </w:t>
-      </w:r>
-      <w:r>
-        <w:rPr>
-          <w:rFonts w:ascii="Calibri" w:cs="Calibri" w:eastAsia="Calibri" w:hAnsi="Calibri"/>
-          <w:b w:val="false"/>
-          <w:bCs w:val="false"/>
-          <w:i w:val="false"/>
-          <w:iCs w:val="false"/>
-          <w:caps w:val="false"/>
-          <w:color w:val="1A1D23"/>
-          <w:sz w:val="19"/>
-          <w:szCs w:val="19"/>
-        </w:rPr>
-        <w:t xml:space="preserve">Dein Beispiel von früher — der 3/4-Takt für die Trinität — hat hier kein Gegenstück: die zwölf Stücke stehen fast durchgehend im Vierer. Was sie stattdessen haben, sind Dämpfer, Tonartwechsel, Solo gegen Tutti und pizzicato gegen arco. Das sind die Stellen, an denen in diesen Noten etwas gemeint ist.</w:t>
-      </w:r>
-    </w:p>
-    <w:p>
-      <w:pPr>
-        <w:pBdr>
-          <w:top w:val="none" w:color="FFFFFF" w:sz="0"/>
-          <w:left w:val="single" w:color="1F3A4D" w:sz="18"/>
-          <w:bottom w:val="none" w:color="FFFFFF" w:sz="0"/>
-          <w:right w:val="none" w:color="FFFFFF" w:sz="0"/>
-        </w:pBdr>
-        <w:shd w:fill="E8EFF3" w:val="clear"/>
-        <w:spacing w:after="110" w:before="70" w:line="255"/>
-        <w:ind w:left="140" w:right="140"/>
-      </w:pPr>
-      <w:r>
-        <w:rPr>
-          <w:rFonts w:ascii="Calibri" w:cs="Calibri" w:eastAsia="Calibri" w:hAnsi="Calibri"/>
-          <w:b/>
-          <w:bCs/>
-          <w:i w:val="false"/>
-          <w:iCs w:val="false"/>
-          <w:caps w:val="false"/>
-          <w:color w:val="1A1D23"/>
-          <w:sz w:val="19"/>
-          <w:szCs w:val="19"/>
-        </w:rPr>
-        <w:t xml:space="preserve">Die einzige Taktsache im Programm </w:t>
-      </w:r>
-      <w:r>
-        <w:rPr>
-          <w:rFonts w:ascii="Calibri" w:cs="Calibri" w:eastAsia="Calibri" w:hAnsi="Calibri"/>
-          <w:b w:val="false"/>
-          <w:bCs w:val="false"/>
-          <w:i w:val="false"/>
-          <w:iCs w:val="false"/>
-          <w:caps w:val="false"/>
-          <w:color w:val="1A1D23"/>
-          <w:sz w:val="19"/>
-          <w:szCs w:val="19"/>
-        </w:rPr>
-        <w:t xml:space="preserve">sind die 2/4-Einschübe im 4/4 von Nr. 5 „Mache dich auf und werde Licht“ — der regelmäßige Takt wird unterbrochen, und zwar genau dort, wo das Licht einbricht. Die hebe ich für den 27.11. auf; heute spielen wir Nr. 5 nicht.</w:t>
+        <w:t xml:space="preserve">In diesem Programm trägt nicht der Takt die Theologie, sondern die Besetzung. </w:t>
+      </w:r>
+      <w:r>
+        <w:rPr>
+          <w:rFonts w:ascii="Calibri" w:cs="Calibri" w:eastAsia="Calibri" w:hAnsi="Calibri"/>
+          <w:b w:val="false"/>
+          <w:bCs w:val="false"/>
+          <w:i w:val="false"/>
+          <w:iCs w:val="false"/>
+          <w:caps w:val="false"/>
+          <w:color w:val="1A1D23"/>
+          <w:sz w:val="19"/>
+          <w:szCs w:val="19"/>
+        </w:rPr>
+        <w:t xml:space="preserve">Dein Beispiel von früher — der 3/4-Takt für die Trinität — hat hier kein Gegenstück: die Stücke stehen fast durchgehend im Vierer. Was sie stattdessen haben: wer schweigt und wer spielt (Nr. 2, Nr. 4), welche Tonart (Nr. 10), gezupft oder gestrichen (Nr. 7), wie breit (Nr. 11). Die einzige Taktsache im Programm sind die 2/4-Einschübe im 4/4 von Nr. 5 — die hebe ich auf, bis Nr. 5 wieder dran ist.</w:t>
       </w:r>
     </w:p>
     <w:p>
@@ -5281,7 +4209,7 @@
           <w:sz w:val="19"/>
           <w:szCs w:val="19"/>
         </w:rPr>
-        <w:t xml:space="preserve">Ein Satz, dann spielen.</w:t>
+        <w:t xml:space="preserve">Höchstens zwei heute Abend.</w:t>
       </w:r>
     </w:p>
     <w:p>
@@ -5301,7 +4229,7 @@
           <w:sz w:val="18"/>
           <w:szCs w:val="18"/>
         </w:rPr>
-        <w:t xml:space="preserve">Die Analogie steht vor dem Takt, nicht statt des Takts. Wer länger als zwanzig Sekunden redet, hat die Stelle nicht erklärt, sondern ersetzt.</w:t>
+        <w:t xml:space="preserve">Vorschlag: Nr. 2, Takt 8 („der Tod hat keine Begleitung — euer Einsatz ist die Auferstehung“) und Nr. 4 („ein Fundament macht keinen Lärm“). Beide stehen direkt vor einer Stelle, die ohnehin geübt werden muss.</w:t>
       </w:r>
     </w:p>
     <w:p>
@@ -5334,7 +4262,7 @@
           <w:sz w:val="19"/>
           <w:szCs w:val="19"/>
         </w:rPr>
-        <w:t xml:space="preserve">Nur dort, wo es wirklich in den Noten steht.</w:t>
+        <w:t xml:space="preserve">Zwanzig Sekunden, dann der Taktstock.</w:t>
       </w:r>
     </w:p>
     <w:p>
@@ -5354,7 +4282,7 @@
           <w:sz w:val="18"/>
           <w:szCs w:val="18"/>
         </w:rPr>
-        <w:t xml:space="preserve">Jede Analogie in diesem Papier hängt an einer Taktzahl und einer Eintragung des Komponisten. Erfundene Bedeutung merkt ein Orchester sofort — und dann glaubt es auch der echten nicht mehr.</w:t>
+        <w:t xml:space="preserve">Die Analogie steht vor der Stelle, nicht statt der Stelle.</w:t>
       </w:r>
     </w:p>
     <w:p>
@@ -5387,7 +4315,7 @@
           <w:sz w:val="19"/>
           <w:szCs w:val="19"/>
         </w:rPr>
-        <w:t xml:space="preserve">Höchstens zwei pro Abend.</w:t>
+        <w:t xml:space="preserve">Nur, was wirklich in den Noten steht.</w:t>
       </w:r>
     </w:p>
     <w:p>
@@ -5407,60 +4335,7 @@
           <w:sz w:val="18"/>
           <w:szCs w:val="18"/>
         </w:rPr>
-        <w:t xml:space="preserve">Heute: Buchstabe D in Nr. 9 („der Dämpfer fällt, wenn die Musik heimkommt“) und Takt 39 in Nr. 10 („nicht lauter — anders“). Der Rest steht hier, falls die Probe von selbst dorthin läuft.</w:t>
-      </w:r>
-    </w:p>
-    <w:p>
-      <w:pPr>
-        <w:spacing w:after="20" w:before="0" w:line="255"/>
-      </w:pPr>
-      <w:r>
-        <w:rPr>
-          <w:rFonts w:ascii="Consolas" w:cs="Consolas" w:eastAsia="Consolas" w:hAnsi="Consolas"/>
-          <w:b/>
-          <w:bCs/>
-          <w:i w:val="false"/>
-          <w:iCs w:val="false"/>
-          <w:caps w:val="false"/>
-          <w:color w:val="8A6A1F"/>
-          <w:sz w:val="18"/>
-          <w:szCs w:val="18"/>
-        </w:rPr>
-        <w:t xml:space="preserve">4.   </w:t>
-      </w:r>
-      <w:r>
-        <w:rPr>
-          <w:rFonts w:ascii="Calibri" w:cs="Calibri" w:eastAsia="Calibri" w:hAnsi="Calibri"/>
-          <w:b/>
-          <w:bCs/>
-          <w:i w:val="false"/>
-          <w:iCs w:val="false"/>
-          <w:caps w:val="false"/>
-          <w:color w:val="1A1D23"/>
-          <w:sz w:val="19"/>
-          <w:szCs w:val="19"/>
-        </w:rPr>
-        <w:t xml:space="preserve">Das Orchester sitzt im Mai hinter oder neben 250 Sängern.</w:t>
-      </w:r>
-    </w:p>
-    <w:p>
-      <w:pPr>
-        <w:spacing w:after="100" w:before="0" w:line="255"/>
-        <w:ind w:left="420"/>
-      </w:pPr>
-      <w:r>
-        <w:rPr>
-          <w:rFonts w:ascii="Calibri" w:cs="Calibri" w:eastAsia="Calibri" w:hAnsi="Calibri"/>
-          <w:b w:val="false"/>
-          <w:bCs w:val="false"/>
-          <w:i w:val="false"/>
-          <w:iCs w:val="false"/>
-          <w:caps w:val="false"/>
-          <w:color w:val="5E6472"/>
-          <w:sz w:val="18"/>
-          <w:szCs w:val="18"/>
-        </w:rPr>
-        <w:t xml:space="preserve">Es hört den Text nicht so, wie das Publikum ihn hört. Ihr seid die Einzigen, denen man sagen muss, wovon das Stück handelt — der Chor liest es mit.</w:t>
+        <w:t xml:space="preserve">Jede Analogie hier hängt an einer Taktzahl und an einer Eintragung des Komponisten. Erfundene Bedeutung merkt ein Orchester sofort — und glaubt danach auch der echten nicht mehr.</w:t>
       </w:r>
     </w:p>
     <w:sectPr>

--- a/probenplanung/02_Probentage/Orchesterprobe_2026-10-09.docx
+++ b/probenplanung/02_Probentage/Orchesterprobe_2026-10-09.docx
@@ -3034,7 +3034,7 @@
           <w:sz w:val="18"/>
           <w:szCs w:val="18"/>
         </w:rPr>
-        <w:t xml:space="preserve">Mozart, Adagio, 4/4, D-Dur, 46 Takte. Orchesterbearbeitung ohne Chorsystem: 2 Flöten · 2 Oboen · 2 Klarinetten in A · 2 Fagotte · 2 Hörner · 2 Trompeten in D · Pauken · Streicher. 2017 mit 110 Mitwirkenden gemacht — ohne Bläser.</w:t>
+        <w:t xml:space="preserve">Mozart, Adagio, 4/4, D-Dur, 46 Takte. Orchesterbearbeitung ohne Chorsystem: 2 Flöten · 2 Oboen · 2 Klarinetten in A · 2 Fagotte · 2 Hörner · 2 Trompeten in D · Pauken · Streicher. Die Trompetenstimmen sind bereits nach B transponiert geliefert — die Spieler lesen ihre gewohnte Stimme. 2017 mit 110 Mitwirkenden gemacht — ohne Bläser.</w:t>
       </w:r>
     </w:p>
     <w:p>
@@ -3101,7 +3101,7 @@
           <w:sz w:val="16"/>
           <w:szCs w:val="16"/>
         </w:rPr>
-        <w:t xml:space="preserve">Mozart schrieb Streicher und Orgel · hier volles Holz, Hörner, Trompeten in D und Pauken · dazu im Mai 220 Stimmen</w:t>
+        <w:t xml:space="preserve">Mozart schrieb Streicher und Orgel · hier volles Holz, Hörner, Trompeten (Stimmen nach B transponiert) und Pauken · dazu im Mai 220 Stimmen</w:t>
       </w:r>
     </w:p>
     <w:p>
@@ -3217,21 +3217,21 @@
           <w:sz w:val="15"/>
           <w:szCs w:val="15"/>
         </w:rPr>
-        <w:t xml:space="preserve">Trp in D / Pauken   </w:t>
-      </w:r>
-      <w:r>
-        <w:rPr>
-          <w:rFonts w:ascii="Calibri" w:cs="Calibri" w:eastAsia="Calibri" w:hAnsi="Calibri"/>
-          <w:b w:val="false"/>
-          <w:bCs w:val="false"/>
-          <w:i w:val="false"/>
-          <w:iCs w:val="false"/>
-          <w:caps w:val="false"/>
-          <w:color w:val="1A1D23"/>
-          <w:sz w:val="19"/>
-          <w:szCs w:val="19"/>
-        </w:rPr>
-        <w:t xml:space="preserve">Trompeten in D und Pauken sind in einem Mozart-Adagio Fremdkörper. Die Entscheidung gehört heute getroffen, weil danach die Stimmen gedruckt werden.</w:t>
+        <w:t xml:space="preserve">Trompeten / Pauken   </w:t>
+      </w:r>
+      <w:r>
+        <w:rPr>
+          <w:rFonts w:ascii="Calibri" w:cs="Calibri" w:eastAsia="Calibri" w:hAnsi="Calibri"/>
+          <w:b w:val="false"/>
+          <w:bCs w:val="false"/>
+          <w:i w:val="false"/>
+          <w:iCs w:val="false"/>
+          <w:caps w:val="false"/>
+          <w:color w:val="1A1D23"/>
+          <w:sz w:val="19"/>
+          <w:szCs w:val="19"/>
+        </w:rPr>
+        <w:t xml:space="preserve">Trompeten und Pauken sind in einem Mozart-Adagio Fremdkörper. Das ist keine Notationsfrage mehr — die Stimmen liegen nach B transponiert vor —, sondern allein eine Frage der Balance: Spielen sie von Anfang an mit, oder erst, wenn sich das Stück steigert?</w:t>
       </w:r>
     </w:p>
     <w:p>
@@ -3265,7 +3265,7 @@
           <w:sz w:val="17"/>
           <w:szCs w:val="17"/>
         </w:rPr>
-        <w:t xml:space="preserve">Vorschlag: erst ab der Steigerung, nicht ab Takt 1. Beide Varianten spielen, wählen, eintragen.</w:t>
+        <w:t xml:space="preserve">Vorschlag: erst ab der Steigerung, nicht ab Takt 1. Beide Varianten spielen, wählen — und die Entscheidung heute in die vorhandenen Stimmen eintragen lassen.</w:t>
       </w:r>
     </w:p>
     <w:p>
@@ -3418,7 +3418,7 @@
           <w:sz w:val="19"/>
           <w:szCs w:val="19"/>
         </w:rPr>
-        <w:t xml:space="preserve">Nr. 1 — Trompeten in D und Pauken: ab Takt 1 oder erst ab der Steigerung?</w:t>
+        <w:t xml:space="preserve">Nr. 1 — Trompeten und Pauken: ab Takt 1 oder erst ab der Steigerung?</w:t>
       </w:r>
     </w:p>
     <w:p>
@@ -3438,7 +3438,7 @@
           <w:sz w:val="17"/>
           <w:szCs w:val="17"/>
         </w:rPr>
-        <w:t xml:space="preserve">Danach werden die Stimmen gedruckt.</w:t>
+        <w:t xml:space="preserve">Die Stimmen sind nach B transponiert schon geliefert — die Entscheidung muss nur noch hinein.</w:t>
       </w:r>
     </w:p>
     <w:p>
@@ -4048,7 +4048,7 @@
           <w:sz w:val="19"/>
           <w:szCs w:val="19"/>
         </w:rPr>
-        <w:t xml:space="preserve">Nr. 9 Solokette · Nr. 1 Trompeten in D · Nr. 10 Marcato-Block und Tonartwechsel. </w:t>
+        <w:t xml:space="preserve">Nr. 9 Solokette · Nr. 1 Trompeten und Pauken: Einsatzpunkt und Balance · Nr. 10 Marcato-Block und Tonartwechsel. </w:t>
       </w:r>
       <w:r>
         <w:rPr>

--- a/probenplanung/02_Probentage/Orchesterprobe_2026-10-09.docx
+++ b/probenplanung/02_Probentage/Orchesterprobe_2026-10-09.docx
@@ -4339,6 +4339,7 @@
       </w:r>
     </w:p>
     <w:sectPr>
+      <w:footerReference w:type="default" r:id="rId6"/>
       <w:pgSz w:w="11906" w:h="16838" w:orient="portrait"/>
       <w:pgMar w:top="1134" w:right="1134" w:bottom="1134" w:left="1134" w:header="708" w:footer="708" w:gutter="0"/>
       <w:pgNumType/>
@@ -4383,6 +4384,51 @@
     </w:p>
   </w:endnote>
 </w:endnotes>
+</file>
+
+<file path=word/footer1.xml><?xml version="1.0" encoding="utf-8"?>
+<w:ftr xmlns:wpc="http://schemas.microsoft.com/office/word/2010/wordprocessingCanvas" xmlns:mc="http://schemas.openxmlformats.org/markup-compatibility/2006" xmlns:o="urn:schemas-microsoft-com:office:office" xmlns:r="http://schemas.openxmlformats.org/officeDocument/2006/relationships" xmlns:m="http://schemas.openxmlformats.org/officeDocument/2006/math" xmlns:v="urn:schemas-microsoft-com:vml" xmlns:wp14="http://schemas.microsoft.com/office/word/2010/wordprocessingDrawing" xmlns:wp="http://schemas.openxmlformats.org/drawingml/2006/wordprocessingDrawing" xmlns:w10="urn:schemas-microsoft-com:office:word" xmlns:w="http://schemas.openxmlformats.org/wordprocessingml/2006/main" xmlns:w14="http://schemas.microsoft.com/office/word/2010/wordml" xmlns:w15="http://schemas.microsoft.com/office/word/2012/wordml" xmlns:wpg="http://schemas.microsoft.com/office/word/2010/wordprocessingGroup" xmlns:wpi="http://schemas.microsoft.com/office/word/2010/wordprocessingInk" xmlns:wne="http://schemas.microsoft.com/office/word/2006/wordml" xmlns:wps="http://schemas.microsoft.com/office/word/2010/wordprocessingShape">
+  <w:p>
+    <w:pPr>
+      <w:tabs>
+        <w:tab w:val="right" w:pos="9638"/>
+      </w:tabs>
+    </w:pPr>
+    <w:r>
+      <w:rPr>
+        <w:rFonts w:ascii="Consolas" w:cs="Consolas" w:eastAsia="Consolas" w:hAnsi="Consolas"/>
+        <w:b w:val="false"/>
+        <w:bCs w:val="false"/>
+        <w:i w:val="false"/>
+        <w:iCs w:val="false"/>
+        <w:caps w:val="false"/>
+        <w:color w:val="7A8090"/>
+        <w:sz w:val="14"/>
+        <w:szCs w:val="14"/>
+      </w:rPr>
+      <w:t xml:space="preserve">Orchesterprobe 09.10.2026 · Pfingstkonzert 2027</w:t>
+    </w:r>
+    <w:r>
+      <w:rPr>
+        <w:rFonts w:ascii="Consolas" w:cs="Consolas" w:eastAsia="Consolas" w:hAnsi="Consolas"/>
+        <w:color w:val="7A8090"/>
+        <w:sz w:val="14"/>
+        <w:szCs w:val="14"/>
+      </w:rPr>
+      <w:t xml:space="preserve">	</w:t>
+      <w:t xml:space="preserve">Seite </w:t>
+      <w:fldChar w:fldCharType="begin"/>
+      <w:instrText xml:space="preserve">PAGE</w:instrText>
+      <w:fldChar w:fldCharType="separate"/>
+      <w:fldChar w:fldCharType="end"/>
+      <w:t xml:space="preserve"> / </w:t>
+      <w:fldChar w:fldCharType="begin"/>
+      <w:instrText xml:space="preserve">NUMPAGES</w:instrText>
+      <w:fldChar w:fldCharType="separate"/>
+      <w:fldChar w:fldCharType="end"/>
+    </w:r>
+  </w:p>
+</w:ftr>
 </file>
 
 <file path=word/footnotes.xml><?xml version="1.0" encoding="utf-8"?>
